--- a/WebContent/docx/泛实体瘤188基因报告-单样本-晶赛.docx
+++ b/WebContent/docx/泛实体瘤188基因报告-单样本-晶赛.docx
@@ -4209,6 +4209,12 @@
             <w:insideH w:val="single" w:color="CCCCCC" w:sz="4" w:space="0"/>
             <w:insideV w:val="none" w:color="auto" w:sz="0" w:space="0"/>
           </w:tblBorders>
+          <w:tblCellMar>
+            <w:top w:w="113" w:type="dxa"/>
+            <w:left w:w="113" w:type="dxa"/>
+            <w:bottom w:w="113" w:type="dxa"/>
+            <w:right w:w="113" w:type="dxa"/>
+          </w:tblCellMar>
         </w:tblPrEx>
         <w:trPr>
           <w:jc w:val="center"/>
@@ -11098,18 +11104,7 @@
           <w:sz w:val="18"/>
           <w:szCs w:val="18"/>
         </w:rPr>
-        <w:t>次检测结果仅列出本次检测到的基因变异位点</w:t>
-      </w:r>
-      <w:bookmarkStart w:id="1" w:name="_GoBack"/>
-      <w:bookmarkEnd w:id="1"/>
-      <w:r>
-        <w:rPr>
-          <w:rFonts w:hint="eastAsia" w:ascii="苹方 中等" w:hAnsi="苹方 中等" w:eastAsia="苹方 中等" w:cs="苹方 中等"/>
-          <w:spacing w:val="2"/>
-          <w:sz w:val="18"/>
-          <w:szCs w:val="18"/>
-        </w:rPr>
-        <w:t>（Ⅰ类、Ⅱ类、Ⅲ类）；</w:t>
+        <w:t>次检测结果仅列出本次检测到的基因变异位点（Ⅰ类、Ⅱ类、Ⅲ类）；</w:t>
       </w:r>
     </w:p>
     <w:p>
@@ -14083,12 +14078,6 @@
             <w:insideH w:val="dotted" w:color="45A3A7" w:sz="4" w:space="0"/>
             <w:insideV w:val="dotted" w:color="45A3A7" w:sz="4" w:space="0"/>
           </w:tblBorders>
-          <w:tblCellMar>
-            <w:top w:w="0" w:type="dxa"/>
-            <w:left w:w="108" w:type="dxa"/>
-            <w:bottom w:w="0" w:type="dxa"/>
-            <w:right w:w="108" w:type="dxa"/>
-          </w:tblCellMar>
         </w:tblPrEx>
         <w:trPr>
           <w:trHeight w:val="417" w:hRule="atLeast"/>
@@ -24251,6 +24240,40 @@
             </w:pPr>
             <w:r>
               <w:rPr>
+                <w:rFonts w:hint="eastAsia" w:ascii="Times New Roman" w:hAnsi="Times New Roman" w:eastAsia="微软雅黑" w:cs="黑体"/>
+                <w:sz w:val="21"/>
+                <w:lang w:eastAsia="zh-CN"/>
+              </w:rPr>
+              <w:t xml:space="preserve">{% if summaryOfRresults.type == </w:t>
+            </w:r>
+            <w:r>
+              <w:rPr>
+                <w:rFonts w:ascii="Times New Roman" w:hAnsi="Times New Roman" w:eastAsia="微软雅黑" w:cs="黑体"/>
+                <w:sz w:val="21"/>
+                <w:lang w:eastAsia="zh-CN"/>
+              </w:rPr>
+              <w:t>“tissu</w:t>
+            </w:r>
+            <w:bookmarkStart w:id="1" w:name="_GoBack"/>
+            <w:bookmarkEnd w:id="1"/>
+            <w:r>
+              <w:rPr>
+                <w:rFonts w:ascii="Times New Roman" w:hAnsi="Times New Roman" w:eastAsia="微软雅黑" w:cs="黑体"/>
+                <w:sz w:val="21"/>
+                <w:lang w:eastAsia="zh-CN"/>
+              </w:rPr>
+              <w:t>e”</w:t>
+            </w:r>
+            <w:r>
+              <w:rPr>
+                <w:rFonts w:hint="eastAsia" w:ascii="Times New Roman" w:hAnsi="Times New Roman" w:eastAsia="微软雅黑" w:cs="黑体"/>
+                <w:sz w:val="21"/>
+                <w:lang w:eastAsia="zh-CN"/>
+              </w:rPr>
+              <w:t xml:space="preserve"> %}</w:t>
+            </w:r>
+            <w:r>
+              <w:rPr>
                 <w:rFonts w:hint="eastAsia" w:ascii="微软雅黑" w:hAnsi="微软雅黑" w:eastAsia="微软雅黑" w:cs="微软雅黑"/>
                 <w:sz w:val="21"/>
                 <w:szCs w:val="21"/>
@@ -24266,6 +24289,50 @@
                 <w:lang w:eastAsia="zh-CN" w:bidi="ar"/>
               </w:rPr>
               <w:t>500</w:t>
+            </w:r>
+            <w:r>
+              <w:rPr>
+                <w:rFonts w:hint="eastAsia" w:ascii="Times New Roman" w:hAnsi="Times New Roman" w:eastAsia="微软雅黑" w:cs="黑体"/>
+                <w:sz w:val="21"/>
+                <w:lang w:eastAsia="zh-CN"/>
+              </w:rPr>
+              <w:t>{% else %}</w:t>
+            </w:r>
+            <w:r>
+              <w:rPr>
+                <w:rFonts w:hint="eastAsia" w:ascii="微软雅黑" w:hAnsi="微软雅黑" w:eastAsia="微软雅黑" w:cs="微软雅黑"/>
+                <w:sz w:val="21"/>
+                <w:szCs w:val="21"/>
+                <w:lang w:eastAsia="zh-CN" w:bidi="ar"/>
+              </w:rPr>
+              <w:t>≥</w:t>
+            </w:r>
+            <w:r>
+              <w:rPr>
+                <w:rFonts w:hint="eastAsia" w:ascii="Times New Roman" w:hAnsi="Times New Roman" w:cs="Times New Roman"/>
+                <w:color w:val="000000"/>
+                <w:sz w:val="21"/>
+                <w:szCs w:val="21"/>
+                <w:lang w:eastAsia="zh-CN"/>
+              </w:rPr>
+              <w:t>15</w:t>
+            </w:r>
+            <w:r>
+              <w:rPr>
+                <w:rFonts w:ascii="Times New Roman" w:hAnsi="Times New Roman" w:cs="Times New Roman"/>
+                <w:color w:val="000000"/>
+                <w:sz w:val="21"/>
+                <w:szCs w:val="21"/>
+              </w:rPr>
+              <w:t>00</w:t>
+            </w:r>
+            <w:r>
+              <w:rPr>
+                <w:rFonts w:hint="eastAsia" w:ascii="Times New Roman" w:hAnsi="Times New Roman" w:eastAsia="微软雅黑" w:cs="黑体"/>
+                <w:sz w:val="21"/>
+                <w:lang w:eastAsia="zh-CN"/>
+              </w:rPr>
+              <w:t>{% endif %}</w:t>
             </w:r>
           </w:p>
         </w:tc>
@@ -24385,30 +24452,6 @@
             </w:pPr>
             <w:r>
               <w:rPr>
-                <w:rFonts w:hint="eastAsia" w:ascii="Times New Roman" w:hAnsi="Times New Roman" w:eastAsia="微软雅黑" w:cs="黑体"/>
-                <w:sz w:val="21"/>
-                <w:lang w:eastAsia="zh-CN"/>
-              </w:rPr>
-              <w:t xml:space="preserve">{% if summaryOfRresults.type == </w:t>
-            </w:r>
-            <w:r>
-              <w:rPr>
-                <w:rFonts w:ascii="Times New Roman" w:hAnsi="Times New Roman" w:eastAsia="微软雅黑" w:cs="黑体"/>
-                <w:sz w:val="21"/>
-                <w:lang w:eastAsia="zh-CN"/>
-              </w:rPr>
-              <w:t>“tissue”</w:t>
-            </w:r>
-            <w:r>
-              <w:rPr>
-                <w:rFonts w:hint="eastAsia" w:ascii="Times New Roman" w:hAnsi="Times New Roman" w:eastAsia="微软雅黑" w:cs="黑体"/>
-                <w:sz w:val="21"/>
-                <w:lang w:eastAsia="zh-CN"/>
-              </w:rPr>
-              <w:t xml:space="preserve"> %}</w:t>
-            </w:r>
-            <w:r>
-              <w:rPr>
                 <w:rFonts w:hint="eastAsia" w:ascii="微软雅黑" w:hAnsi="微软雅黑" w:eastAsia="微软雅黑" w:cs="微软雅黑"/>
                 <w:sz w:val="21"/>
                 <w:szCs w:val="21"/>
@@ -24423,51 +24466,7 @@
                 <w:szCs w:val="21"/>
                 <w:lang w:eastAsia="zh-CN" w:bidi="ar"/>
               </w:rPr>
-              <w:t>500</w:t>
-            </w:r>
-            <w:r>
-              <w:rPr>
-                <w:rFonts w:hint="eastAsia" w:ascii="Times New Roman" w:hAnsi="Times New Roman" w:eastAsia="微软雅黑" w:cs="黑体"/>
-                <w:sz w:val="21"/>
-                <w:lang w:eastAsia="zh-CN"/>
-              </w:rPr>
-              <w:t>{% else %}</w:t>
-            </w:r>
-            <w:r>
-              <w:rPr>
-                <w:rFonts w:hint="eastAsia" w:ascii="微软雅黑" w:hAnsi="微软雅黑" w:eastAsia="微软雅黑" w:cs="微软雅黑"/>
-                <w:sz w:val="21"/>
-                <w:szCs w:val="21"/>
-                <w:lang w:eastAsia="zh-CN" w:bidi="ar"/>
-              </w:rPr>
-              <w:t>≥</w:t>
-            </w:r>
-            <w:r>
-              <w:rPr>
-                <w:rFonts w:hint="eastAsia" w:ascii="Times New Roman" w:hAnsi="Times New Roman" w:cs="Times New Roman"/>
-                <w:color w:val="000000"/>
-                <w:sz w:val="21"/>
-                <w:szCs w:val="21"/>
-                <w:lang w:eastAsia="zh-CN"/>
-              </w:rPr>
-              <w:t>15</w:t>
-            </w:r>
-            <w:r>
-              <w:rPr>
-                <w:rFonts w:ascii="Times New Roman" w:hAnsi="Times New Roman" w:cs="Times New Roman"/>
-                <w:color w:val="000000"/>
-                <w:sz w:val="21"/>
-                <w:szCs w:val="21"/>
-              </w:rPr>
-              <w:t>00</w:t>
-            </w:r>
-            <w:r>
-              <w:rPr>
-                <w:rFonts w:hint="eastAsia" w:ascii="Times New Roman" w:hAnsi="Times New Roman" w:eastAsia="微软雅黑" w:cs="黑体"/>
-                <w:sz w:val="21"/>
-                <w:lang w:eastAsia="zh-CN"/>
-              </w:rPr>
-              <w:t>{% endif %}</w:t>
+              <w:t>90%</w:t>
             </w:r>
           </w:p>
         </w:tc>

--- a/WebContent/docx/泛实体瘤188基因报告-单样本-晶赛.docx
+++ b/WebContent/docx/泛实体瘤188基因报告-单样本-晶赛.docx
@@ -3642,6 +3642,7 @@
         <w:tc>
           <w:tcPr>
             <w:tcW w:w="1527" w:type="dxa"/>
+            <w:vMerge w:val="restart"/>
             <w:shd w:val="pct15" w:color="FFFFFF" w:themeColor="background1" w:fill="auto"/>
             <w:vAlign w:val="center"/>
           </w:tcPr>
@@ -3774,6 +3775,467 @@
                 <w:lang w:eastAsia="zh-CN"/>
               </w:rPr>
               <w:t>{{summaryOfRresults.msi_status_state}}</w:t>
+            </w:r>
+          </w:p>
+        </w:tc>
+      </w:tr>
+      <w:tr>
+        <w:tblPrEx>
+          <w:tblBorders>
+            <w:top w:val="single" w:color="D7D7D7" w:sz="4" w:space="0"/>
+            <w:left w:val="single" w:color="D7D7D7" w:sz="4" w:space="0"/>
+            <w:bottom w:val="single" w:color="D7D7D7" w:sz="4" w:space="0"/>
+            <w:right w:val="single" w:color="D7D7D7" w:sz="4" w:space="0"/>
+            <w:insideH w:val="single" w:color="D7D7D7" w:sz="4" w:space="0"/>
+            <w:insideV w:val="single" w:color="D7D7D7" w:sz="4" w:space="0"/>
+          </w:tblBorders>
+          <w:tblCellMar>
+            <w:top w:w="0" w:type="dxa"/>
+            <w:left w:w="0" w:type="dxa"/>
+            <w:bottom w:w="0" w:type="dxa"/>
+            <w:right w:w="0" w:type="dxa"/>
+          </w:tblCellMar>
+        </w:tblPrEx>
+        <w:trPr>
+          <w:trHeight w:val="674" w:hRule="atLeast"/>
+        </w:trPr>
+        <w:tc>
+          <w:tcPr>
+            <w:tcW w:w="1527" w:type="dxa"/>
+            <w:vMerge w:val="continue"/>
+            <w:shd w:val="pct15" w:color="FFFFFF" w:themeColor="background1" w:fill="auto"/>
+            <w:vAlign w:val="center"/>
+          </w:tcPr>
+          <w:p>
+            <w:pPr>
+              <w:pStyle w:val="45"/>
+              <w:keepNext w:val="0"/>
+              <w:keepLines w:val="0"/>
+              <w:pageBreakBefore w:val="0"/>
+              <w:widowControl w:val="0"/>
+              <w:kinsoku/>
+              <w:wordWrap/>
+              <w:overflowPunct/>
+              <w:topLinePunct w:val="0"/>
+              <w:autoSpaceDE/>
+              <w:autoSpaceDN/>
+              <w:bidi w:val="0"/>
+              <w:adjustRightInd/>
+              <w:snapToGrid/>
+              <w:ind w:left="119"/>
+              <w:textAlignment w:val="auto"/>
+              <w:rPr>
+                <w:rFonts w:ascii="Times New Roman" w:hAnsi="Times New Roman" w:eastAsia="微软雅黑" w:cs="Times New Roman"/>
+                <w:b/>
+                <w:bCs/>
+                <w:sz w:val="21"/>
+                <w:szCs w:val="21"/>
+                <w:lang w:eastAsia="zh-CN"/>
+              </w:rPr>
+            </w:pPr>
+          </w:p>
+        </w:tc>
+        <w:tc>
+          <w:tcPr>
+            <w:tcW w:w="8684" w:type="dxa"/>
+            <w:gridSpan w:val="2"/>
+            <w:shd w:val="pct15" w:color="FFFFFF" w:themeColor="background1" w:fill="auto"/>
+            <w:vAlign w:val="center"/>
+          </w:tcPr>
+          <w:p>
+            <w:pPr>
+              <w:pStyle w:val="45"/>
+              <w:keepNext w:val="0"/>
+              <w:keepLines w:val="0"/>
+              <w:pageBreakBefore w:val="0"/>
+              <w:widowControl w:val="0"/>
+              <w:kinsoku/>
+              <w:wordWrap/>
+              <w:overflowPunct/>
+              <w:topLinePunct w:val="0"/>
+              <w:autoSpaceDE/>
+              <w:autoSpaceDN/>
+              <w:bidi w:val="0"/>
+              <w:adjustRightInd/>
+              <w:snapToGrid/>
+              <w:spacing w:before="100" w:line="187" w:lineRule="auto"/>
+              <w:ind w:left="119" w:right="119"/>
+              <w:textAlignment w:val="auto"/>
+              <w:rPr>
+                <w:rFonts w:hint="eastAsia" w:ascii="Times New Roman" w:hAnsi="Times New Roman" w:eastAsia="微软雅黑" w:cs="Times New Roman"/>
+                <w:sz w:val="21"/>
+                <w:szCs w:val="21"/>
+                <w:lang w:eastAsia="zh-CN"/>
+              </w:rPr>
+            </w:pPr>
+            <w:r>
+              <w:rPr>
+                <w:rFonts w:hint="eastAsia" w:ascii="Times New Roman" w:hAnsi="Times New Roman" w:eastAsia="微软雅黑" w:cs="Times New Roman"/>
+                <w:b/>
+                <w:bCs/>
+                <w:sz w:val="21"/>
+                <w:szCs w:val="21"/>
+                <w:lang w:eastAsia="zh-CN"/>
+              </w:rPr>
+              <w:t>{%tr if PDInfo != undefined %}</w:t>
+            </w:r>
+          </w:p>
+        </w:tc>
+      </w:tr>
+      <w:tr>
+        <w:tblPrEx>
+          <w:tblBorders>
+            <w:top w:val="single" w:color="D7D7D7" w:sz="4" w:space="0"/>
+            <w:left w:val="single" w:color="D7D7D7" w:sz="4" w:space="0"/>
+            <w:bottom w:val="single" w:color="D7D7D7" w:sz="4" w:space="0"/>
+            <w:right w:val="single" w:color="D7D7D7" w:sz="4" w:space="0"/>
+            <w:insideH w:val="single" w:color="D7D7D7" w:sz="4" w:space="0"/>
+            <w:insideV w:val="single" w:color="D7D7D7" w:sz="4" w:space="0"/>
+          </w:tblBorders>
+          <w:tblCellMar>
+            <w:top w:w="0" w:type="dxa"/>
+            <w:left w:w="0" w:type="dxa"/>
+            <w:bottom w:w="0" w:type="dxa"/>
+            <w:right w:w="0" w:type="dxa"/>
+          </w:tblCellMar>
+        </w:tblPrEx>
+        <w:trPr>
+          <w:trHeight w:val="674" w:hRule="atLeast"/>
+        </w:trPr>
+        <w:tc>
+          <w:tcPr>
+            <w:tcW w:w="1527" w:type="dxa"/>
+            <w:vMerge w:val="continue"/>
+            <w:shd w:val="pct15" w:color="FFFFFF" w:themeColor="background1" w:fill="auto"/>
+            <w:vAlign w:val="center"/>
+          </w:tcPr>
+          <w:p>
+            <w:pPr>
+              <w:pStyle w:val="45"/>
+              <w:keepNext w:val="0"/>
+              <w:keepLines w:val="0"/>
+              <w:pageBreakBefore w:val="0"/>
+              <w:widowControl w:val="0"/>
+              <w:kinsoku/>
+              <w:wordWrap/>
+              <w:overflowPunct/>
+              <w:topLinePunct w:val="0"/>
+              <w:autoSpaceDE/>
+              <w:autoSpaceDN/>
+              <w:bidi w:val="0"/>
+              <w:adjustRightInd/>
+              <w:snapToGrid/>
+              <w:ind w:left="119"/>
+              <w:textAlignment w:val="auto"/>
+              <w:rPr>
+                <w:rFonts w:ascii="Times New Roman" w:hAnsi="Times New Roman" w:eastAsia="微软雅黑" w:cs="Times New Roman"/>
+                <w:b/>
+                <w:bCs/>
+                <w:sz w:val="21"/>
+                <w:szCs w:val="21"/>
+                <w:lang w:eastAsia="zh-CN"/>
+              </w:rPr>
+            </w:pPr>
+          </w:p>
+        </w:tc>
+        <w:tc>
+          <w:tcPr>
+            <w:tcW w:w="3212" w:type="dxa"/>
+            <w:shd w:val="pct15" w:color="FFFFFF" w:themeColor="background1" w:fill="auto"/>
+            <w:vAlign w:val="center"/>
+          </w:tcPr>
+          <w:p>
+            <w:pPr>
+              <w:keepNext w:val="0"/>
+              <w:keepLines w:val="0"/>
+              <w:pageBreakBefore w:val="0"/>
+              <w:widowControl w:val="0"/>
+              <w:kinsoku/>
+              <w:wordWrap/>
+              <w:overflowPunct/>
+              <w:topLinePunct w:val="0"/>
+              <w:autoSpaceDE/>
+              <w:autoSpaceDN/>
+              <w:bidi w:val="0"/>
+              <w:adjustRightInd/>
+              <w:snapToGrid/>
+              <w:spacing w:before="77"/>
+              <w:ind w:left="119"/>
+              <w:textAlignment w:val="auto"/>
+              <w:rPr>
+                <w:rFonts w:ascii="Times New Roman" w:hAnsi="Times New Roman" w:eastAsia="微软雅黑" w:cs="黑体"/>
+                <w:b/>
+                <w:bCs/>
+                <w:sz w:val="21"/>
+                <w:highlight w:val="none"/>
+                <w:lang w:eastAsia="zh-CN"/>
+              </w:rPr>
+            </w:pPr>
+            <w:r>
+              <w:rPr>
+                <w:rFonts w:hint="eastAsia" w:ascii="Times New Roman" w:hAnsi="Times New Roman" w:eastAsia="微软雅黑" w:cs="Times New Roman"/>
+                <w:b/>
+                <w:bCs/>
+                <w:sz w:val="21"/>
+                <w:szCs w:val="21"/>
+                <w:highlight w:val="none"/>
+                <w:lang w:val="en-US" w:eastAsia="zh-CN" w:bidi="ar"/>
+              </w:rPr>
+              <w:t>{{ PDInfo.test_item }}</w:t>
+            </w:r>
+          </w:p>
+        </w:tc>
+        <w:tc>
+          <w:tcPr>
+            <w:tcW w:w="5472" w:type="dxa"/>
+            <w:shd w:val="pct15" w:color="FFFFFF" w:themeColor="background1" w:fill="auto"/>
+            <w:vAlign w:val="center"/>
+          </w:tcPr>
+          <w:p>
+            <w:pPr>
+              <w:pStyle w:val="45"/>
+              <w:keepNext w:val="0"/>
+              <w:keepLines w:val="0"/>
+              <w:pageBreakBefore w:val="0"/>
+              <w:widowControl w:val="0"/>
+              <w:kinsoku/>
+              <w:wordWrap/>
+              <w:overflowPunct/>
+              <w:topLinePunct w:val="0"/>
+              <w:autoSpaceDE/>
+              <w:autoSpaceDN/>
+              <w:bidi w:val="0"/>
+              <w:adjustRightInd/>
+              <w:snapToGrid/>
+              <w:spacing w:before="100" w:line="187" w:lineRule="auto"/>
+              <w:ind w:left="119" w:right="119"/>
+              <w:textAlignment w:val="auto"/>
+              <w:rPr>
+                <w:rFonts w:hint="eastAsia" w:ascii="Times New Roman" w:hAnsi="Times New Roman" w:eastAsia="微软雅黑" w:cs="Times New Roman"/>
+                <w:sz w:val="21"/>
+                <w:szCs w:val="21"/>
+                <w:lang w:eastAsia="zh-CN"/>
+              </w:rPr>
+            </w:pPr>
+            <w:r>
+              <w:rPr>
+                <w:rFonts w:hint="eastAsia" w:ascii="Times New Roman" w:hAnsi="Times New Roman" w:eastAsia="微软雅黑" w:cs="Times New Roman"/>
+                <w:sz w:val="21"/>
+                <w:szCs w:val="21"/>
+                <w:lang w:eastAsia="zh-CN"/>
+              </w:rPr>
+              <w:t>T</w:t>
+            </w:r>
+            <w:r>
+              <w:rPr>
+                <w:rFonts w:ascii="Times New Roman" w:hAnsi="Times New Roman" w:eastAsia="微软雅黑" w:cs="Times New Roman"/>
+                <w:sz w:val="21"/>
+                <w:szCs w:val="21"/>
+                <w:lang w:eastAsia="zh-CN"/>
+              </w:rPr>
+              <w:t>PS</w:t>
+            </w:r>
+            <w:r>
+              <w:rPr>
+                <w:rFonts w:hint="eastAsia" w:ascii="Times New Roman" w:hAnsi="Times New Roman" w:eastAsia="微软雅黑" w:cs="Times New Roman"/>
+                <w:sz w:val="21"/>
+                <w:szCs w:val="21"/>
+                <w:lang w:eastAsia="zh-CN"/>
+              </w:rPr>
+              <w:t>:</w:t>
+            </w:r>
+            <w:r>
+              <w:rPr>
+                <w:rFonts w:ascii="Times New Roman" w:hAnsi="Times New Roman" w:eastAsia="微软雅黑" w:cs="Times New Roman"/>
+                <w:sz w:val="21"/>
+                <w:szCs w:val="21"/>
+                <w:lang w:eastAsia="zh-CN"/>
+              </w:rPr>
+              <w:t xml:space="preserve"> </w:t>
+            </w:r>
+            <w:r>
+              <w:rPr>
+                <w:rFonts w:hint="eastAsia" w:ascii="Times New Roman" w:hAnsi="Times New Roman" w:eastAsia="微软雅黑" w:cs="Times New Roman"/>
+                <w:sz w:val="21"/>
+                <w:szCs w:val="21"/>
+                <w:lang w:eastAsia="zh-CN"/>
+              </w:rPr>
+              <w:t>{{</w:t>
+            </w:r>
+            <w:r>
+              <w:rPr>
+                <w:rFonts w:ascii="Times New Roman" w:hAnsi="Times New Roman" w:eastAsia="微软雅黑" w:cs="Times New Roman"/>
+                <w:sz w:val="21"/>
+                <w:szCs w:val="21"/>
+                <w:lang w:eastAsia="zh-CN"/>
+              </w:rPr>
+              <w:t xml:space="preserve"> PDInfo</w:t>
+            </w:r>
+            <w:r>
+              <w:rPr>
+                <w:rFonts w:hint="eastAsia" w:ascii="Times New Roman" w:hAnsi="Times New Roman" w:eastAsia="微软雅黑" w:cs="Times New Roman"/>
+                <w:sz w:val="21"/>
+                <w:szCs w:val="21"/>
+                <w:lang w:eastAsia="zh-CN"/>
+              </w:rPr>
+              <w:t>.TPS }}，</w:t>
+            </w:r>
+            <w:r>
+              <w:rPr>
+                <w:rFonts w:ascii="Times New Roman" w:hAnsi="Times New Roman" w:eastAsia="微软雅黑" w:cs="Times New Roman"/>
+                <w:sz w:val="21"/>
+                <w:szCs w:val="21"/>
+                <w:lang w:eastAsia="zh-CN"/>
+              </w:rPr>
+              <w:t xml:space="preserve"> CPS </w:t>
+            </w:r>
+            <w:r>
+              <w:rPr>
+                <w:rFonts w:hint="eastAsia" w:ascii="Times New Roman" w:hAnsi="Times New Roman" w:eastAsia="微软雅黑" w:cs="Times New Roman"/>
+                <w:sz w:val="21"/>
+                <w:szCs w:val="21"/>
+                <w:lang w:eastAsia="zh-CN"/>
+              </w:rPr>
+              <w:t>:</w:t>
+            </w:r>
+            <w:r>
+              <w:rPr>
+                <w:rFonts w:ascii="Times New Roman" w:hAnsi="Times New Roman" w:eastAsia="微软雅黑" w:cs="Times New Roman"/>
+                <w:sz w:val="21"/>
+                <w:szCs w:val="21"/>
+                <w:lang w:eastAsia="zh-CN"/>
+              </w:rPr>
+              <w:t xml:space="preserve"> </w:t>
+            </w:r>
+            <w:r>
+              <w:rPr>
+                <w:rFonts w:hint="eastAsia" w:ascii="Times New Roman" w:hAnsi="Times New Roman" w:eastAsia="微软雅黑" w:cs="Times New Roman"/>
+                <w:sz w:val="21"/>
+                <w:szCs w:val="21"/>
+                <w:lang w:eastAsia="zh-CN"/>
+              </w:rPr>
+              <w:t>{{</w:t>
+            </w:r>
+            <w:r>
+              <w:rPr>
+                <w:rFonts w:ascii="Times New Roman" w:hAnsi="Times New Roman" w:eastAsia="微软雅黑" w:cs="Times New Roman"/>
+                <w:sz w:val="21"/>
+                <w:szCs w:val="21"/>
+                <w:lang w:eastAsia="zh-CN"/>
+              </w:rPr>
+              <w:t xml:space="preserve"> PDInfo</w:t>
+            </w:r>
+            <w:r>
+              <w:rPr>
+                <w:rFonts w:hint="eastAsia" w:ascii="Times New Roman" w:hAnsi="Times New Roman" w:eastAsia="微软雅黑" w:cs="Times New Roman"/>
+                <w:sz w:val="21"/>
+                <w:szCs w:val="21"/>
+                <w:lang w:eastAsia="zh-CN"/>
+              </w:rPr>
+              <w:t>.CPS }}</w:t>
+            </w:r>
+          </w:p>
+        </w:tc>
+      </w:tr>
+      <w:tr>
+        <w:tblPrEx>
+          <w:tblBorders>
+            <w:top w:val="single" w:color="D7D7D7" w:sz="4" w:space="0"/>
+            <w:left w:val="single" w:color="D7D7D7" w:sz="4" w:space="0"/>
+            <w:bottom w:val="single" w:color="D7D7D7" w:sz="4" w:space="0"/>
+            <w:right w:val="single" w:color="D7D7D7" w:sz="4" w:space="0"/>
+            <w:insideH w:val="single" w:color="D7D7D7" w:sz="4" w:space="0"/>
+            <w:insideV w:val="single" w:color="D7D7D7" w:sz="4" w:space="0"/>
+          </w:tblBorders>
+          <w:tblCellMar>
+            <w:top w:w="0" w:type="dxa"/>
+            <w:left w:w="0" w:type="dxa"/>
+            <w:bottom w:w="0" w:type="dxa"/>
+            <w:right w:w="0" w:type="dxa"/>
+          </w:tblCellMar>
+        </w:tblPrEx>
+        <w:trPr>
+          <w:trHeight w:val="674" w:hRule="atLeast"/>
+        </w:trPr>
+        <w:tc>
+          <w:tcPr>
+            <w:tcW w:w="1527" w:type="dxa"/>
+            <w:vMerge w:val="continue"/>
+            <w:shd w:val="pct15" w:color="FFFFFF" w:themeColor="background1" w:fill="auto"/>
+            <w:vAlign w:val="center"/>
+          </w:tcPr>
+          <w:p>
+            <w:pPr>
+              <w:pStyle w:val="45"/>
+              <w:keepNext w:val="0"/>
+              <w:keepLines w:val="0"/>
+              <w:pageBreakBefore w:val="0"/>
+              <w:widowControl w:val="0"/>
+              <w:kinsoku/>
+              <w:wordWrap/>
+              <w:overflowPunct/>
+              <w:topLinePunct w:val="0"/>
+              <w:autoSpaceDE/>
+              <w:autoSpaceDN/>
+              <w:bidi w:val="0"/>
+              <w:adjustRightInd/>
+              <w:snapToGrid/>
+              <w:ind w:left="119"/>
+              <w:textAlignment w:val="auto"/>
+              <w:rPr>
+                <w:rFonts w:ascii="Times New Roman" w:hAnsi="Times New Roman" w:eastAsia="微软雅黑" w:cs="Times New Roman"/>
+                <w:b/>
+                <w:bCs/>
+                <w:sz w:val="21"/>
+                <w:szCs w:val="21"/>
+                <w:lang w:eastAsia="zh-CN"/>
+              </w:rPr>
+            </w:pPr>
+          </w:p>
+        </w:tc>
+        <w:tc>
+          <w:tcPr>
+            <w:tcW w:w="8684" w:type="dxa"/>
+            <w:gridSpan w:val="2"/>
+            <w:shd w:val="pct15" w:color="FFFFFF" w:themeColor="background1" w:fill="auto"/>
+            <w:vAlign w:val="center"/>
+          </w:tcPr>
+          <w:p>
+            <w:pPr>
+              <w:pStyle w:val="45"/>
+              <w:keepNext w:val="0"/>
+              <w:keepLines w:val="0"/>
+              <w:pageBreakBefore w:val="0"/>
+              <w:widowControl w:val="0"/>
+              <w:kinsoku/>
+              <w:wordWrap/>
+              <w:overflowPunct/>
+              <w:topLinePunct w:val="0"/>
+              <w:autoSpaceDE/>
+              <w:autoSpaceDN/>
+              <w:bidi w:val="0"/>
+              <w:adjustRightInd/>
+              <w:snapToGrid/>
+              <w:spacing w:before="100" w:line="187" w:lineRule="auto"/>
+              <w:ind w:left="119" w:right="119"/>
+              <w:textAlignment w:val="auto"/>
+              <w:rPr>
+                <w:rFonts w:hint="eastAsia" w:ascii="Times New Roman" w:hAnsi="Times New Roman" w:eastAsia="微软雅黑" w:cs="Times New Roman"/>
+                <w:sz w:val="21"/>
+                <w:szCs w:val="21"/>
+                <w:lang w:eastAsia="zh-CN"/>
+              </w:rPr>
+            </w:pPr>
+            <w:r>
+              <w:rPr>
+                <w:rFonts w:hint="eastAsia" w:ascii="Times New Roman" w:hAnsi="Times New Roman" w:eastAsia="微软雅黑" w:cs="Times New Roman"/>
+                <w:b/>
+                <w:bCs/>
+                <w:sz w:val="21"/>
+                <w:szCs w:val="21"/>
+                <w:lang w:eastAsia="zh-CN"/>
+              </w:rPr>
+              <w:t>{%tr endif %}</w:t>
             </w:r>
           </w:p>
         </w:tc>
@@ -6662,7 +7124,7 @@
               <w:keepLines w:val="0"/>
               <w:widowControl/>
               <w:suppressLineNumbers w:val="0"/>
-              <w:jc w:val="left"/>
+              <w:jc w:val="center"/>
               <w:rPr>
                 <w:rStyle w:val="50"/>
                 <w:rFonts w:eastAsia="微软雅黑"/>
@@ -6686,7 +7148,8 @@
         </w:tc>
         <w:tc>
           <w:tcPr>
-            <w:tcW w:w="2623" w:type="dxa"/>
+            <w:tcW w:w="6068" w:type="dxa"/>
+            <w:gridSpan w:val="2"/>
             <w:tcBorders>
               <w:top w:val="single" w:color="D7D7D7" w:themeColor="background1" w:themeShade="D8" w:sz="4" w:space="0"/>
               <w:left w:val="single" w:color="D7D7D7" w:themeColor="background1" w:themeShade="D8" w:sz="4" w:space="0"/>
@@ -6698,135 +7161,6 @@
           </w:tcPr>
           <w:p>
             <w:pPr>
-              <w:widowControl/>
-              <w:snapToGrid w:val="0"/>
-              <w:jc w:val="center"/>
-              <w:textAlignment w:val="center"/>
-              <w:rPr>
-                <w:rFonts w:hint="eastAsia" w:ascii="Times New Roman" w:hAnsi="Times New Roman" w:eastAsia="微软雅黑" w:cs="Times New Roman"/>
-                <w:sz w:val="21"/>
-                <w:szCs w:val="21"/>
-                <w:highlight w:val="yellow"/>
-                <w:lang w:eastAsia="zh-CN"/>
-              </w:rPr>
-            </w:pPr>
-            <w:r>
-              <w:rPr>
-                <w:rFonts w:hint="eastAsia" w:ascii="Times New Roman" w:hAnsi="Times New Roman" w:eastAsia="微软雅黑" w:cs="Times New Roman"/>
-                <w:sz w:val="21"/>
-                <w:szCs w:val="21"/>
-                <w:highlight w:val="none"/>
-                <w:lang w:eastAsia="zh-CN"/>
-              </w:rPr>
-              <w:t>TPS</w:t>
-            </w:r>
-            <w:r>
-              <w:rPr>
-                <w:rFonts w:hint="default" w:ascii="Times New Roman" w:hAnsi="Times New Roman" w:eastAsia="微软雅黑" w:cs="Times New Roman"/>
-                <w:sz w:val="21"/>
-                <w:szCs w:val="21"/>
-                <w:highlight w:val="none"/>
-                <w:lang w:val="en-US" w:eastAsia="zh-CN"/>
-              </w:rPr>
-              <w:t>:</w:t>
-            </w:r>
-            <w:r>
-              <w:rPr>
-                <w:rFonts w:hint="eastAsia" w:ascii="Times New Roman" w:hAnsi="Times New Roman" w:eastAsia="微软雅黑" w:cs="Times New Roman"/>
-                <w:sz w:val="21"/>
-                <w:szCs w:val="21"/>
-                <w:lang w:eastAsia="zh-CN"/>
-              </w:rPr>
-              <w:t>{{</w:t>
-            </w:r>
-            <w:r>
-              <w:rPr>
-                <w:rFonts w:ascii="Times New Roman" w:hAnsi="Times New Roman" w:eastAsia="微软雅黑" w:cs="Times New Roman"/>
-                <w:sz w:val="21"/>
-                <w:szCs w:val="21"/>
-                <w:lang w:eastAsia="zh-CN"/>
-              </w:rPr>
-              <w:t xml:space="preserve"> PDInfo</w:t>
-            </w:r>
-            <w:r>
-              <w:rPr>
-                <w:rFonts w:hint="eastAsia" w:ascii="Times New Roman" w:hAnsi="Times New Roman" w:eastAsia="微软雅黑" w:cs="Times New Roman"/>
-                <w:sz w:val="21"/>
-                <w:szCs w:val="21"/>
-                <w:lang w:eastAsia="zh-CN"/>
-              </w:rPr>
-              <w:t>.TPS }}，</w:t>
-            </w:r>
-            <w:r>
-              <w:rPr>
-                <w:rFonts w:ascii="Times New Roman" w:hAnsi="Times New Roman" w:eastAsia="微软雅黑" w:cs="Times New Roman"/>
-                <w:sz w:val="21"/>
-                <w:szCs w:val="21"/>
-                <w:lang w:eastAsia="zh-CN"/>
-              </w:rPr>
-              <w:t xml:space="preserve"> CPS </w:t>
-            </w:r>
-            <w:r>
-              <w:rPr>
-                <w:rFonts w:hint="eastAsia" w:ascii="Times New Roman" w:hAnsi="Times New Roman" w:eastAsia="微软雅黑" w:cs="Times New Roman"/>
-                <w:sz w:val="21"/>
-                <w:szCs w:val="21"/>
-                <w:lang w:eastAsia="zh-CN"/>
-              </w:rPr>
-              <w:t>:</w:t>
-            </w:r>
-            <w:r>
-              <w:rPr>
-                <w:rFonts w:ascii="Times New Roman" w:hAnsi="Times New Roman" w:eastAsia="微软雅黑" w:cs="Times New Roman"/>
-                <w:sz w:val="21"/>
-                <w:szCs w:val="21"/>
-                <w:lang w:eastAsia="zh-CN"/>
-              </w:rPr>
-              <w:t xml:space="preserve"> </w:t>
-            </w:r>
-            <w:r>
-              <w:rPr>
-                <w:rFonts w:hint="eastAsia" w:ascii="Times New Roman" w:hAnsi="Times New Roman" w:eastAsia="微软雅黑" w:cs="Times New Roman"/>
-                <w:sz w:val="21"/>
-                <w:szCs w:val="21"/>
-                <w:lang w:eastAsia="zh-CN"/>
-              </w:rPr>
-              <w:t>{{</w:t>
-            </w:r>
-            <w:r>
-              <w:rPr>
-                <w:rFonts w:ascii="Times New Roman" w:hAnsi="Times New Roman" w:eastAsia="微软雅黑" w:cs="Times New Roman"/>
-                <w:sz w:val="21"/>
-                <w:szCs w:val="21"/>
-                <w:lang w:eastAsia="zh-CN"/>
-              </w:rPr>
-              <w:t xml:space="preserve"> PDInfo</w:t>
-            </w:r>
-            <w:r>
-              <w:rPr>
-                <w:rFonts w:hint="eastAsia" w:ascii="Times New Roman" w:hAnsi="Times New Roman" w:eastAsia="微软雅黑" w:cs="Times New Roman"/>
-                <w:sz w:val="21"/>
-                <w:szCs w:val="21"/>
-                <w:lang w:eastAsia="zh-CN"/>
-              </w:rPr>
-              <w:t>.CPS }}</w:t>
-            </w:r>
-          </w:p>
-        </w:tc>
-        <w:tc>
-          <w:tcPr>
-            <w:tcW w:w="3445" w:type="dxa"/>
-            <w:tcBorders>
-              <w:top w:val="single" w:color="D7D7D7" w:themeColor="background1" w:themeShade="D8" w:sz="4" w:space="0"/>
-              <w:left w:val="single" w:color="D7D7D7" w:themeColor="background1" w:themeShade="D8" w:sz="4" w:space="0"/>
-              <w:bottom w:val="single" w:color="D7D7D7" w:themeColor="background1" w:themeShade="D8" w:sz="4" w:space="0"/>
-              <w:right w:val="single" w:color="D7D7D7" w:themeColor="background1" w:themeShade="D8" w:sz="4" w:space="0"/>
-            </w:tcBorders>
-            <w:shd w:val="clear" w:color="auto" w:fill="auto"/>
-            <w:vAlign w:val="center"/>
-          </w:tcPr>
-          <w:p>
-            <w:pPr>
               <w:numPr>
                 <w:ilvl w:val="0"/>
                 <w:numId w:val="0"/>
@@ -6839,6 +7173,107 @@
                 <w:vertAlign w:val="baseline"/>
               </w:rPr>
             </w:pPr>
+            <w:r>
+              <w:rPr>
+                <w:rFonts w:hint="eastAsia" w:ascii="Times New Roman" w:hAnsi="Times New Roman" w:eastAsia="微软雅黑" w:cs="Times New Roman"/>
+                <w:sz w:val="21"/>
+                <w:szCs w:val="21"/>
+                <w:highlight w:val="none"/>
+                <w:lang w:eastAsia="zh-CN"/>
+              </w:rPr>
+              <w:t>TPS</w:t>
+            </w:r>
+            <w:r>
+              <w:rPr>
+                <w:rFonts w:hint="default" w:ascii="Times New Roman" w:hAnsi="Times New Roman" w:eastAsia="微软雅黑" w:cs="Times New Roman"/>
+                <w:sz w:val="21"/>
+                <w:szCs w:val="21"/>
+                <w:highlight w:val="none"/>
+                <w:lang w:val="en-US" w:eastAsia="zh-CN"/>
+              </w:rPr>
+              <w:t>:</w:t>
+            </w:r>
+            <w:r>
+              <w:rPr>
+                <w:rFonts w:hint="eastAsia" w:ascii="Times New Roman" w:hAnsi="Times New Roman" w:eastAsia="微软雅黑" w:cs="Times New Roman"/>
+                <w:sz w:val="21"/>
+                <w:szCs w:val="21"/>
+                <w:lang w:eastAsia="zh-CN"/>
+              </w:rPr>
+              <w:t>{{</w:t>
+            </w:r>
+            <w:r>
+              <w:rPr>
+                <w:rFonts w:ascii="Times New Roman" w:hAnsi="Times New Roman" w:eastAsia="微软雅黑" w:cs="Times New Roman"/>
+                <w:sz w:val="21"/>
+                <w:szCs w:val="21"/>
+                <w:lang w:eastAsia="zh-CN"/>
+              </w:rPr>
+              <w:t xml:space="preserve"> PDInfo</w:t>
+            </w:r>
+            <w:r>
+              <w:rPr>
+                <w:rFonts w:hint="eastAsia" w:ascii="Times New Roman" w:hAnsi="Times New Roman" w:eastAsia="微软雅黑" w:cs="Times New Roman"/>
+                <w:sz w:val="21"/>
+                <w:szCs w:val="21"/>
+                <w:lang w:eastAsia="zh-CN"/>
+              </w:rPr>
+              <w:t>.TPS }}，</w:t>
+            </w:r>
+            <w:r>
+              <w:rPr>
+                <w:rFonts w:ascii="Times New Roman" w:hAnsi="Times New Roman" w:eastAsia="微软雅黑" w:cs="Times New Roman"/>
+                <w:sz w:val="21"/>
+                <w:szCs w:val="21"/>
+                <w:lang w:eastAsia="zh-CN"/>
+              </w:rPr>
+              <w:t xml:space="preserve"> CPS </w:t>
+            </w:r>
+            <w:r>
+              <w:rPr>
+                <w:rFonts w:hint="eastAsia" w:ascii="Times New Roman" w:hAnsi="Times New Roman" w:eastAsia="微软雅黑" w:cs="Times New Roman"/>
+                <w:sz w:val="21"/>
+                <w:szCs w:val="21"/>
+                <w:lang w:eastAsia="zh-CN"/>
+              </w:rPr>
+              <w:t>:</w:t>
+            </w:r>
+            <w:r>
+              <w:rPr>
+                <w:rFonts w:ascii="Times New Roman" w:hAnsi="Times New Roman" w:eastAsia="微软雅黑" w:cs="Times New Roman"/>
+                <w:sz w:val="21"/>
+                <w:szCs w:val="21"/>
+                <w:lang w:eastAsia="zh-CN"/>
+              </w:rPr>
+              <w:t xml:space="preserve"> </w:t>
+            </w:r>
+            <w:r>
+              <w:rPr>
+                <w:rFonts w:hint="eastAsia" w:ascii="Times New Roman" w:hAnsi="Times New Roman" w:eastAsia="微软雅黑" w:cs="Times New Roman"/>
+                <w:sz w:val="21"/>
+                <w:szCs w:val="21"/>
+                <w:lang w:eastAsia="zh-CN"/>
+              </w:rPr>
+              <w:t>{{</w:t>
+            </w:r>
+            <w:r>
+              <w:rPr>
+                <w:rFonts w:ascii="Times New Roman" w:hAnsi="Times New Roman" w:eastAsia="微软雅黑" w:cs="Times New Roman"/>
+                <w:sz w:val="21"/>
+                <w:szCs w:val="21"/>
+                <w:lang w:eastAsia="zh-CN"/>
+              </w:rPr>
+              <w:t xml:space="preserve"> PDInfo</w:t>
+            </w:r>
+            <w:r>
+              <w:rPr>
+                <w:rFonts w:hint="eastAsia" w:ascii="Times New Roman" w:hAnsi="Times New Roman" w:eastAsia="微软雅黑" w:cs="Times New Roman"/>
+                <w:sz w:val="21"/>
+                <w:szCs w:val="21"/>
+                <w:lang w:eastAsia="zh-CN"/>
+              </w:rPr>
+              <w:t>.CPS }}</w:t>
+            </w:r>
           </w:p>
         </w:tc>
       </w:tr>
@@ -14078,6 +14513,12 @@
             <w:insideH w:val="dotted" w:color="45A3A7" w:sz="4" w:space="0"/>
             <w:insideV w:val="dotted" w:color="45A3A7" w:sz="4" w:space="0"/>
           </w:tblBorders>
+          <w:tblCellMar>
+            <w:top w:w="0" w:type="dxa"/>
+            <w:left w:w="108" w:type="dxa"/>
+            <w:bottom w:w="0" w:type="dxa"/>
+            <w:right w:w="108" w:type="dxa"/>
+          </w:tblCellMar>
         </w:tblPrEx>
         <w:trPr>
           <w:trHeight w:val="417" w:hRule="atLeast"/>
@@ -15415,12 +15856,6 @@
             <w:insideH w:val="dotted" w:color="45A3A7" w:sz="4" w:space="0"/>
             <w:insideV w:val="dotted" w:color="45A3A7" w:sz="4" w:space="0"/>
           </w:tblBorders>
-          <w:tblCellMar>
-            <w:top w:w="0" w:type="dxa"/>
-            <w:left w:w="108" w:type="dxa"/>
-            <w:bottom w:w="0" w:type="dxa"/>
-            <w:right w:w="108" w:type="dxa"/>
-          </w:tblCellMar>
         </w:tblPrEx>
         <w:trPr>
           <w:jc w:val="center"/>
@@ -19444,12 +19879,6 @@
             <w:insideH w:val="single" w:color="D7D7D7" w:sz="4" w:space="0"/>
             <w:insideV w:val="single" w:color="D7D7D7" w:sz="4" w:space="0"/>
           </w:tblBorders>
-          <w:tblCellMar>
-            <w:top w:w="0" w:type="dxa"/>
-            <w:left w:w="108" w:type="dxa"/>
-            <w:bottom w:w="0" w:type="dxa"/>
-            <w:right w:w="108" w:type="dxa"/>
-          </w:tblCellMar>
         </w:tblPrEx>
         <w:trPr>
           <w:jc w:val="center"/>
@@ -21597,6 +22026,7 @@
         <w:spacing w:line="400" w:lineRule="exact"/>
         <w:rPr>
           <w:rFonts w:hint="eastAsia" w:ascii="苹方 中等" w:hAnsi="苹方 中等" w:eastAsia="苹方 中等" w:cs="苹方 中等"/>
+          <w:color w:val="000000"/>
           <w:spacing w:val="2"/>
           <w:szCs w:val="21"/>
         </w:rPr>
@@ -21609,6 +22039,2502 @@
           <w:szCs w:val="21"/>
         </w:rPr>
         <w:t>Lynch 综合征，既往亦称 HNPCC，是一种常染色体显性遗传病，由于 MMR 基因发生胚系突变所致，约占所 有 CRC 的 3-5%。超过 90%的 Lynch 综合征患者临床表现为 MSI-H，主要由 hMLH1 和 hMSH2 基因的胚系突变导 致，部分由 hMSH6 基因变异引起的 Lynch 综合征临床表现为 MSS 或 MSI-L (doi:10.1007/s11864-015-0348-2) 。 NCCN 指南建议（NCCN Colon Cancer Version2.2017），所有的结直肠癌患者首先进行 MSI 检测或 MMR 蛋白表达 检测；对于 MSI-H 或 MMR 任一蛋白缺失患者，推荐进一步的 MMR 基因胚系突变检测辅助 Lynch 的诊断。 Lynch 综合征最突出的特点之一是携带者本人或家族成员可发生 CRC 及其他多种 Lynch 相关肿瘤，包括子宫 内膜癌、卵巢癌、泌尿系肿瘤、胃癌和小肠癌等，其中 CRC 和子宫内膜癌最为多见。携带者终身患 CRC 和子宫内 膜癌的风险分别为 80%和 20-60%。而且携带者发生 CRC 或其他 Lynch 相关肿瘤的年龄较轻，结肠癌和子宫内膜 癌平均诊断年龄分别约为 45 岁和 46 岁，显著早于普通人群。 Lynch 综合征的筛选对患者本人有非常重要的意义。首先，通过积极的肠镜随访，Lynch 综合征患者第二原发CRC 发病率及死亡率显著降低；其次，Lynch 综合征携带者发生 CRC 的时间显著短于散发性 CRC，因此肠镜的复 查频率（每 1-2 年一次）要显著高于散发性 CRC 患者；第三，可指导手术治疗方案的制定，例如对 Lynch 综合征 患者行预防性全结肠切除或对完成生育后的妇女考虑行预防性的子宫和双附件切除。 同时，Lynch 综合征的筛选对患者家属成员亦非常重要。确诊 Lynch 综合征能够指导患者家属接受 Lynch 综 合征相关肿瘤的筛查，降低其发病率和死亡率。同时，由于 Lynch 综合征携带者 CRC 的发病年龄显著早于普通人 群，因此接受肠镜筛查的初次年龄需提前至 20-25 岁。</w:t>
+      </w:r>
+    </w:p>
+    <w:p>
+      <w:pPr>
+        <w:rPr>
+          <w:rFonts w:hint="eastAsia" w:ascii="苹方 中等" w:hAnsi="苹方 中等" w:eastAsia="苹方 中等" w:cs="苹方 中等"/>
+          <w:color w:val="000000"/>
+          <w:spacing w:val="2"/>
+          <w:szCs w:val="21"/>
+        </w:rPr>
+      </w:pPr>
+      <w:r>
+        <w:rPr>
+          <w:rFonts w:hint="eastAsia" w:ascii="苹方 中等" w:hAnsi="苹方 中等" w:eastAsia="苹方 中等" w:cs="苹方 中等"/>
+          <w:color w:val="000000"/>
+          <w:spacing w:val="2"/>
+          <w:szCs w:val="21"/>
+        </w:rPr>
+        <w:br w:type="page"/>
+      </w:r>
+    </w:p>
+    <w:p>
+      <w:pPr>
+        <w:spacing w:line="400" w:lineRule="exact"/>
+        <w:ind w:firstLine="420"/>
+        <w:rPr>
+          <w:rFonts w:hint="eastAsia" w:ascii="苹方 中等" w:hAnsi="苹方 中等" w:eastAsia="苹方 中等" w:cs="苹方 中等"/>
+          <w:spacing w:val="2"/>
+          <w:szCs w:val="21"/>
+        </w:rPr>
+      </w:pPr>
+      <w:r>
+        <w:rPr>
+          <w:rFonts w:hint="eastAsia" w:ascii="Times New Roman" w:hAnsi="Times New Roman" w:eastAsia="微软雅黑" w:cs="Times New Roman"/>
+          <w:sz w:val="24"/>
+          <w:szCs w:val="24"/>
+          <w:lang w:eastAsia="zh-CN"/>
+        </w:rPr>
+        <w:t xml:space="preserve">{%if </w:t>
+      </w:r>
+      <w:r>
+        <w:rPr>
+          <w:rFonts w:ascii="Times New Roman" w:hAnsi="Times New Roman" w:eastAsia="微软雅黑" w:cs="Times New Roman"/>
+          <w:sz w:val="24"/>
+          <w:szCs w:val="24"/>
+          <w:lang w:eastAsia="zh-CN"/>
+        </w:rPr>
+        <w:t>PDInfo</w:t>
+      </w:r>
+      <w:r>
+        <w:rPr>
+          <w:rFonts w:hint="eastAsia" w:ascii="Times New Roman" w:hAnsi="Times New Roman" w:eastAsia="微软雅黑" w:cs="Times New Roman"/>
+          <w:sz w:val="24"/>
+          <w:szCs w:val="24"/>
+          <w:lang w:eastAsia="zh-CN"/>
+        </w:rPr>
+        <w:t xml:space="preserve"> != </w:t>
+      </w:r>
+      <w:r>
+        <w:rPr>
+          <w:rFonts w:ascii="Times New Roman" w:hAnsi="Times New Roman" w:eastAsia="微软雅黑" w:cs="Times New Roman"/>
+          <w:sz w:val="24"/>
+          <w:szCs w:val="24"/>
+          <w:lang w:eastAsia="zh-CN"/>
+        </w:rPr>
+        <w:t>undefined</w:t>
+      </w:r>
+      <w:r>
+        <w:rPr>
+          <w:rFonts w:hint="eastAsia" w:ascii="Times New Roman" w:hAnsi="Times New Roman" w:eastAsia="微软雅黑" w:cs="Times New Roman"/>
+          <w:sz w:val="24"/>
+          <w:szCs w:val="24"/>
+          <w:lang w:eastAsia="zh-CN"/>
+        </w:rPr>
+        <w:t xml:space="preserve"> %}</w:t>
+      </w:r>
+    </w:p>
+    <w:p>
+      <w:pPr>
+        <w:spacing w:line="400" w:lineRule="exact"/>
+        <w:ind w:left="0" w:leftChars="0" w:firstLine="0" w:firstLineChars="0"/>
+        <w:rPr>
+          <w:rFonts w:hint="eastAsia" w:ascii="苹方 中等" w:hAnsi="苹方 中等" w:eastAsia="苹方 中等" w:cs="苹方 中等"/>
+          <w:spacing w:val="2"/>
+          <w:szCs w:val="21"/>
+        </w:rPr>
+      </w:pPr>
+      <w:r>
+        <w:rPr>
+          <w:rFonts w:hint="eastAsia" w:ascii="苹方 中等" w:hAnsi="苹方 中等" w:eastAsia="苹方 中等" w:cs="苹方 中等"/>
+          <w:b/>
+          <w:bCs/>
+          <w:color w:val="595959" w:themeColor="text1" w:themeTint="A6"/>
+          <w:spacing w:val="2"/>
+          <w:sz w:val="24"/>
+          <w:lang w:eastAsia="zh"/>
+          <w14:textFill>
+            <w14:solidFill>
+              <w14:schemeClr w14:val="tx1">
+                <w14:lumMod w14:val="65000"/>
+                <w14:lumOff w14:val="35000"/>
+              </w14:schemeClr>
+            </w14:solidFill>
+          </w14:textFill>
+        </w:rPr>
+        <w:t>5.</w:t>
+      </w:r>
+      <w:r>
+        <w:rPr>
+          <w:rFonts w:hint="eastAsia" w:ascii="苹方 中等" w:hAnsi="苹方 中等" w:eastAsia="苹方 中等" w:cs="苹方 中等"/>
+          <w:b/>
+          <w:bCs/>
+          <w:color w:val="595959" w:themeColor="text1" w:themeTint="A6"/>
+          <w:spacing w:val="2"/>
+          <w:sz w:val="24"/>
+          <w:lang w:val="en-US" w:eastAsia="zh-CN"/>
+          <w14:textFill>
+            <w14:solidFill>
+              <w14:schemeClr w14:val="tx1">
+                <w14:lumMod w14:val="65000"/>
+                <w14:lumOff w14:val="35000"/>
+              </w14:schemeClr>
+            </w14:solidFill>
+          </w14:textFill>
+        </w:rPr>
+        <w:t>2</w:t>
+      </w:r>
+      <w:r>
+        <w:rPr>
+          <w:rFonts w:hint="eastAsia" w:ascii="苹方 中等" w:hAnsi="苹方 中等" w:eastAsia="苹方 中等" w:cs="苹方 中等"/>
+          <w:b/>
+          <w:bCs/>
+          <w:color w:val="595959" w:themeColor="text1" w:themeTint="A6"/>
+          <w:spacing w:val="2"/>
+          <w:sz w:val="24"/>
+          <w:lang w:eastAsia="zh"/>
+          <w14:textFill>
+            <w14:solidFill>
+              <w14:schemeClr w14:val="tx1">
+                <w14:lumMod w14:val="65000"/>
+                <w14:lumOff w14:val="35000"/>
+              </w14:schemeClr>
+            </w14:solidFill>
+          </w14:textFill>
+        </w:rPr>
+        <w:t xml:space="preserve"> PD-L1检测结果</w:t>
+      </w:r>
+    </w:p>
+    <w:p>
+      <w:pPr>
+        <w:ind w:left="218" w:leftChars="104" w:firstLine="17" w:firstLineChars="8"/>
+        <w:rPr>
+          <w:rFonts w:ascii="Times New Roman" w:hAnsi="Times New Roman" w:eastAsia="微软雅黑" w:cs="黑体"/>
+          <w:b/>
+          <w:bCs/>
+          <w:color w:val="auto"/>
+          <w:sz w:val="21"/>
+          <w:szCs w:val="21"/>
+          <w:lang w:eastAsia="zh-CN"/>
+        </w:rPr>
+      </w:pPr>
+      <w:r>
+        <w:rPr>
+          <w:rFonts w:hint="eastAsia" w:ascii="Times New Roman" w:hAnsi="Times New Roman" w:eastAsia="微软雅黑" w:cs="黑体"/>
+          <w:b/>
+          <w:bCs/>
+          <w:color w:val="auto"/>
+          <w:sz w:val="21"/>
+          <w:szCs w:val="21"/>
+          <w:lang w:eastAsia="zh-CN"/>
+        </w:rPr>
+        <w:t>组织切片质控：</w:t>
+      </w:r>
+    </w:p>
+    <w:tbl>
+      <w:tblPr>
+        <w:tblStyle w:val="17"/>
+        <w:tblW w:w="9913" w:type="dxa"/>
+        <w:tblInd w:w="293" w:type="dxa"/>
+        <w:tblBorders>
+          <w:top w:val="single" w:color="7E7E7E" w:themeColor="background1" w:themeShade="7F" w:sz="12" w:space="0"/>
+          <w:left w:val="none" w:color="auto" w:sz="0" w:space="0"/>
+          <w:bottom w:val="single" w:color="7E7E7E" w:themeColor="background1" w:themeShade="7F" w:sz="12" w:space="0"/>
+          <w:right w:val="none" w:color="auto" w:sz="0" w:space="0"/>
+          <w:insideH w:val="dotted" w:color="033F86" w:sz="4" w:space="0"/>
+          <w:insideV w:val="dotted" w:color="033F86" w:sz="4" w:space="0"/>
+        </w:tblBorders>
+        <w:tblLayout w:type="autofit"/>
+        <w:tblCellMar>
+          <w:top w:w="0" w:type="dxa"/>
+          <w:left w:w="108" w:type="dxa"/>
+          <w:bottom w:w="0" w:type="dxa"/>
+          <w:right w:w="108" w:type="dxa"/>
+        </w:tblCellMar>
+      </w:tblPr>
+      <w:tblGrid>
+        <w:gridCol w:w="3138"/>
+        <w:gridCol w:w="6775"/>
+      </w:tblGrid>
+      <w:tr>
+        <w:tblPrEx>
+          <w:tblBorders>
+            <w:top w:val="single" w:color="7E7E7E" w:themeColor="background1" w:themeShade="7F" w:sz="12" w:space="0"/>
+            <w:left w:val="none" w:color="auto" w:sz="0" w:space="0"/>
+            <w:bottom w:val="single" w:color="7E7E7E" w:themeColor="background1" w:themeShade="7F" w:sz="12" w:space="0"/>
+            <w:right w:val="none" w:color="auto" w:sz="0" w:space="0"/>
+            <w:insideH w:val="dotted" w:color="033F86" w:sz="4" w:space="0"/>
+            <w:insideV w:val="dotted" w:color="033F86" w:sz="4" w:space="0"/>
+          </w:tblBorders>
+          <w:tblCellMar>
+            <w:top w:w="0" w:type="dxa"/>
+            <w:left w:w="108" w:type="dxa"/>
+            <w:bottom w:w="0" w:type="dxa"/>
+            <w:right w:w="108" w:type="dxa"/>
+          </w:tblCellMar>
+        </w:tblPrEx>
+        <w:tc>
+          <w:tcPr>
+            <w:tcW w:w="3138" w:type="dxa"/>
+            <w:tcBorders>
+              <w:top w:val="single" w:color="D7D7D7" w:sz="4" w:space="0"/>
+              <w:left w:val="single" w:color="D7D7D7" w:sz="4" w:space="0"/>
+              <w:bottom w:val="single" w:color="D7D7D7" w:sz="4" w:space="0"/>
+              <w:right w:val="single" w:color="D7D7D7" w:sz="4" w:space="0"/>
+              <w:tl2br w:val="nil"/>
+              <w:tr2bl w:val="nil"/>
+            </w:tcBorders>
+            <w:vAlign w:val="center"/>
+          </w:tcPr>
+          <w:p>
+            <w:pPr>
+              <w:ind w:left="218" w:leftChars="104" w:firstLine="14" w:firstLineChars="8"/>
+              <w:jc w:val="center"/>
+              <w:rPr>
+                <w:rFonts w:ascii="Times New Roman" w:hAnsi="Times New Roman" w:eastAsia="微软雅黑" w:cs="Times New Roman"/>
+                <w:bCs/>
+                <w:color w:val="000000"/>
+                <w:sz w:val="18"/>
+                <w:szCs w:val="18"/>
+                <w:lang w:eastAsia="zh-CN"/>
+              </w:rPr>
+            </w:pPr>
+            <w:r>
+              <w:rPr>
+                <w:rFonts w:ascii="Times New Roman" w:hAnsi="Times New Roman" w:eastAsia="微软雅黑" w:cs="Times New Roman"/>
+                <w:bCs/>
+                <w:color w:val="000000"/>
+                <w:sz w:val="18"/>
+                <w:szCs w:val="18"/>
+                <w:lang w:eastAsia="zh-CN"/>
+              </w:rPr>
+              <w:t>肿瘤细胞数是否大于</w:t>
+            </w:r>
+            <w:r>
+              <w:rPr>
+                <w:rFonts w:hint="eastAsia" w:ascii="Times New Roman" w:hAnsi="Times New Roman" w:eastAsia="微软雅黑" w:cs="Times New Roman"/>
+                <w:bCs/>
+                <w:color w:val="000000"/>
+                <w:sz w:val="18"/>
+                <w:szCs w:val="18"/>
+                <w:lang w:eastAsia="zh-CN"/>
+              </w:rPr>
+              <w:t>1</w:t>
+            </w:r>
+            <w:r>
+              <w:rPr>
+                <w:rFonts w:ascii="Times New Roman" w:hAnsi="Times New Roman" w:eastAsia="微软雅黑" w:cs="Times New Roman"/>
+                <w:bCs/>
+                <w:color w:val="000000"/>
+                <w:sz w:val="18"/>
+                <w:szCs w:val="18"/>
+                <w:lang w:eastAsia="zh-CN"/>
+              </w:rPr>
+              <w:t>00个</w:t>
+            </w:r>
+          </w:p>
+        </w:tc>
+        <w:tc>
+          <w:tcPr>
+            <w:tcW w:w="6775" w:type="dxa"/>
+            <w:tcBorders>
+              <w:top w:val="single" w:color="D7D7D7" w:sz="4" w:space="0"/>
+              <w:left w:val="single" w:color="D7D7D7" w:sz="4" w:space="0"/>
+              <w:bottom w:val="single" w:color="D7D7D7" w:sz="4" w:space="0"/>
+              <w:right w:val="single" w:color="D7D7D7" w:sz="4" w:space="0"/>
+              <w:tl2br w:val="nil"/>
+              <w:tr2bl w:val="nil"/>
+            </w:tcBorders>
+            <w:vAlign w:val="center"/>
+          </w:tcPr>
+          <w:p>
+            <w:pPr>
+              <w:pStyle w:val="52"/>
+              <w:ind w:left="218" w:leftChars="104" w:firstLine="14" w:firstLineChars="8"/>
+            </w:pPr>
+            <w:r>
+              <w:rPr>
+                <w:rFonts w:hint="eastAsia"/>
+              </w:rPr>
+              <w:t>{{</w:t>
+            </w:r>
+            <w:r>
+              <w:t xml:space="preserve"> PDInfo</w:t>
+            </w:r>
+            <w:r>
+              <w:rPr>
+                <w:rFonts w:hint="eastAsia"/>
+              </w:rPr>
+              <w:t>.</w:t>
+            </w:r>
+            <w:r>
+              <w:t>Tumor_cell_count</w:t>
+            </w:r>
+            <w:r>
+              <w:rPr>
+                <w:rFonts w:hint="eastAsia"/>
+              </w:rPr>
+              <w:t xml:space="preserve"> }}</w:t>
+            </w:r>
+          </w:p>
+        </w:tc>
+      </w:tr>
+      <w:tr>
+        <w:tblPrEx>
+          <w:tblBorders>
+            <w:top w:val="single" w:color="7E7E7E" w:themeColor="background1" w:themeShade="7F" w:sz="12" w:space="0"/>
+            <w:left w:val="none" w:color="auto" w:sz="0" w:space="0"/>
+            <w:bottom w:val="single" w:color="7E7E7E" w:themeColor="background1" w:themeShade="7F" w:sz="12" w:space="0"/>
+            <w:right w:val="none" w:color="auto" w:sz="0" w:space="0"/>
+            <w:insideH w:val="dotted" w:color="033F86" w:sz="4" w:space="0"/>
+            <w:insideV w:val="dotted" w:color="033F86" w:sz="4" w:space="0"/>
+          </w:tblBorders>
+          <w:tblCellMar>
+            <w:top w:w="0" w:type="dxa"/>
+            <w:left w:w="108" w:type="dxa"/>
+            <w:bottom w:w="0" w:type="dxa"/>
+            <w:right w:w="108" w:type="dxa"/>
+          </w:tblCellMar>
+        </w:tblPrEx>
+        <w:tc>
+          <w:tcPr>
+            <w:tcW w:w="9913" w:type="dxa"/>
+            <w:gridSpan w:val="2"/>
+            <w:tcBorders>
+              <w:top w:val="single" w:color="D7D7D7" w:sz="4" w:space="0"/>
+              <w:left w:val="single" w:color="D7D7D7" w:sz="4" w:space="0"/>
+              <w:bottom w:val="single" w:color="D7D7D7" w:sz="4" w:space="0"/>
+              <w:right w:val="single" w:color="D7D7D7" w:sz="4" w:space="0"/>
+              <w:tl2br w:val="nil"/>
+              <w:tr2bl w:val="nil"/>
+            </w:tcBorders>
+          </w:tcPr>
+          <w:p>
+            <w:pPr>
+              <w:pStyle w:val="53"/>
+              <w:ind w:left="218" w:leftChars="104" w:firstLine="14" w:firstLineChars="8"/>
+            </w:pPr>
+            <w:r>
+              <w:t>镜下描述：</w:t>
+            </w:r>
+            <w:r>
+              <w:rPr>
+                <w:rFonts w:hint="eastAsia"/>
+              </w:rPr>
+              <w:t>{{</w:t>
+            </w:r>
+            <w:r>
+              <w:t xml:space="preserve"> PDInfo</w:t>
+            </w:r>
+            <w:r>
+              <w:rPr>
+                <w:rFonts w:hint="eastAsia"/>
+              </w:rPr>
+              <w:t>.</w:t>
+            </w:r>
+            <w:r>
+              <w:t>Seen_microscopically</w:t>
+            </w:r>
+            <w:r>
+              <w:rPr>
+                <w:rFonts w:hint="eastAsia"/>
+              </w:rPr>
+              <w:t xml:space="preserve"> }}</w:t>
+            </w:r>
+          </w:p>
+        </w:tc>
+      </w:tr>
+    </w:tbl>
+    <w:p>
+      <w:pPr>
+        <w:ind w:left="218" w:leftChars="104" w:firstLine="17" w:firstLineChars="8"/>
+        <w:jc w:val="center"/>
+        <w:rPr>
+          <w:rFonts w:ascii="Times New Roman" w:hAnsi="Times New Roman" w:eastAsia="微软雅黑" w:cs="Times New Roman"/>
+          <w:b/>
+          <w:sz w:val="21"/>
+          <w:szCs w:val="21"/>
+          <w:lang w:eastAsia="zh-CN"/>
+        </w:rPr>
+      </w:pPr>
+      <w:r>
+        <w:rPr>
+          <w:rFonts w:hint="eastAsia" w:ascii="Times New Roman" w:hAnsi="Times New Roman" w:eastAsia="微软雅黑" w:cs="Times New Roman"/>
+          <w:b/>
+          <w:sz w:val="21"/>
+          <w:szCs w:val="21"/>
+          <w:lang w:eastAsia="zh-CN"/>
+        </w:rPr>
+        <w:t>{% if</w:t>
+      </w:r>
+      <w:r>
+        <w:rPr>
+          <w:rFonts w:ascii="Times New Roman" w:hAnsi="Times New Roman" w:eastAsia="微软雅黑" w:cs="Times New Roman"/>
+          <w:b/>
+          <w:sz w:val="21"/>
+          <w:szCs w:val="21"/>
+          <w:lang w:eastAsia="zh-CN"/>
+        </w:rPr>
+        <w:t xml:space="preserve"> PDInfo</w:t>
+      </w:r>
+      <w:r>
+        <w:rPr>
+          <w:rFonts w:hint="eastAsia" w:ascii="Times New Roman" w:hAnsi="Times New Roman" w:eastAsia="微软雅黑" w:cs="Times New Roman"/>
+          <w:b/>
+          <w:sz w:val="21"/>
+          <w:szCs w:val="21"/>
+          <w:lang w:eastAsia="zh-CN"/>
+        </w:rPr>
+        <w:t>.</w:t>
+      </w:r>
+      <w:r>
+        <w:rPr>
+          <w:rFonts w:ascii="Times New Roman" w:hAnsi="Times New Roman" w:eastAsia="微软雅黑" w:cs="Times New Roman"/>
+          <w:b/>
+          <w:sz w:val="21"/>
+          <w:szCs w:val="21"/>
+          <w:lang w:eastAsia="zh-CN"/>
+        </w:rPr>
+        <w:t>he_PIC_status</w:t>
+      </w:r>
+      <w:r>
+        <w:rPr>
+          <w:rFonts w:hint="eastAsia" w:ascii="Times New Roman" w:hAnsi="Times New Roman" w:eastAsia="微软雅黑" w:cs="Times New Roman"/>
+          <w:b/>
+          <w:sz w:val="21"/>
+          <w:szCs w:val="21"/>
+          <w:lang w:eastAsia="zh-CN"/>
+        </w:rPr>
+        <w:t xml:space="preserve"> %}</w:t>
+      </w:r>
+    </w:p>
+    <w:p>
+      <w:pPr>
+        <w:ind w:left="218" w:leftChars="104" w:firstLine="17" w:firstLineChars="8"/>
+        <w:jc w:val="center"/>
+        <w:rPr>
+          <w:rFonts w:ascii="Times New Roman" w:hAnsi="Times New Roman" w:eastAsia="微软雅黑" w:cs="Times New Roman"/>
+          <w:b/>
+          <w:sz w:val="21"/>
+          <w:szCs w:val="21"/>
+          <w:lang w:eastAsia="zh-CN"/>
+        </w:rPr>
+      </w:pPr>
+      <w:r>
+        <w:rPr>
+          <w:rFonts w:hint="eastAsia" w:ascii="Times New Roman" w:hAnsi="Times New Roman" w:eastAsia="微软雅黑" w:cs="Times New Roman"/>
+          <w:b/>
+          <w:sz w:val="21"/>
+          <w:szCs w:val="21"/>
+          <w:lang w:eastAsia="zh-CN"/>
+        </w:rPr>
+        <w:t xml:space="preserve">{{ </w:t>
+      </w:r>
+      <w:r>
+        <w:rPr>
+          <w:rFonts w:ascii="Times New Roman" w:hAnsi="Times New Roman" w:eastAsia="微软雅黑" w:cs="Times New Roman"/>
+          <w:b/>
+          <w:sz w:val="21"/>
+          <w:szCs w:val="21"/>
+          <w:lang w:eastAsia="zh-CN"/>
+        </w:rPr>
+        <w:t>PDInfo</w:t>
+      </w:r>
+      <w:r>
+        <w:rPr>
+          <w:rFonts w:hint="eastAsia" w:ascii="Times New Roman" w:hAnsi="Times New Roman" w:eastAsia="微软雅黑" w:cs="Times New Roman"/>
+          <w:b/>
+          <w:sz w:val="21"/>
+          <w:szCs w:val="21"/>
+          <w:lang w:eastAsia="zh-CN"/>
+        </w:rPr>
+        <w:t>.</w:t>
+      </w:r>
+      <w:r>
+        <w:rPr>
+          <w:rFonts w:ascii="Times New Roman" w:hAnsi="Times New Roman" w:eastAsia="微软雅黑" w:cs="Times New Roman"/>
+          <w:b/>
+          <w:sz w:val="21"/>
+          <w:szCs w:val="21"/>
+          <w:lang w:eastAsia="zh-CN"/>
+        </w:rPr>
+        <w:t>he_PIC</w:t>
+      </w:r>
+      <w:r>
+        <w:rPr>
+          <w:rFonts w:hint="eastAsia" w:ascii="Times New Roman" w:hAnsi="Times New Roman" w:eastAsia="微软雅黑" w:cs="Times New Roman"/>
+          <w:b/>
+          <w:sz w:val="21"/>
+          <w:szCs w:val="21"/>
+          <w:lang w:eastAsia="zh-CN"/>
+        </w:rPr>
+        <w:t xml:space="preserve"> | pdi</w:t>
+      </w:r>
+      <w:r>
+        <w:rPr>
+          <w:rFonts w:hint="eastAsia" w:ascii="Times New Roman" w:hAnsi="Times New Roman" w:eastAsia="微软雅黑" w:cs="Times New Roman"/>
+          <w:b/>
+          <w:szCs w:val="21"/>
+        </w:rPr>
+        <w:t>(131,94.4)</w:t>
+      </w:r>
+      <w:r>
+        <w:rPr>
+          <w:rFonts w:hint="eastAsia" w:ascii="Times New Roman" w:hAnsi="Times New Roman" w:eastAsia="微软雅黑" w:cs="Times New Roman"/>
+          <w:b/>
+          <w:sz w:val="21"/>
+          <w:szCs w:val="21"/>
+          <w:lang w:eastAsia="zh-CN"/>
+        </w:rPr>
+        <w:t xml:space="preserve"> }}{% endif %}</w:t>
+      </w:r>
+    </w:p>
+    <w:p>
+      <w:pPr>
+        <w:ind w:left="218" w:leftChars="104" w:firstLine="14" w:firstLineChars="8"/>
+        <w:jc w:val="center"/>
+        <w:rPr>
+          <w:rFonts w:ascii="Times New Roman" w:hAnsi="Times New Roman" w:eastAsia="微软雅黑" w:cs="Times New Roman"/>
+          <w:sz w:val="18"/>
+          <w:szCs w:val="18"/>
+          <w:lang w:eastAsia="zh-CN"/>
+        </w:rPr>
+      </w:pPr>
+      <w:r>
+        <w:rPr>
+          <w:rFonts w:ascii="Times New Roman" w:hAnsi="Times New Roman" w:eastAsia="微软雅黑" w:cs="Times New Roman"/>
+          <w:sz w:val="18"/>
+          <w:szCs w:val="18"/>
+          <w:lang w:eastAsia="zh-CN"/>
+        </w:rPr>
+        <w:t>HE染色切片200X</w:t>
+      </w:r>
+    </w:p>
+    <w:p>
+      <w:pPr>
+        <w:ind w:left="218" w:leftChars="104" w:firstLine="17" w:firstLineChars="8"/>
+        <w:rPr>
+          <w:rFonts w:hint="eastAsia" w:ascii="Times New Roman" w:hAnsi="Times New Roman" w:eastAsia="微软雅黑" w:cs="黑体"/>
+          <w:b/>
+          <w:bCs/>
+          <w:color w:val="auto"/>
+          <w:sz w:val="21"/>
+          <w:szCs w:val="21"/>
+          <w:lang w:eastAsia="zh-CN"/>
+        </w:rPr>
+      </w:pPr>
+      <w:r>
+        <w:rPr>
+          <w:rFonts w:hint="eastAsia" w:ascii="Times New Roman" w:hAnsi="Times New Roman" w:eastAsia="微软雅黑" w:cs="黑体"/>
+          <w:b/>
+          <w:bCs/>
+          <w:color w:val="auto"/>
+          <w:sz w:val="21"/>
+          <w:szCs w:val="21"/>
+          <w:lang w:eastAsia="zh-CN"/>
+        </w:rPr>
+        <w:t>检测结果：</w:t>
+      </w:r>
+    </w:p>
+    <w:tbl>
+      <w:tblPr>
+        <w:tblStyle w:val="16"/>
+        <w:tblW w:w="9916" w:type="dxa"/>
+        <w:jc w:val="center"/>
+        <w:tblBorders>
+          <w:top w:val="none" w:color="auto" w:sz="0" w:space="0"/>
+          <w:left w:val="none" w:color="auto" w:sz="0" w:space="0"/>
+          <w:bottom w:val="single" w:color="7E7E7E" w:themeColor="background1" w:themeShade="7F" w:sz="12" w:space="0"/>
+          <w:right w:val="none" w:color="auto" w:sz="0" w:space="0"/>
+          <w:insideH w:val="dotted" w:color="033F86" w:sz="4" w:space="0"/>
+          <w:insideV w:val="dotted" w:color="033F86" w:sz="4" w:space="0"/>
+        </w:tblBorders>
+        <w:tblLayout w:type="fixed"/>
+        <w:tblCellMar>
+          <w:top w:w="0" w:type="dxa"/>
+          <w:left w:w="108" w:type="dxa"/>
+          <w:bottom w:w="0" w:type="dxa"/>
+          <w:right w:w="108" w:type="dxa"/>
+        </w:tblCellMar>
+      </w:tblPr>
+      <w:tblGrid>
+        <w:gridCol w:w="1982"/>
+        <w:gridCol w:w="2107"/>
+        <w:gridCol w:w="2170"/>
+        <w:gridCol w:w="3657"/>
+      </w:tblGrid>
+      <w:tr>
+        <w:tblPrEx>
+          <w:tblBorders>
+            <w:top w:val="none" w:color="auto" w:sz="0" w:space="0"/>
+            <w:left w:val="none" w:color="auto" w:sz="0" w:space="0"/>
+            <w:bottom w:val="single" w:color="7E7E7E" w:themeColor="background1" w:themeShade="7F" w:sz="12" w:space="0"/>
+            <w:right w:val="none" w:color="auto" w:sz="0" w:space="0"/>
+            <w:insideH w:val="dotted" w:color="033F86" w:sz="4" w:space="0"/>
+            <w:insideV w:val="dotted" w:color="033F86" w:sz="4" w:space="0"/>
+          </w:tblBorders>
+          <w:tblCellMar>
+            <w:top w:w="0" w:type="dxa"/>
+            <w:left w:w="108" w:type="dxa"/>
+            <w:bottom w:w="0" w:type="dxa"/>
+            <w:right w:w="108" w:type="dxa"/>
+          </w:tblCellMar>
+        </w:tblPrEx>
+        <w:trPr>
+          <w:trHeight w:val="386" w:hRule="exact"/>
+          <w:jc w:val="center"/>
+        </w:trPr>
+        <w:tc>
+          <w:tcPr>
+            <w:tcW w:w="2001" w:type="dxa"/>
+            <w:tcBorders>
+              <w:top w:val="nil"/>
+              <w:left w:val="nil"/>
+              <w:bottom w:val="nil"/>
+              <w:right w:val="single" w:color="FFFFFF" w:sz="18" w:space="0"/>
+              <w:tl2br w:val="nil"/>
+              <w:tr2bl w:val="nil"/>
+            </w:tcBorders>
+            <w:shd w:val="clear" w:color="auto" w:fill="1AA4A8"/>
+            <w:vAlign w:val="center"/>
+          </w:tcPr>
+          <w:p>
+            <w:pPr>
+              <w:ind w:left="218" w:leftChars="104" w:firstLine="17" w:firstLineChars="8"/>
+              <w:jc w:val="center"/>
+              <w:rPr>
+                <w:rFonts w:ascii="Times New Roman" w:hAnsi="Times New Roman" w:eastAsia="微软雅黑" w:cs="Times New Roman"/>
+                <w:b/>
+                <w:bCs/>
+                <w:color w:val="FFFFFF" w:themeColor="background1"/>
+                <w:sz w:val="21"/>
+                <w:szCs w:val="21"/>
+                <w14:textFill>
+                  <w14:solidFill>
+                    <w14:schemeClr w14:val="bg1"/>
+                  </w14:solidFill>
+                </w14:textFill>
+              </w:rPr>
+            </w:pPr>
+            <w:r>
+              <w:rPr>
+                <w:rFonts w:hint="eastAsia" w:ascii="Times New Roman" w:hAnsi="Times New Roman" w:eastAsia="微软雅黑" w:cs="Times New Roman"/>
+                <w:b/>
+                <w:bCs/>
+                <w:color w:val="FFFFFF" w:themeColor="background1"/>
+                <w:sz w:val="21"/>
+                <w:szCs w:val="21"/>
+                <w14:textFill>
+                  <w14:solidFill>
+                    <w14:schemeClr w14:val="bg1"/>
+                  </w14:solidFill>
+                </w14:textFill>
+              </w:rPr>
+              <w:t>检测项目</w:t>
+            </w:r>
+          </w:p>
+        </w:tc>
+        <w:tc>
+          <w:tcPr>
+            <w:tcW w:w="2127" w:type="dxa"/>
+            <w:tcBorders>
+              <w:top w:val="nil"/>
+              <w:left w:val="single" w:color="FFFFFF" w:sz="18" w:space="0"/>
+              <w:bottom w:val="nil"/>
+              <w:right w:val="single" w:color="FFFFFF" w:sz="18" w:space="0"/>
+              <w:tl2br w:val="nil"/>
+              <w:tr2bl w:val="nil"/>
+            </w:tcBorders>
+            <w:shd w:val="clear" w:color="auto" w:fill="1AA4A8"/>
+            <w:vAlign w:val="center"/>
+          </w:tcPr>
+          <w:p>
+            <w:pPr>
+              <w:ind w:left="218" w:leftChars="104" w:firstLine="17" w:firstLineChars="8"/>
+              <w:jc w:val="center"/>
+              <w:rPr>
+                <w:rFonts w:ascii="Times New Roman" w:hAnsi="Times New Roman" w:eastAsia="微软雅黑" w:cs="Times New Roman"/>
+                <w:b/>
+                <w:bCs/>
+                <w:color w:val="FFFFFF" w:themeColor="background1"/>
+                <w:sz w:val="21"/>
+                <w:szCs w:val="21"/>
+                <w14:textFill>
+                  <w14:solidFill>
+                    <w14:schemeClr w14:val="bg1"/>
+                  </w14:solidFill>
+                </w14:textFill>
+              </w:rPr>
+            </w:pPr>
+            <w:r>
+              <w:rPr>
+                <w:rFonts w:hint="eastAsia" w:ascii="Times New Roman" w:hAnsi="Times New Roman" w:eastAsia="微软雅黑" w:cs="Times New Roman"/>
+                <w:b/>
+                <w:bCs/>
+                <w:color w:val="FFFFFF" w:themeColor="background1"/>
+                <w:sz w:val="21"/>
+                <w:szCs w:val="21"/>
+                <w14:textFill>
+                  <w14:solidFill>
+                    <w14:schemeClr w14:val="bg1"/>
+                  </w14:solidFill>
+                </w14:textFill>
+              </w:rPr>
+              <w:t>检测方法</w:t>
+            </w:r>
+          </w:p>
+        </w:tc>
+        <w:tc>
+          <w:tcPr>
+            <w:tcW w:w="2190" w:type="dxa"/>
+            <w:tcBorders>
+              <w:top w:val="nil"/>
+              <w:left w:val="single" w:color="FFFFFF" w:sz="18" w:space="0"/>
+              <w:bottom w:val="nil"/>
+              <w:right w:val="single" w:color="FFFFFF" w:sz="18" w:space="0"/>
+              <w:tl2br w:val="nil"/>
+              <w:tr2bl w:val="nil"/>
+            </w:tcBorders>
+            <w:shd w:val="clear" w:color="auto" w:fill="1AA4A8"/>
+            <w:vAlign w:val="top"/>
+          </w:tcPr>
+          <w:p>
+            <w:pPr>
+              <w:ind w:left="218" w:leftChars="104" w:firstLine="17" w:firstLineChars="8"/>
+              <w:jc w:val="center"/>
+              <w:rPr>
+                <w:rFonts w:ascii="Times New Roman" w:hAnsi="Times New Roman" w:eastAsia="微软雅黑" w:cs="Times New Roman"/>
+                <w:b/>
+                <w:bCs/>
+                <w:color w:val="FFFFFF" w:themeColor="background1"/>
+                <w:sz w:val="21"/>
+                <w:szCs w:val="21"/>
+                <w14:textFill>
+                  <w14:solidFill>
+                    <w14:schemeClr w14:val="bg1"/>
+                  </w14:solidFill>
+                </w14:textFill>
+              </w:rPr>
+            </w:pPr>
+            <w:r>
+              <w:rPr>
+                <w:rFonts w:hint="eastAsia" w:ascii="Times New Roman" w:hAnsi="Times New Roman" w:eastAsia="微软雅黑" w:cs="Times New Roman"/>
+                <w:b/>
+                <w:bCs/>
+                <w:color w:val="FFFFFF" w:themeColor="background1"/>
+                <w:sz w:val="21"/>
+                <w:szCs w:val="21"/>
+                <w14:textFill>
+                  <w14:solidFill>
+                    <w14:schemeClr w14:val="bg1"/>
+                  </w14:solidFill>
+                </w14:textFill>
+              </w:rPr>
+              <w:t>检测抗体</w:t>
+            </w:r>
+          </w:p>
+        </w:tc>
+        <w:tc>
+          <w:tcPr>
+            <w:tcW w:w="3693" w:type="dxa"/>
+            <w:tcBorders>
+              <w:top w:val="nil"/>
+              <w:left w:val="single" w:color="FFFFFF" w:sz="18" w:space="0"/>
+              <w:bottom w:val="nil"/>
+              <w:right w:val="nil"/>
+              <w:tl2br w:val="nil"/>
+              <w:tr2bl w:val="nil"/>
+            </w:tcBorders>
+            <w:shd w:val="clear" w:color="auto" w:fill="1AA4A8"/>
+            <w:vAlign w:val="center"/>
+          </w:tcPr>
+          <w:p>
+            <w:pPr>
+              <w:ind w:left="218" w:leftChars="104" w:firstLine="17" w:firstLineChars="8"/>
+              <w:jc w:val="center"/>
+              <w:rPr>
+                <w:rFonts w:ascii="Times New Roman" w:hAnsi="Times New Roman" w:eastAsia="微软雅黑" w:cs="Times New Roman"/>
+                <w:b/>
+                <w:bCs/>
+                <w:color w:val="FFFFFF" w:themeColor="background1"/>
+                <w:sz w:val="21"/>
+                <w:szCs w:val="21"/>
+                <w14:textFill>
+                  <w14:solidFill>
+                    <w14:schemeClr w14:val="bg1"/>
+                  </w14:solidFill>
+                </w14:textFill>
+              </w:rPr>
+            </w:pPr>
+            <w:r>
+              <w:rPr>
+                <w:rFonts w:hint="eastAsia" w:ascii="Times New Roman" w:hAnsi="Times New Roman" w:eastAsia="微软雅黑" w:cs="Times New Roman"/>
+                <w:b/>
+                <w:bCs/>
+                <w:color w:val="FFFFFF" w:themeColor="background1"/>
+                <w:sz w:val="21"/>
+                <w:szCs w:val="21"/>
+                <w14:textFill>
+                  <w14:solidFill>
+                    <w14:schemeClr w14:val="bg1"/>
+                  </w14:solidFill>
+                </w14:textFill>
+              </w:rPr>
+              <w:t>检测结果</w:t>
+            </w:r>
+          </w:p>
+        </w:tc>
+      </w:tr>
+      <w:tr>
+        <w:tblPrEx>
+          <w:tblBorders>
+            <w:top w:val="none" w:color="auto" w:sz="0" w:space="0"/>
+            <w:left w:val="none" w:color="auto" w:sz="0" w:space="0"/>
+            <w:bottom w:val="single" w:color="7E7E7E" w:themeColor="background1" w:themeShade="7F" w:sz="12" w:space="0"/>
+            <w:right w:val="none" w:color="auto" w:sz="0" w:space="0"/>
+            <w:insideH w:val="dotted" w:color="033F86" w:sz="4" w:space="0"/>
+            <w:insideV w:val="dotted" w:color="033F86" w:sz="4" w:space="0"/>
+          </w:tblBorders>
+          <w:tblCellMar>
+            <w:top w:w="0" w:type="dxa"/>
+            <w:left w:w="108" w:type="dxa"/>
+            <w:bottom w:w="0" w:type="dxa"/>
+            <w:right w:w="108" w:type="dxa"/>
+          </w:tblCellMar>
+        </w:tblPrEx>
+        <w:trPr>
+          <w:trHeight w:val="218" w:hRule="atLeast"/>
+          <w:jc w:val="center"/>
+        </w:trPr>
+        <w:tc>
+          <w:tcPr>
+            <w:tcW w:w="2001" w:type="dxa"/>
+            <w:vMerge w:val="restart"/>
+            <w:tcBorders>
+              <w:top w:val="nil"/>
+              <w:left w:val="nil"/>
+              <w:bottom w:val="single" w:color="A4A4A4" w:sz="4" w:space="0"/>
+              <w:right w:val="single" w:color="A4A4A4" w:sz="4" w:space="0"/>
+              <w:tl2br w:val="nil"/>
+              <w:tr2bl w:val="nil"/>
+            </w:tcBorders>
+            <w:vAlign w:val="center"/>
+          </w:tcPr>
+          <w:p>
+            <w:pPr>
+              <w:spacing w:line="276" w:lineRule="auto"/>
+              <w:ind w:left="218" w:leftChars="104" w:firstLine="14" w:firstLineChars="8"/>
+              <w:jc w:val="center"/>
+              <w:rPr>
+                <w:rFonts w:ascii="Times New Roman" w:hAnsi="Times New Roman" w:eastAsia="微软雅黑" w:cs="Times New Roman"/>
+                <w:b/>
+                <w:sz w:val="18"/>
+                <w:szCs w:val="18"/>
+              </w:rPr>
+            </w:pPr>
+            <w:r>
+              <w:rPr>
+                <w:rFonts w:hint="eastAsia" w:ascii="Times New Roman" w:hAnsi="Times New Roman" w:eastAsia="微软雅黑" w:cs="Times New Roman"/>
+                <w:sz w:val="18"/>
+                <w:szCs w:val="18"/>
+              </w:rPr>
+              <w:t>{{</w:t>
+            </w:r>
+            <w:r>
+              <w:rPr>
+                <w:rFonts w:ascii="Times New Roman" w:hAnsi="Times New Roman" w:eastAsia="微软雅黑" w:cs="Times New Roman"/>
+                <w:sz w:val="18"/>
+                <w:szCs w:val="18"/>
+              </w:rPr>
+              <w:t xml:space="preserve"> PDInfo</w:t>
+            </w:r>
+            <w:r>
+              <w:rPr>
+                <w:rFonts w:hint="eastAsia" w:ascii="Times New Roman" w:hAnsi="Times New Roman" w:eastAsia="微软雅黑" w:cs="Times New Roman"/>
+                <w:sz w:val="18"/>
+                <w:szCs w:val="18"/>
+              </w:rPr>
+              <w:t>.</w:t>
+            </w:r>
+            <w:r>
+              <w:rPr>
+                <w:rFonts w:ascii="Times New Roman" w:hAnsi="Times New Roman" w:eastAsia="微软雅黑" w:cs="Times New Roman"/>
+                <w:sz w:val="18"/>
+                <w:szCs w:val="18"/>
+              </w:rPr>
+              <w:t>test_item</w:t>
+            </w:r>
+            <w:r>
+              <w:rPr>
+                <w:rFonts w:hint="eastAsia" w:ascii="Times New Roman" w:hAnsi="Times New Roman" w:eastAsia="微软雅黑" w:cs="Times New Roman"/>
+                <w:sz w:val="18"/>
+                <w:szCs w:val="18"/>
+              </w:rPr>
+              <w:t xml:space="preserve"> }}</w:t>
+            </w:r>
+          </w:p>
+        </w:tc>
+        <w:tc>
+          <w:tcPr>
+            <w:tcW w:w="2127" w:type="dxa"/>
+            <w:vMerge w:val="restart"/>
+            <w:tcBorders>
+              <w:top w:val="nil"/>
+              <w:left w:val="single" w:color="A4A4A4" w:sz="4" w:space="0"/>
+              <w:bottom w:val="single" w:color="A4A4A4" w:sz="4" w:space="0"/>
+              <w:right w:val="single" w:color="A4A4A4" w:sz="4" w:space="0"/>
+              <w:tl2br w:val="nil"/>
+              <w:tr2bl w:val="nil"/>
+            </w:tcBorders>
+            <w:vAlign w:val="center"/>
+          </w:tcPr>
+          <w:p>
+            <w:pPr>
+              <w:spacing w:line="276" w:lineRule="auto"/>
+              <w:ind w:left="218" w:leftChars="104" w:firstLine="14" w:firstLineChars="8"/>
+              <w:jc w:val="center"/>
+              <w:rPr>
+                <w:rFonts w:ascii="Times New Roman" w:hAnsi="Times New Roman" w:eastAsia="微软雅黑" w:cs="Times New Roman"/>
+                <w:b/>
+                <w:sz w:val="18"/>
+                <w:szCs w:val="18"/>
+              </w:rPr>
+            </w:pPr>
+            <w:r>
+              <w:rPr>
+                <w:rFonts w:hint="eastAsia" w:ascii="Times New Roman" w:hAnsi="Times New Roman" w:eastAsia="微软雅黑" w:cs="Times New Roman"/>
+                <w:sz w:val="18"/>
+                <w:szCs w:val="18"/>
+              </w:rPr>
+              <w:t>{{</w:t>
+            </w:r>
+            <w:r>
+              <w:rPr>
+                <w:rFonts w:ascii="Times New Roman" w:hAnsi="Times New Roman" w:eastAsia="微软雅黑" w:cs="Times New Roman"/>
+                <w:sz w:val="18"/>
+                <w:szCs w:val="18"/>
+              </w:rPr>
+              <w:t xml:space="preserve"> PDInfo</w:t>
+            </w:r>
+            <w:r>
+              <w:rPr>
+                <w:rFonts w:hint="eastAsia" w:ascii="Times New Roman" w:hAnsi="Times New Roman" w:eastAsia="微软雅黑" w:cs="Times New Roman"/>
+                <w:sz w:val="18"/>
+                <w:szCs w:val="18"/>
+              </w:rPr>
+              <w:t>.</w:t>
+            </w:r>
+            <w:r>
+              <w:rPr>
+                <w:rFonts w:ascii="Times New Roman" w:hAnsi="Times New Roman" w:eastAsia="微软雅黑" w:cs="Times New Roman"/>
+                <w:sz w:val="18"/>
+                <w:szCs w:val="18"/>
+              </w:rPr>
+              <w:t>Detection_method</w:t>
+            </w:r>
+            <w:r>
+              <w:rPr>
+                <w:rFonts w:hint="eastAsia" w:ascii="Times New Roman" w:hAnsi="Times New Roman" w:eastAsia="微软雅黑" w:cs="Times New Roman"/>
+                <w:sz w:val="18"/>
+                <w:szCs w:val="18"/>
+              </w:rPr>
+              <w:t xml:space="preserve"> }}</w:t>
+            </w:r>
+          </w:p>
+        </w:tc>
+        <w:tc>
+          <w:tcPr>
+            <w:tcW w:w="2190" w:type="dxa"/>
+            <w:vMerge w:val="restart"/>
+            <w:tcBorders>
+              <w:top w:val="nil"/>
+              <w:left w:val="single" w:color="A4A4A4" w:sz="4" w:space="0"/>
+              <w:bottom w:val="single" w:color="A4A4A4" w:sz="4" w:space="0"/>
+              <w:right w:val="single" w:color="A4A4A4" w:sz="4" w:space="0"/>
+              <w:tl2br w:val="nil"/>
+              <w:tr2bl w:val="nil"/>
+            </w:tcBorders>
+            <w:vAlign w:val="center"/>
+          </w:tcPr>
+          <w:p>
+            <w:pPr>
+              <w:spacing w:line="276" w:lineRule="auto"/>
+              <w:ind w:left="218" w:leftChars="104" w:firstLine="14" w:firstLineChars="8"/>
+              <w:jc w:val="center"/>
+              <w:rPr>
+                <w:rFonts w:ascii="Times New Roman" w:hAnsi="Times New Roman" w:eastAsia="微软雅黑" w:cs="Times New Roman"/>
+                <w:b/>
+                <w:sz w:val="18"/>
+                <w:szCs w:val="18"/>
+              </w:rPr>
+            </w:pPr>
+            <w:r>
+              <w:rPr>
+                <w:rFonts w:hint="eastAsia" w:ascii="Times New Roman" w:hAnsi="Times New Roman" w:eastAsia="微软雅黑" w:cs="Times New Roman"/>
+                <w:sz w:val="18"/>
+                <w:szCs w:val="18"/>
+              </w:rPr>
+              <w:t>{{</w:t>
+            </w:r>
+            <w:r>
+              <w:rPr>
+                <w:rFonts w:ascii="Times New Roman" w:hAnsi="Times New Roman" w:eastAsia="微软雅黑" w:cs="Times New Roman"/>
+                <w:sz w:val="18"/>
+                <w:szCs w:val="18"/>
+              </w:rPr>
+              <w:t xml:space="preserve"> PDInfo</w:t>
+            </w:r>
+            <w:r>
+              <w:rPr>
+                <w:rFonts w:hint="eastAsia" w:ascii="Times New Roman" w:hAnsi="Times New Roman" w:eastAsia="微软雅黑" w:cs="Times New Roman"/>
+                <w:sz w:val="18"/>
+                <w:szCs w:val="18"/>
+              </w:rPr>
+              <w:t>.</w:t>
+            </w:r>
+            <w:r>
+              <w:rPr>
+                <w:rFonts w:ascii="Times New Roman" w:hAnsi="Times New Roman" w:eastAsia="微软雅黑" w:cs="Times New Roman"/>
+                <w:sz w:val="18"/>
+                <w:szCs w:val="18"/>
+              </w:rPr>
+              <w:t>Detect_antibody</w:t>
+            </w:r>
+            <w:r>
+              <w:rPr>
+                <w:rFonts w:hint="eastAsia" w:ascii="Times New Roman" w:hAnsi="Times New Roman" w:eastAsia="微软雅黑" w:cs="Times New Roman"/>
+                <w:sz w:val="18"/>
+                <w:szCs w:val="18"/>
+              </w:rPr>
+              <w:t xml:space="preserve"> }}</w:t>
+            </w:r>
+          </w:p>
+        </w:tc>
+        <w:tc>
+          <w:tcPr>
+            <w:tcW w:w="3693" w:type="dxa"/>
+            <w:tcBorders>
+              <w:top w:val="nil"/>
+              <w:left w:val="single" w:color="A4A4A4" w:sz="4" w:space="0"/>
+              <w:bottom w:val="single" w:color="A4A4A4" w:sz="4" w:space="0"/>
+              <w:right w:val="nil"/>
+              <w:tl2br w:val="nil"/>
+              <w:tr2bl w:val="nil"/>
+            </w:tcBorders>
+            <w:vAlign w:val="center"/>
+          </w:tcPr>
+          <w:p>
+            <w:pPr>
+              <w:pStyle w:val="54"/>
+              <w:ind w:left="218" w:leftChars="104" w:firstLine="14" w:firstLineChars="8"/>
+            </w:pPr>
+            <w:r>
+              <w:t>TPS：</w:t>
+            </w:r>
+            <w:r>
+              <w:rPr>
+                <w:rFonts w:hint="eastAsia" w:ascii="Times New Roman" w:hAnsi="Times New Roman" w:cs="Times New Roman"/>
+              </w:rPr>
+              <w:t>{{</w:t>
+            </w:r>
+            <w:r>
+              <w:rPr>
+                <w:rFonts w:ascii="Times New Roman" w:hAnsi="Times New Roman" w:cs="Times New Roman"/>
+              </w:rPr>
+              <w:t xml:space="preserve"> PDInfo</w:t>
+            </w:r>
+            <w:r>
+              <w:rPr>
+                <w:rFonts w:hint="eastAsia" w:ascii="Times New Roman" w:hAnsi="Times New Roman" w:cs="Times New Roman"/>
+              </w:rPr>
+              <w:t>.TPS }}</w:t>
+            </w:r>
+          </w:p>
+        </w:tc>
+      </w:tr>
+      <w:tr>
+        <w:tblPrEx>
+          <w:tblBorders>
+            <w:top w:val="none" w:color="auto" w:sz="0" w:space="0"/>
+            <w:left w:val="none" w:color="auto" w:sz="0" w:space="0"/>
+            <w:bottom w:val="single" w:color="7E7E7E" w:themeColor="background1" w:themeShade="7F" w:sz="12" w:space="0"/>
+            <w:right w:val="none" w:color="auto" w:sz="0" w:space="0"/>
+            <w:insideH w:val="dotted" w:color="033F86" w:sz="4" w:space="0"/>
+            <w:insideV w:val="dotted" w:color="033F86" w:sz="4" w:space="0"/>
+          </w:tblBorders>
+          <w:tblCellMar>
+            <w:top w:w="0" w:type="dxa"/>
+            <w:left w:w="108" w:type="dxa"/>
+            <w:bottom w:w="0" w:type="dxa"/>
+            <w:right w:w="108" w:type="dxa"/>
+          </w:tblCellMar>
+        </w:tblPrEx>
+        <w:trPr>
+          <w:trHeight w:val="217" w:hRule="atLeast"/>
+          <w:jc w:val="center"/>
+        </w:trPr>
+        <w:tc>
+          <w:tcPr>
+            <w:tcW w:w="2001" w:type="dxa"/>
+            <w:vMerge w:val="continue"/>
+            <w:tcBorders>
+              <w:top w:val="single" w:color="A4A4A4" w:sz="4" w:space="0"/>
+              <w:left w:val="nil"/>
+              <w:bottom w:val="single" w:color="A4A4A4" w:sz="4" w:space="0"/>
+              <w:right w:val="single" w:color="A4A4A4" w:sz="4" w:space="0"/>
+              <w:tl2br w:val="nil"/>
+              <w:tr2bl w:val="nil"/>
+            </w:tcBorders>
+            <w:vAlign w:val="center"/>
+          </w:tcPr>
+          <w:p>
+            <w:pPr>
+              <w:spacing w:line="276" w:lineRule="auto"/>
+              <w:ind w:left="218" w:leftChars="104" w:firstLine="14" w:firstLineChars="8"/>
+              <w:jc w:val="center"/>
+              <w:rPr>
+                <w:rFonts w:ascii="微软雅黑" w:hAnsi="微软雅黑" w:eastAsia="微软雅黑" w:cs="微软雅黑"/>
+                <w:color w:val="000000"/>
+                <w:sz w:val="18"/>
+                <w:szCs w:val="18"/>
+              </w:rPr>
+            </w:pPr>
+          </w:p>
+        </w:tc>
+        <w:tc>
+          <w:tcPr>
+            <w:tcW w:w="2127" w:type="dxa"/>
+            <w:vMerge w:val="continue"/>
+            <w:tcBorders>
+              <w:top w:val="single" w:color="A4A4A4" w:sz="4" w:space="0"/>
+              <w:left w:val="single" w:color="A4A4A4" w:sz="4" w:space="0"/>
+              <w:bottom w:val="single" w:color="A4A4A4" w:sz="4" w:space="0"/>
+              <w:right w:val="single" w:color="A4A4A4" w:sz="4" w:space="0"/>
+              <w:tl2br w:val="nil"/>
+              <w:tr2bl w:val="nil"/>
+            </w:tcBorders>
+            <w:vAlign w:val="center"/>
+          </w:tcPr>
+          <w:p>
+            <w:pPr>
+              <w:spacing w:line="276" w:lineRule="auto"/>
+              <w:ind w:left="218" w:leftChars="104" w:firstLine="14" w:firstLineChars="8"/>
+              <w:jc w:val="center"/>
+              <w:rPr>
+                <w:rFonts w:ascii="Times New Roman" w:hAnsi="Times New Roman" w:eastAsia="微软雅黑" w:cs="Times New Roman"/>
+                <w:sz w:val="18"/>
+                <w:szCs w:val="18"/>
+              </w:rPr>
+            </w:pPr>
+          </w:p>
+        </w:tc>
+        <w:tc>
+          <w:tcPr>
+            <w:tcW w:w="2190" w:type="dxa"/>
+            <w:vMerge w:val="continue"/>
+            <w:tcBorders>
+              <w:top w:val="single" w:color="A4A4A4" w:sz="4" w:space="0"/>
+              <w:left w:val="single" w:color="A4A4A4" w:sz="4" w:space="0"/>
+              <w:bottom w:val="single" w:color="A4A4A4" w:sz="4" w:space="0"/>
+              <w:right w:val="single" w:color="A4A4A4" w:sz="4" w:space="0"/>
+              <w:tl2br w:val="nil"/>
+              <w:tr2bl w:val="nil"/>
+            </w:tcBorders>
+            <w:vAlign w:val="center"/>
+          </w:tcPr>
+          <w:p>
+            <w:pPr>
+              <w:spacing w:line="276" w:lineRule="auto"/>
+              <w:ind w:left="218" w:leftChars="104" w:firstLine="14" w:firstLineChars="8"/>
+              <w:jc w:val="center"/>
+              <w:rPr>
+                <w:rFonts w:ascii="Times New Roman" w:hAnsi="Times New Roman" w:eastAsia="微软雅黑" w:cs="Times New Roman"/>
+                <w:sz w:val="18"/>
+                <w:szCs w:val="18"/>
+              </w:rPr>
+            </w:pPr>
+          </w:p>
+        </w:tc>
+        <w:tc>
+          <w:tcPr>
+            <w:tcW w:w="3693" w:type="dxa"/>
+            <w:tcBorders>
+              <w:top w:val="single" w:color="A4A4A4" w:sz="4" w:space="0"/>
+              <w:left w:val="single" w:color="A4A4A4" w:sz="4" w:space="0"/>
+              <w:bottom w:val="single" w:color="A4A4A4" w:sz="4" w:space="0"/>
+              <w:right w:val="nil"/>
+              <w:tl2br w:val="nil"/>
+              <w:tr2bl w:val="nil"/>
+            </w:tcBorders>
+            <w:vAlign w:val="center"/>
+          </w:tcPr>
+          <w:p>
+            <w:pPr>
+              <w:pStyle w:val="54"/>
+              <w:ind w:left="218" w:leftChars="104" w:firstLine="14" w:firstLineChars="8"/>
+            </w:pPr>
+            <w:r>
+              <w:t>CPS：</w:t>
+            </w:r>
+            <w:r>
+              <w:rPr>
+                <w:rFonts w:hint="eastAsia" w:ascii="Times New Roman" w:hAnsi="Times New Roman" w:cs="Times New Roman"/>
+              </w:rPr>
+              <w:t>{{</w:t>
+            </w:r>
+            <w:r>
+              <w:rPr>
+                <w:rFonts w:ascii="Times New Roman" w:hAnsi="Times New Roman" w:cs="Times New Roman"/>
+              </w:rPr>
+              <w:t xml:space="preserve"> PDInfo</w:t>
+            </w:r>
+            <w:r>
+              <w:rPr>
+                <w:rFonts w:hint="eastAsia" w:ascii="Times New Roman" w:hAnsi="Times New Roman" w:cs="Times New Roman"/>
+              </w:rPr>
+              <w:t>.CPS }}</w:t>
+            </w:r>
+          </w:p>
+        </w:tc>
+      </w:tr>
+    </w:tbl>
+    <w:p>
+      <w:pPr>
+        <w:spacing w:line="276" w:lineRule="auto"/>
+        <w:ind w:left="218" w:leftChars="104" w:right="428" w:rightChars="204" w:firstLine="14" w:firstLineChars="8"/>
+        <w:rPr>
+          <w:rFonts w:ascii="微软雅黑" w:hAnsi="微软雅黑" w:eastAsia="微软雅黑" w:cs="微软雅黑"/>
+          <w:b/>
+          <w:color w:val="000000"/>
+          <w:sz w:val="18"/>
+          <w:szCs w:val="18"/>
+        </w:rPr>
+      </w:pPr>
+    </w:p>
+    <w:p>
+      <w:pPr>
+        <w:ind w:left="218" w:leftChars="104" w:firstLine="17" w:firstLineChars="8"/>
+        <w:rPr>
+          <w:rFonts w:hint="eastAsia" w:ascii="Times New Roman" w:hAnsi="Times New Roman" w:eastAsia="微软雅黑" w:cs="黑体"/>
+          <w:b/>
+          <w:bCs/>
+          <w:color w:val="auto"/>
+          <w:sz w:val="21"/>
+          <w:szCs w:val="21"/>
+          <w:lang w:eastAsia="zh-CN"/>
+        </w:rPr>
+      </w:pPr>
+      <w:bookmarkStart w:id="1" w:name="_GoBack"/>
+      <w:r>
+        <w:rPr>
+          <w:rFonts w:hint="eastAsia" w:ascii="Times New Roman" w:hAnsi="Times New Roman" w:eastAsia="微软雅黑" w:cs="黑体"/>
+          <w:b/>
+          <w:bCs/>
+          <w:color w:val="auto"/>
+          <w:sz w:val="21"/>
+          <w:szCs w:val="21"/>
+          <w:lang w:eastAsia="zh-CN"/>
+        </w:rPr>
+        <w:t xml:space="preserve">检测图谱： </w:t>
+      </w:r>
+    </w:p>
+    <w:bookmarkEnd w:id="1"/>
+    <w:p>
+      <w:pPr>
+        <w:spacing w:line="276" w:lineRule="auto"/>
+        <w:ind w:left="218" w:leftChars="104" w:right="428" w:rightChars="204" w:firstLine="14" w:firstLineChars="8"/>
+        <w:rPr>
+          <w:rFonts w:ascii="Times New Roman" w:hAnsi="Times New Roman" w:eastAsia="微软雅黑" w:cs="Times New Roman"/>
+          <w:sz w:val="18"/>
+          <w:szCs w:val="18"/>
+        </w:rPr>
+      </w:pPr>
+    </w:p>
+    <w:tbl>
+      <w:tblPr>
+        <w:tblStyle w:val="17"/>
+        <w:tblW w:w="0" w:type="auto"/>
+        <w:jc w:val="center"/>
+        <w:tblBorders>
+          <w:top w:val="none" w:color="auto" w:sz="0" w:space="0"/>
+          <w:left w:val="none" w:color="auto" w:sz="0" w:space="0"/>
+          <w:bottom w:val="none" w:color="auto" w:sz="0" w:space="0"/>
+          <w:right w:val="none" w:color="auto" w:sz="0" w:space="0"/>
+          <w:insideH w:val="none" w:color="auto" w:sz="0" w:space="0"/>
+          <w:insideV w:val="none" w:color="auto" w:sz="0" w:space="0"/>
+        </w:tblBorders>
+        <w:tblLayout w:type="fixed"/>
+        <w:tblCellMar>
+          <w:top w:w="0" w:type="dxa"/>
+          <w:left w:w="113" w:type="dxa"/>
+          <w:bottom w:w="0" w:type="dxa"/>
+          <w:right w:w="113" w:type="dxa"/>
+        </w:tblCellMar>
+      </w:tblPr>
+      <w:tblGrid>
+        <w:gridCol w:w="3118"/>
+        <w:gridCol w:w="3118"/>
+        <w:gridCol w:w="3118"/>
+      </w:tblGrid>
+      <w:tr>
+        <w:tblPrEx>
+          <w:tblBorders>
+            <w:top w:val="none" w:color="auto" w:sz="0" w:space="0"/>
+            <w:left w:val="none" w:color="auto" w:sz="0" w:space="0"/>
+            <w:bottom w:val="none" w:color="auto" w:sz="0" w:space="0"/>
+            <w:right w:val="none" w:color="auto" w:sz="0" w:space="0"/>
+            <w:insideH w:val="none" w:color="auto" w:sz="0" w:space="0"/>
+            <w:insideV w:val="none" w:color="auto" w:sz="0" w:space="0"/>
+          </w:tblBorders>
+          <w:tblCellMar>
+            <w:top w:w="0" w:type="dxa"/>
+            <w:left w:w="113" w:type="dxa"/>
+            <w:bottom w:w="0" w:type="dxa"/>
+            <w:right w:w="113" w:type="dxa"/>
+          </w:tblCellMar>
+        </w:tblPrEx>
+        <w:trPr>
+          <w:trHeight w:val="1984" w:hRule="atLeast"/>
+          <w:jc w:val="center"/>
+        </w:trPr>
+        <w:tc>
+          <w:tcPr>
+            <w:tcW w:w="3118" w:type="dxa"/>
+            <w:vAlign w:val="center"/>
+          </w:tcPr>
+          <w:p>
+            <w:pPr>
+              <w:ind w:left="218" w:leftChars="104" w:firstLine="17" w:firstLineChars="8"/>
+              <w:jc w:val="center"/>
+            </w:pPr>
+            <w:r>
+              <w:rPr>
+                <w:rFonts w:hint="eastAsia" w:ascii="Times New Roman" w:hAnsi="Times New Roman" w:eastAsia="微软雅黑" w:cs="Times New Roman"/>
+                <w:b/>
+                <w:szCs w:val="21"/>
+              </w:rPr>
+              <w:t xml:space="preserve">{% if </w:t>
+            </w:r>
+            <w:r>
+              <w:rPr>
+                <w:rFonts w:ascii="Times New Roman" w:hAnsi="Times New Roman" w:eastAsia="微软雅黑" w:cs="Times New Roman"/>
+                <w:b/>
+                <w:szCs w:val="21"/>
+              </w:rPr>
+              <w:t>PDInfo</w:t>
+            </w:r>
+            <w:r>
+              <w:rPr>
+                <w:rFonts w:hint="eastAsia" w:ascii="Times New Roman" w:hAnsi="Times New Roman" w:eastAsia="微软雅黑" w:cs="Times New Roman"/>
+                <w:b/>
+                <w:szCs w:val="21"/>
+              </w:rPr>
+              <w:t>.</w:t>
+            </w:r>
+            <w:r>
+              <w:rPr>
+                <w:rFonts w:ascii="Times New Roman" w:hAnsi="Times New Roman" w:eastAsia="微软雅黑" w:cs="Times New Roman"/>
+                <w:b/>
+                <w:szCs w:val="21"/>
+              </w:rPr>
+              <w:t>yangkong</w:t>
+            </w:r>
+            <w:r>
+              <w:rPr>
+                <w:rFonts w:hint="eastAsia" w:ascii="Times New Roman" w:hAnsi="Times New Roman" w:eastAsia="微软雅黑" w:cs="Times New Roman"/>
+                <w:b/>
+                <w:szCs w:val="21"/>
+              </w:rPr>
+              <w:t xml:space="preserve">_PIC_status %}{{ </w:t>
+            </w:r>
+            <w:r>
+              <w:rPr>
+                <w:rFonts w:ascii="Times New Roman" w:hAnsi="Times New Roman" w:eastAsia="微软雅黑" w:cs="Times New Roman"/>
+                <w:b/>
+                <w:szCs w:val="21"/>
+              </w:rPr>
+              <w:t>PDInfo</w:t>
+            </w:r>
+            <w:r>
+              <w:rPr>
+                <w:rFonts w:hint="eastAsia" w:ascii="Times New Roman" w:hAnsi="Times New Roman" w:eastAsia="微软雅黑" w:cs="Times New Roman"/>
+                <w:b/>
+                <w:szCs w:val="21"/>
+              </w:rPr>
+              <w:t>.</w:t>
+            </w:r>
+            <w:r>
+              <w:rPr>
+                <w:rFonts w:ascii="Times New Roman" w:hAnsi="Times New Roman" w:eastAsia="微软雅黑" w:cs="Times New Roman"/>
+                <w:b/>
+                <w:szCs w:val="21"/>
+              </w:rPr>
+              <w:t>yangkong_PIC</w:t>
+            </w:r>
+            <w:r>
+              <w:rPr>
+                <w:rFonts w:hint="eastAsia" w:ascii="Times New Roman" w:hAnsi="Times New Roman" w:eastAsia="微软雅黑" w:cs="Times New Roman"/>
+                <w:b/>
+                <w:szCs w:val="21"/>
+              </w:rPr>
+              <w:t xml:space="preserve"> | </w:t>
+            </w:r>
+            <w:r>
+              <w:rPr>
+                <w:rFonts w:hint="eastAsia" w:ascii="Times New Roman" w:hAnsi="Times New Roman" w:eastAsia="微软雅黑" w:cs="Times New Roman"/>
+                <w:b/>
+                <w:szCs w:val="21"/>
+                <w:lang w:eastAsia="zh-CN"/>
+              </w:rPr>
+              <w:t>pd</w:t>
+            </w:r>
+            <w:r>
+              <w:rPr>
+                <w:rFonts w:hint="eastAsia" w:ascii="Times New Roman" w:hAnsi="Times New Roman" w:eastAsia="微软雅黑" w:cs="Times New Roman"/>
+                <w:b/>
+                <w:szCs w:val="21"/>
+              </w:rPr>
+              <w:t>i(131,94.4) }}{% endif %}</w:t>
+            </w:r>
+          </w:p>
+        </w:tc>
+        <w:tc>
+          <w:tcPr>
+            <w:tcW w:w="3118" w:type="dxa"/>
+            <w:vAlign w:val="center"/>
+          </w:tcPr>
+          <w:p>
+            <w:pPr>
+              <w:ind w:left="218" w:leftChars="104" w:firstLine="17" w:firstLineChars="8"/>
+              <w:jc w:val="center"/>
+            </w:pPr>
+            <w:r>
+              <w:rPr>
+                <w:rFonts w:hint="eastAsia" w:ascii="Times New Roman" w:hAnsi="Times New Roman" w:eastAsia="微软雅黑" w:cs="Times New Roman"/>
+                <w:b/>
+                <w:szCs w:val="21"/>
+              </w:rPr>
+              <w:t xml:space="preserve">{% if </w:t>
+            </w:r>
+            <w:r>
+              <w:rPr>
+                <w:rFonts w:ascii="Times New Roman" w:hAnsi="Times New Roman" w:eastAsia="微软雅黑" w:cs="Times New Roman"/>
+                <w:b/>
+                <w:szCs w:val="21"/>
+              </w:rPr>
+              <w:t>PDInfo</w:t>
+            </w:r>
+            <w:r>
+              <w:rPr>
+                <w:rFonts w:hint="eastAsia" w:ascii="Times New Roman" w:hAnsi="Times New Roman" w:eastAsia="微软雅黑" w:cs="Times New Roman"/>
+                <w:b/>
+                <w:szCs w:val="21"/>
+              </w:rPr>
+              <w:t>.</w:t>
+            </w:r>
+            <w:r>
+              <w:rPr>
+                <w:rFonts w:ascii="Times New Roman" w:hAnsi="Times New Roman" w:eastAsia="微软雅黑" w:cs="Times New Roman"/>
+                <w:b/>
+                <w:szCs w:val="21"/>
+              </w:rPr>
+              <w:t>yinkong</w:t>
+            </w:r>
+            <w:r>
+              <w:rPr>
+                <w:rFonts w:hint="eastAsia" w:ascii="Times New Roman" w:hAnsi="Times New Roman" w:eastAsia="微软雅黑" w:cs="Times New Roman"/>
+                <w:b/>
+                <w:szCs w:val="21"/>
+              </w:rPr>
+              <w:t xml:space="preserve">_PIC_status %}{{ </w:t>
+            </w:r>
+            <w:r>
+              <w:rPr>
+                <w:rFonts w:ascii="Times New Roman" w:hAnsi="Times New Roman" w:eastAsia="微软雅黑" w:cs="Times New Roman"/>
+                <w:b/>
+                <w:szCs w:val="21"/>
+              </w:rPr>
+              <w:t>PDInfo</w:t>
+            </w:r>
+            <w:r>
+              <w:rPr>
+                <w:rFonts w:hint="eastAsia" w:ascii="Times New Roman" w:hAnsi="Times New Roman" w:eastAsia="微软雅黑" w:cs="Times New Roman"/>
+                <w:b/>
+                <w:szCs w:val="21"/>
+              </w:rPr>
+              <w:t>.</w:t>
+            </w:r>
+            <w:r>
+              <w:rPr>
+                <w:rFonts w:ascii="Times New Roman" w:hAnsi="Times New Roman" w:eastAsia="微软雅黑" w:cs="Times New Roman"/>
+                <w:b/>
+                <w:szCs w:val="21"/>
+              </w:rPr>
+              <w:t>yinkong_PIC</w:t>
+            </w:r>
+            <w:r>
+              <w:rPr>
+                <w:rFonts w:hint="eastAsia" w:ascii="Times New Roman" w:hAnsi="Times New Roman" w:eastAsia="微软雅黑" w:cs="Times New Roman"/>
+                <w:b/>
+                <w:szCs w:val="21"/>
+              </w:rPr>
+              <w:t xml:space="preserve"> | </w:t>
+            </w:r>
+            <w:r>
+              <w:rPr>
+                <w:rFonts w:hint="eastAsia" w:ascii="Times New Roman" w:hAnsi="Times New Roman" w:eastAsia="微软雅黑" w:cs="Times New Roman"/>
+                <w:b/>
+                <w:szCs w:val="21"/>
+                <w:lang w:eastAsia="zh-CN"/>
+              </w:rPr>
+              <w:t>pd</w:t>
+            </w:r>
+            <w:r>
+              <w:rPr>
+                <w:rFonts w:hint="eastAsia" w:ascii="Times New Roman" w:hAnsi="Times New Roman" w:eastAsia="微软雅黑" w:cs="Times New Roman"/>
+                <w:b/>
+                <w:szCs w:val="21"/>
+              </w:rPr>
+              <w:t>i(131,94.4) }}{% endif %}</w:t>
+            </w:r>
+          </w:p>
+        </w:tc>
+        <w:tc>
+          <w:tcPr>
+            <w:tcW w:w="3118" w:type="dxa"/>
+            <w:vAlign w:val="center"/>
+          </w:tcPr>
+          <w:p>
+            <w:pPr>
+              <w:ind w:left="218" w:leftChars="104" w:firstLine="17" w:firstLineChars="8"/>
+              <w:jc w:val="center"/>
+            </w:pPr>
+            <w:r>
+              <w:rPr>
+                <w:rFonts w:hint="eastAsia" w:ascii="Times New Roman" w:hAnsi="Times New Roman" w:eastAsia="微软雅黑" w:cs="Times New Roman"/>
+                <w:b/>
+                <w:szCs w:val="21"/>
+              </w:rPr>
+              <w:t xml:space="preserve">{% if </w:t>
+            </w:r>
+            <w:r>
+              <w:rPr>
+                <w:rFonts w:ascii="Times New Roman" w:hAnsi="Times New Roman" w:eastAsia="微软雅黑" w:cs="Times New Roman"/>
+                <w:b/>
+                <w:szCs w:val="21"/>
+              </w:rPr>
+              <w:t>PDInfo</w:t>
+            </w:r>
+            <w:r>
+              <w:rPr>
+                <w:rFonts w:hint="eastAsia" w:ascii="Times New Roman" w:hAnsi="Times New Roman" w:eastAsia="微软雅黑" w:cs="Times New Roman"/>
+                <w:b/>
+                <w:szCs w:val="21"/>
+              </w:rPr>
+              <w:t xml:space="preserve">.pd_PIC_status %}{{ </w:t>
+            </w:r>
+            <w:r>
+              <w:rPr>
+                <w:rFonts w:ascii="Times New Roman" w:hAnsi="Times New Roman" w:eastAsia="微软雅黑" w:cs="Times New Roman"/>
+                <w:b/>
+                <w:szCs w:val="21"/>
+              </w:rPr>
+              <w:t>PDInfo</w:t>
+            </w:r>
+            <w:r>
+              <w:rPr>
+                <w:rFonts w:hint="eastAsia" w:ascii="Times New Roman" w:hAnsi="Times New Roman" w:eastAsia="微软雅黑" w:cs="Times New Roman"/>
+                <w:b/>
+                <w:szCs w:val="21"/>
+              </w:rPr>
+              <w:t>.pd</w:t>
+            </w:r>
+            <w:r>
+              <w:rPr>
+                <w:rFonts w:ascii="Times New Roman" w:hAnsi="Times New Roman" w:eastAsia="微软雅黑" w:cs="Times New Roman"/>
+                <w:b/>
+                <w:szCs w:val="21"/>
+              </w:rPr>
+              <w:t>_PIC</w:t>
+            </w:r>
+            <w:r>
+              <w:rPr>
+                <w:rFonts w:hint="eastAsia" w:ascii="Times New Roman" w:hAnsi="Times New Roman" w:eastAsia="微软雅黑" w:cs="Times New Roman"/>
+                <w:b/>
+                <w:szCs w:val="21"/>
+              </w:rPr>
+              <w:t xml:space="preserve"> | </w:t>
+            </w:r>
+            <w:r>
+              <w:rPr>
+                <w:rFonts w:hint="eastAsia" w:ascii="Times New Roman" w:hAnsi="Times New Roman" w:eastAsia="微软雅黑" w:cs="Times New Roman"/>
+                <w:b/>
+                <w:szCs w:val="21"/>
+                <w:lang w:eastAsia="zh-CN"/>
+              </w:rPr>
+              <w:t>pd</w:t>
+            </w:r>
+            <w:r>
+              <w:rPr>
+                <w:rFonts w:hint="eastAsia" w:ascii="Times New Roman" w:hAnsi="Times New Roman" w:eastAsia="微软雅黑" w:cs="Times New Roman"/>
+                <w:b/>
+                <w:szCs w:val="21"/>
+              </w:rPr>
+              <w:t>i(131,94.4) }}{% endif %}</w:t>
+            </w:r>
+          </w:p>
+        </w:tc>
+      </w:tr>
+      <w:tr>
+        <w:tblPrEx>
+          <w:tblBorders>
+            <w:top w:val="none" w:color="auto" w:sz="0" w:space="0"/>
+            <w:left w:val="none" w:color="auto" w:sz="0" w:space="0"/>
+            <w:bottom w:val="none" w:color="auto" w:sz="0" w:space="0"/>
+            <w:right w:val="none" w:color="auto" w:sz="0" w:space="0"/>
+            <w:insideH w:val="none" w:color="auto" w:sz="0" w:space="0"/>
+            <w:insideV w:val="none" w:color="auto" w:sz="0" w:space="0"/>
+          </w:tblBorders>
+          <w:tblCellMar>
+            <w:top w:w="0" w:type="dxa"/>
+            <w:left w:w="113" w:type="dxa"/>
+            <w:bottom w:w="0" w:type="dxa"/>
+            <w:right w:w="113" w:type="dxa"/>
+          </w:tblCellMar>
+        </w:tblPrEx>
+        <w:trPr>
+          <w:jc w:val="center"/>
+        </w:trPr>
+        <w:tc>
+          <w:tcPr>
+            <w:tcW w:w="3118" w:type="dxa"/>
+            <w:vAlign w:val="center"/>
+          </w:tcPr>
+          <w:p>
+            <w:pPr>
+              <w:ind w:left="218" w:leftChars="104" w:firstLine="14" w:firstLineChars="8"/>
+              <w:jc w:val="center"/>
+              <w:rPr>
+                <w:rFonts w:ascii="Times New Roman" w:hAnsi="Times New Roman" w:eastAsia="微软雅黑" w:cs="Times New Roman"/>
+                <w:sz w:val="18"/>
+                <w:szCs w:val="18"/>
+              </w:rPr>
+            </w:pPr>
+            <w:r>
+              <w:rPr>
+                <w:rFonts w:hint="eastAsia" w:ascii="Times New Roman" w:hAnsi="Times New Roman" w:eastAsia="微软雅黑" w:cs="Times New Roman"/>
+                <w:sz w:val="18"/>
+                <w:szCs w:val="18"/>
+              </w:rPr>
+              <w:t>PD-L1{{</w:t>
+            </w:r>
+            <w:r>
+              <w:rPr>
+                <w:rFonts w:ascii="Times New Roman" w:hAnsi="Times New Roman" w:eastAsia="微软雅黑" w:cs="Times New Roman"/>
+                <w:sz w:val="18"/>
+                <w:szCs w:val="18"/>
+              </w:rPr>
+              <w:t xml:space="preserve"> PDInfo</w:t>
+            </w:r>
+            <w:r>
+              <w:rPr>
+                <w:rFonts w:hint="eastAsia" w:ascii="Times New Roman" w:hAnsi="Times New Roman" w:eastAsia="微软雅黑" w:cs="Times New Roman"/>
+                <w:sz w:val="18"/>
+                <w:szCs w:val="18"/>
+              </w:rPr>
+              <w:t>.</w:t>
+            </w:r>
+            <w:r>
+              <w:rPr>
+                <w:rFonts w:ascii="Times New Roman" w:hAnsi="Times New Roman" w:eastAsia="微软雅黑" w:cs="Times New Roman"/>
+                <w:sz w:val="18"/>
+                <w:szCs w:val="18"/>
+              </w:rPr>
+              <w:t>antibody</w:t>
+            </w:r>
+            <w:r>
+              <w:rPr>
+                <w:rFonts w:hint="eastAsia" w:ascii="Times New Roman" w:hAnsi="Times New Roman" w:eastAsia="微软雅黑" w:cs="Times New Roman"/>
+                <w:sz w:val="18"/>
+                <w:szCs w:val="18"/>
+              </w:rPr>
+              <w:t xml:space="preserve"> }} 阳性对照 200X</w:t>
+            </w:r>
+          </w:p>
+        </w:tc>
+        <w:tc>
+          <w:tcPr>
+            <w:tcW w:w="3118" w:type="dxa"/>
+            <w:vAlign w:val="center"/>
+          </w:tcPr>
+          <w:p>
+            <w:pPr>
+              <w:ind w:left="218" w:leftChars="104" w:firstLine="14" w:firstLineChars="8"/>
+              <w:jc w:val="center"/>
+              <w:rPr>
+                <w:rFonts w:ascii="Times New Roman" w:hAnsi="Times New Roman" w:eastAsia="微软雅黑" w:cs="Times New Roman"/>
+                <w:sz w:val="18"/>
+                <w:szCs w:val="18"/>
+              </w:rPr>
+            </w:pPr>
+            <w:r>
+              <w:rPr>
+                <w:rFonts w:hint="eastAsia" w:ascii="Times New Roman" w:hAnsi="Times New Roman" w:eastAsia="微软雅黑" w:cs="Times New Roman"/>
+                <w:sz w:val="18"/>
+                <w:szCs w:val="18"/>
+              </w:rPr>
+              <w:t>PD-L1{{</w:t>
+            </w:r>
+            <w:r>
+              <w:rPr>
+                <w:rFonts w:ascii="Times New Roman" w:hAnsi="Times New Roman" w:eastAsia="微软雅黑" w:cs="Times New Roman"/>
+                <w:sz w:val="18"/>
+                <w:szCs w:val="18"/>
+              </w:rPr>
+              <w:t xml:space="preserve"> PDInfo</w:t>
+            </w:r>
+            <w:r>
+              <w:rPr>
+                <w:rFonts w:hint="eastAsia" w:ascii="Times New Roman" w:hAnsi="Times New Roman" w:eastAsia="微软雅黑" w:cs="Times New Roman"/>
+                <w:sz w:val="18"/>
+                <w:szCs w:val="18"/>
+              </w:rPr>
+              <w:t>.</w:t>
+            </w:r>
+            <w:r>
+              <w:rPr>
+                <w:rFonts w:ascii="Times New Roman" w:hAnsi="Times New Roman" w:eastAsia="微软雅黑" w:cs="Times New Roman"/>
+                <w:sz w:val="18"/>
+                <w:szCs w:val="18"/>
+              </w:rPr>
+              <w:t>antibody</w:t>
+            </w:r>
+            <w:r>
+              <w:rPr>
+                <w:rFonts w:hint="eastAsia" w:ascii="Times New Roman" w:hAnsi="Times New Roman" w:eastAsia="微软雅黑" w:cs="Times New Roman"/>
+                <w:sz w:val="18"/>
+                <w:szCs w:val="18"/>
+              </w:rPr>
+              <w:t xml:space="preserve"> }} 阴性对照 200X</w:t>
+            </w:r>
+          </w:p>
+        </w:tc>
+        <w:tc>
+          <w:tcPr>
+            <w:tcW w:w="3118" w:type="dxa"/>
+            <w:vAlign w:val="center"/>
+          </w:tcPr>
+          <w:p>
+            <w:pPr>
+              <w:ind w:left="218" w:leftChars="104" w:firstLine="14" w:firstLineChars="8"/>
+              <w:jc w:val="center"/>
+              <w:rPr>
+                <w:rFonts w:ascii="Times New Roman" w:hAnsi="Times New Roman" w:eastAsia="微软雅黑" w:cs="Times New Roman"/>
+                <w:sz w:val="18"/>
+                <w:szCs w:val="18"/>
+              </w:rPr>
+            </w:pPr>
+            <w:r>
+              <w:rPr>
+                <w:rFonts w:ascii="Times New Roman" w:hAnsi="Times New Roman" w:eastAsia="微软雅黑" w:cs="Times New Roman"/>
+                <w:sz w:val="18"/>
+                <w:szCs w:val="18"/>
+              </w:rPr>
+              <w:t>PD-L1</w:t>
+            </w:r>
+            <w:r>
+              <w:rPr>
+                <w:rFonts w:hint="eastAsia" w:ascii="Times New Roman" w:hAnsi="Times New Roman" w:eastAsia="微软雅黑" w:cs="Times New Roman"/>
+                <w:sz w:val="18"/>
+                <w:szCs w:val="18"/>
+              </w:rPr>
+              <w:t>{{</w:t>
+            </w:r>
+            <w:r>
+              <w:rPr>
+                <w:rFonts w:ascii="Times New Roman" w:hAnsi="Times New Roman" w:eastAsia="微软雅黑" w:cs="Times New Roman"/>
+                <w:sz w:val="18"/>
+                <w:szCs w:val="18"/>
+              </w:rPr>
+              <w:t xml:space="preserve"> PDInfo</w:t>
+            </w:r>
+            <w:r>
+              <w:rPr>
+                <w:rFonts w:hint="eastAsia" w:ascii="Times New Roman" w:hAnsi="Times New Roman" w:eastAsia="微软雅黑" w:cs="Times New Roman"/>
+                <w:sz w:val="18"/>
+                <w:szCs w:val="18"/>
+              </w:rPr>
+              <w:t>.</w:t>
+            </w:r>
+            <w:r>
+              <w:rPr>
+                <w:rFonts w:ascii="Times New Roman" w:hAnsi="Times New Roman" w:eastAsia="微软雅黑" w:cs="Times New Roman"/>
+                <w:sz w:val="18"/>
+                <w:szCs w:val="18"/>
+              </w:rPr>
+              <w:t>antibody</w:t>
+            </w:r>
+            <w:r>
+              <w:rPr>
+                <w:rFonts w:hint="eastAsia" w:ascii="Times New Roman" w:hAnsi="Times New Roman" w:eastAsia="微软雅黑" w:cs="Times New Roman"/>
+                <w:sz w:val="18"/>
+                <w:szCs w:val="18"/>
+              </w:rPr>
+              <w:t xml:space="preserve"> }}</w:t>
+            </w:r>
+            <w:r>
+              <w:rPr>
+                <w:rFonts w:ascii="Times New Roman" w:hAnsi="Times New Roman" w:eastAsia="微软雅黑" w:cs="Times New Roman"/>
+                <w:sz w:val="18"/>
+                <w:szCs w:val="18"/>
+              </w:rPr>
+              <w:t xml:space="preserve"> 200X</w:t>
+            </w:r>
+          </w:p>
+        </w:tc>
+      </w:tr>
+    </w:tbl>
+    <w:p>
+      <w:pPr>
+        <w:spacing w:line="276" w:lineRule="auto"/>
+        <w:ind w:left="218" w:leftChars="104" w:right="428" w:rightChars="204" w:firstLine="14" w:firstLineChars="8"/>
+        <w:rPr>
+          <w:rFonts w:ascii="Times New Roman" w:hAnsi="Times New Roman" w:eastAsia="微软雅黑" w:cs="Times New Roman"/>
+          <w:sz w:val="18"/>
+          <w:szCs w:val="18"/>
+          <w:lang w:eastAsia="zh-CN"/>
+        </w:rPr>
+      </w:pPr>
+      <w:r>
+        <w:rPr>
+          <w:rFonts w:hint="eastAsia" w:ascii="Times New Roman" w:hAnsi="Times New Roman" w:eastAsia="微软雅黑" w:cs="Times New Roman"/>
+          <w:sz w:val="18"/>
+          <w:szCs w:val="18"/>
+        </w:rPr>
+        <w:t>注</w:t>
+      </w:r>
+    </w:p>
+    <w:tbl>
+      <w:tblPr>
+        <w:tblStyle w:val="17"/>
+        <w:tblW w:w="0" w:type="auto"/>
+        <w:tblInd w:w="75" w:type="dxa"/>
+        <w:tblBorders>
+          <w:top w:val="none" w:color="auto" w:sz="0" w:space="0"/>
+          <w:left w:val="none" w:color="auto" w:sz="0" w:space="0"/>
+          <w:bottom w:val="none" w:color="auto" w:sz="0" w:space="0"/>
+          <w:right w:val="none" w:color="auto" w:sz="0" w:space="0"/>
+          <w:insideH w:val="none" w:color="auto" w:sz="0" w:space="0"/>
+          <w:insideV w:val="none" w:color="auto" w:sz="0" w:space="0"/>
+        </w:tblBorders>
+        <w:tblLayout w:type="autofit"/>
+        <w:tblCellMar>
+          <w:top w:w="0" w:type="dxa"/>
+          <w:left w:w="108" w:type="dxa"/>
+          <w:bottom w:w="0" w:type="dxa"/>
+          <w:right w:w="108" w:type="dxa"/>
+        </w:tblCellMar>
+      </w:tblPr>
+      <w:tblGrid>
+        <w:gridCol w:w="3255"/>
+        <w:gridCol w:w="4318"/>
+        <w:gridCol w:w="1392"/>
+        <w:gridCol w:w="823"/>
+      </w:tblGrid>
+      <w:tr>
+        <w:tblPrEx>
+          <w:tblBorders>
+            <w:top w:val="none" w:color="auto" w:sz="0" w:space="0"/>
+            <w:left w:val="none" w:color="auto" w:sz="0" w:space="0"/>
+            <w:bottom w:val="none" w:color="auto" w:sz="0" w:space="0"/>
+            <w:right w:val="none" w:color="auto" w:sz="0" w:space="0"/>
+            <w:insideH w:val="none" w:color="auto" w:sz="0" w:space="0"/>
+            <w:insideV w:val="none" w:color="auto" w:sz="0" w:space="0"/>
+          </w:tblBorders>
+          <w:tblCellMar>
+            <w:top w:w="0" w:type="dxa"/>
+            <w:left w:w="108" w:type="dxa"/>
+            <w:bottom w:w="0" w:type="dxa"/>
+            <w:right w:w="108" w:type="dxa"/>
+          </w:tblCellMar>
+        </w:tblPrEx>
+        <w:trPr>
+          <w:trHeight w:val="313" w:hRule="atLeast"/>
+        </w:trPr>
+        <w:tc>
+          <w:tcPr>
+            <w:tcW w:w="3255" w:type="dxa"/>
+            <w:vMerge w:val="restart"/>
+            <w:vAlign w:val="center"/>
+          </w:tcPr>
+          <w:p>
+            <w:pPr>
+              <w:wordWrap w:val="0"/>
+              <w:spacing w:line="276" w:lineRule="auto"/>
+              <w:ind w:left="218" w:leftChars="104" w:firstLine="14" w:firstLineChars="8"/>
+              <w:jc w:val="both"/>
+              <w:rPr>
+                <w:rFonts w:ascii="Times New Roman" w:hAnsi="Times New Roman" w:eastAsia="微软雅黑" w:cs="Times New Roman"/>
+                <w:sz w:val="18"/>
+                <w:szCs w:val="18"/>
+                <w:shd w:val="clear" w:color="auto" w:fill="FFFFFF"/>
+                <w:lang w:eastAsia="zh-CN"/>
+              </w:rPr>
+            </w:pPr>
+            <w:r>
+              <w:rPr>
+                <w:rFonts w:ascii="Times New Roman" w:hAnsi="Times New Roman" w:eastAsia="微软雅黑" w:cs="Times New Roman"/>
+                <w:sz w:val="18"/>
+                <w:szCs w:val="18"/>
+                <w:shd w:val="clear" w:color="auto" w:fill="FFFFFF"/>
+                <w:lang w:eastAsia="zh-CN"/>
+              </w:rPr>
+              <w:t>TPS（Tumor Proportion Score）=</w:t>
+            </w:r>
+          </w:p>
+        </w:tc>
+        <w:tc>
+          <w:tcPr>
+            <w:tcW w:w="4318" w:type="dxa"/>
+            <w:tcBorders>
+              <w:bottom w:val="single" w:color="auto" w:sz="4" w:space="0"/>
+            </w:tcBorders>
+            <w:vAlign w:val="center"/>
+          </w:tcPr>
+          <w:p>
+            <w:pPr>
+              <w:spacing w:line="276" w:lineRule="auto"/>
+              <w:ind w:left="218" w:leftChars="104" w:firstLine="14" w:firstLineChars="8"/>
+              <w:jc w:val="center"/>
+              <w:rPr>
+                <w:rFonts w:ascii="Times New Roman" w:hAnsi="Times New Roman" w:eastAsia="微软雅黑" w:cs="Times New Roman"/>
+                <w:sz w:val="18"/>
+                <w:szCs w:val="18"/>
+                <w:shd w:val="clear" w:color="auto" w:fill="FFFFFF"/>
+                <w:lang w:eastAsia="zh-CN"/>
+              </w:rPr>
+            </w:pPr>
+            <w:r>
+              <w:rPr>
+                <w:rFonts w:ascii="Times New Roman" w:hAnsi="Times New Roman" w:eastAsia="微软雅黑" w:cs="Times New Roman"/>
+                <w:sz w:val="18"/>
+                <w:szCs w:val="18"/>
+                <w:shd w:val="clear" w:color="auto" w:fill="FFFFFF"/>
+                <w:lang w:eastAsia="zh-CN"/>
+              </w:rPr>
+              <w:t>P</w:t>
+            </w:r>
+            <w:r>
+              <w:rPr>
+                <w:rFonts w:hint="eastAsia" w:ascii="Times New Roman" w:hAnsi="Times New Roman" w:eastAsia="微软雅黑" w:cs="Times New Roman"/>
+                <w:sz w:val="18"/>
+                <w:szCs w:val="18"/>
+                <w:shd w:val="clear" w:color="auto" w:fill="FFFFFF"/>
+                <w:lang w:eastAsia="zh-CN"/>
+              </w:rPr>
+              <w:t>D-L1染色细胞(肿瘤细胞)数量</w:t>
+            </w:r>
+          </w:p>
+        </w:tc>
+        <w:tc>
+          <w:tcPr>
+            <w:tcW w:w="2168" w:type="dxa"/>
+            <w:gridSpan w:val="2"/>
+            <w:vMerge w:val="restart"/>
+            <w:vAlign w:val="center"/>
+          </w:tcPr>
+          <w:p>
+            <w:pPr>
+              <w:spacing w:line="276" w:lineRule="auto"/>
+              <w:ind w:left="218" w:leftChars="104" w:firstLine="14" w:firstLineChars="8"/>
+              <w:jc w:val="both"/>
+              <w:rPr>
+                <w:rFonts w:ascii="Times New Roman" w:hAnsi="Times New Roman" w:eastAsia="微软雅黑" w:cs="Times New Roman"/>
+                <w:sz w:val="18"/>
+                <w:szCs w:val="18"/>
+                <w:shd w:val="clear" w:color="auto" w:fill="FFFFFF"/>
+                <w:lang w:eastAsia="zh-CN"/>
+              </w:rPr>
+            </w:pPr>
+            <w:r>
+              <w:rPr>
+                <w:rFonts w:ascii="Times New Roman" w:hAnsi="Times New Roman" w:eastAsia="微软雅黑" w:cs="Times New Roman"/>
+                <w:sz w:val="18"/>
+                <w:szCs w:val="18"/>
+                <w:shd w:val="clear" w:color="auto" w:fill="FFFFFF"/>
+                <w:lang w:eastAsia="zh-CN"/>
+              </w:rPr>
+              <w:t>×100%</w:t>
+            </w:r>
+          </w:p>
+        </w:tc>
+      </w:tr>
+      <w:tr>
+        <w:tblPrEx>
+          <w:tblBorders>
+            <w:top w:val="none" w:color="auto" w:sz="0" w:space="0"/>
+            <w:left w:val="none" w:color="auto" w:sz="0" w:space="0"/>
+            <w:bottom w:val="none" w:color="auto" w:sz="0" w:space="0"/>
+            <w:right w:val="none" w:color="auto" w:sz="0" w:space="0"/>
+            <w:insideH w:val="none" w:color="auto" w:sz="0" w:space="0"/>
+            <w:insideV w:val="none" w:color="auto" w:sz="0" w:space="0"/>
+          </w:tblBorders>
+          <w:tblCellMar>
+            <w:top w:w="0" w:type="dxa"/>
+            <w:left w:w="108" w:type="dxa"/>
+            <w:bottom w:w="0" w:type="dxa"/>
+            <w:right w:w="108" w:type="dxa"/>
+          </w:tblCellMar>
+        </w:tblPrEx>
+        <w:trPr>
+          <w:trHeight w:val="322" w:hRule="atLeast"/>
+        </w:trPr>
+        <w:tc>
+          <w:tcPr>
+            <w:tcW w:w="3255" w:type="dxa"/>
+            <w:vMerge w:val="continue"/>
+            <w:vAlign w:val="center"/>
+          </w:tcPr>
+          <w:p>
+            <w:pPr>
+              <w:spacing w:line="276" w:lineRule="auto"/>
+              <w:ind w:left="218" w:leftChars="104" w:firstLine="14" w:firstLineChars="8"/>
+              <w:jc w:val="both"/>
+              <w:rPr>
+                <w:rFonts w:ascii="Times New Roman" w:hAnsi="Times New Roman" w:eastAsia="微软雅黑" w:cs="Times New Roman"/>
+                <w:sz w:val="18"/>
+                <w:szCs w:val="18"/>
+                <w:shd w:val="clear" w:color="auto" w:fill="FFFFFF"/>
+                <w:lang w:eastAsia="zh-CN"/>
+              </w:rPr>
+            </w:pPr>
+          </w:p>
+        </w:tc>
+        <w:tc>
+          <w:tcPr>
+            <w:tcW w:w="4318" w:type="dxa"/>
+            <w:tcBorders>
+              <w:top w:val="single" w:color="auto" w:sz="4" w:space="0"/>
+            </w:tcBorders>
+            <w:vAlign w:val="center"/>
+          </w:tcPr>
+          <w:p>
+            <w:pPr>
+              <w:spacing w:line="276" w:lineRule="auto"/>
+              <w:ind w:left="218" w:leftChars="104" w:firstLine="14" w:firstLineChars="8"/>
+              <w:jc w:val="center"/>
+              <w:rPr>
+                <w:rFonts w:ascii="Times New Roman" w:hAnsi="Times New Roman" w:eastAsia="微软雅黑" w:cs="Times New Roman"/>
+                <w:sz w:val="18"/>
+                <w:szCs w:val="18"/>
+                <w:shd w:val="clear" w:color="auto" w:fill="FFFFFF"/>
+                <w:lang w:eastAsia="zh-CN"/>
+              </w:rPr>
+            </w:pPr>
+            <w:r>
+              <w:rPr>
+                <w:rFonts w:ascii="Times New Roman" w:hAnsi="Times New Roman" w:eastAsia="微软雅黑" w:cs="Times New Roman"/>
+                <w:sz w:val="18"/>
+                <w:szCs w:val="18"/>
+                <w:shd w:val="clear" w:color="auto" w:fill="FFFFFF"/>
+                <w:lang w:eastAsia="zh-CN"/>
+              </w:rPr>
+              <w:t>活的肿瘤细胞总数</w:t>
+            </w:r>
+          </w:p>
+        </w:tc>
+        <w:tc>
+          <w:tcPr>
+            <w:tcW w:w="2168" w:type="dxa"/>
+            <w:gridSpan w:val="2"/>
+            <w:vMerge w:val="continue"/>
+          </w:tcPr>
+          <w:p>
+            <w:pPr>
+              <w:spacing w:line="276" w:lineRule="auto"/>
+              <w:ind w:left="218" w:leftChars="104" w:firstLine="14" w:firstLineChars="8"/>
+              <w:jc w:val="left"/>
+              <w:rPr>
+                <w:rFonts w:ascii="Times New Roman" w:hAnsi="Times New Roman" w:eastAsia="微软雅黑" w:cs="Times New Roman"/>
+                <w:sz w:val="18"/>
+                <w:szCs w:val="18"/>
+                <w:shd w:val="clear" w:color="auto" w:fill="FFFFFF"/>
+                <w:lang w:eastAsia="zh-CN"/>
+              </w:rPr>
+            </w:pPr>
+          </w:p>
+        </w:tc>
+      </w:tr>
+      <w:tr>
+        <w:tblPrEx>
+          <w:tblBorders>
+            <w:top w:val="none" w:color="auto" w:sz="0" w:space="0"/>
+            <w:left w:val="none" w:color="auto" w:sz="0" w:space="0"/>
+            <w:bottom w:val="none" w:color="auto" w:sz="0" w:space="0"/>
+            <w:right w:val="none" w:color="auto" w:sz="0" w:space="0"/>
+            <w:insideH w:val="none" w:color="auto" w:sz="0" w:space="0"/>
+            <w:insideV w:val="none" w:color="auto" w:sz="0" w:space="0"/>
+          </w:tblBorders>
+          <w:tblCellMar>
+            <w:top w:w="0" w:type="dxa"/>
+            <w:left w:w="108" w:type="dxa"/>
+            <w:bottom w:w="0" w:type="dxa"/>
+            <w:right w:w="108" w:type="dxa"/>
+          </w:tblCellMar>
+        </w:tblPrEx>
+        <w:trPr>
+          <w:trHeight w:val="313" w:hRule="atLeast"/>
+        </w:trPr>
+        <w:tc>
+          <w:tcPr>
+            <w:tcW w:w="3255" w:type="dxa"/>
+            <w:vMerge w:val="restart"/>
+            <w:vAlign w:val="center"/>
+          </w:tcPr>
+          <w:p>
+            <w:pPr>
+              <w:wordWrap w:val="0"/>
+              <w:spacing w:line="276" w:lineRule="auto"/>
+              <w:ind w:left="218" w:leftChars="104" w:firstLine="14" w:firstLineChars="8"/>
+              <w:jc w:val="both"/>
+              <w:rPr>
+                <w:rFonts w:ascii="Times New Roman" w:hAnsi="Times New Roman" w:eastAsia="微软雅黑" w:cs="Times New Roman"/>
+                <w:sz w:val="18"/>
+                <w:szCs w:val="18"/>
+                <w:shd w:val="clear" w:color="auto" w:fill="FFFFFF"/>
+                <w:lang w:eastAsia="zh-CN"/>
+              </w:rPr>
+            </w:pPr>
+            <w:r>
+              <w:rPr>
+                <w:rFonts w:ascii="Times New Roman" w:hAnsi="Times New Roman" w:eastAsia="微软雅黑" w:cs="Times New Roman"/>
+                <w:sz w:val="18"/>
+                <w:szCs w:val="18"/>
+                <w:shd w:val="clear" w:color="auto" w:fill="FFFFFF"/>
+                <w:lang w:eastAsia="zh-CN"/>
+              </w:rPr>
+              <w:t>CPS（Combined Positive Score）=</w:t>
+            </w:r>
+          </w:p>
+        </w:tc>
+        <w:tc>
+          <w:tcPr>
+            <w:tcW w:w="5710" w:type="dxa"/>
+            <w:gridSpan w:val="2"/>
+            <w:tcBorders>
+              <w:bottom w:val="single" w:color="auto" w:sz="4" w:space="0"/>
+            </w:tcBorders>
+            <w:vAlign w:val="center"/>
+          </w:tcPr>
+          <w:p>
+            <w:pPr>
+              <w:spacing w:line="276" w:lineRule="auto"/>
+              <w:ind w:left="218" w:leftChars="104" w:firstLine="14" w:firstLineChars="8"/>
+              <w:jc w:val="center"/>
+              <w:rPr>
+                <w:rFonts w:ascii="Times New Roman" w:hAnsi="Times New Roman" w:eastAsia="微软雅黑" w:cs="Times New Roman"/>
+                <w:sz w:val="18"/>
+                <w:szCs w:val="18"/>
+                <w:shd w:val="clear" w:color="auto" w:fill="FFFFFF"/>
+                <w:lang w:eastAsia="zh-CN"/>
+              </w:rPr>
+            </w:pPr>
+            <w:r>
+              <w:rPr>
+                <w:rFonts w:hint="eastAsia" w:ascii="Times New Roman" w:hAnsi="Times New Roman" w:eastAsia="微软雅黑" w:cs="Times New Roman"/>
+                <w:sz w:val="18"/>
+                <w:szCs w:val="18"/>
+                <w:shd w:val="clear" w:color="auto" w:fill="FFFFFF"/>
+                <w:lang w:eastAsia="zh-CN"/>
+              </w:rPr>
+              <w:t>PD-L1染色细胞(肿瘤细胞+淋巴细胞+巨噬细胞)数量</w:t>
+            </w:r>
+          </w:p>
+        </w:tc>
+        <w:tc>
+          <w:tcPr>
+            <w:tcW w:w="776" w:type="dxa"/>
+            <w:vMerge w:val="restart"/>
+            <w:vAlign w:val="center"/>
+          </w:tcPr>
+          <w:p>
+            <w:pPr>
+              <w:spacing w:line="276" w:lineRule="auto"/>
+              <w:ind w:left="218" w:leftChars="104" w:firstLine="14" w:firstLineChars="8"/>
+              <w:jc w:val="both"/>
+              <w:rPr>
+                <w:rFonts w:ascii="Times New Roman" w:hAnsi="Times New Roman" w:eastAsia="微软雅黑" w:cs="Times New Roman"/>
+                <w:sz w:val="18"/>
+                <w:szCs w:val="18"/>
+                <w:shd w:val="clear" w:color="auto" w:fill="FFFFFF"/>
+                <w:lang w:eastAsia="zh-CN"/>
+              </w:rPr>
+            </w:pPr>
+            <w:r>
+              <w:rPr>
+                <w:rFonts w:ascii="Times New Roman" w:hAnsi="Times New Roman" w:eastAsia="微软雅黑" w:cs="Times New Roman"/>
+                <w:sz w:val="18"/>
+                <w:szCs w:val="18"/>
+                <w:shd w:val="clear" w:color="auto" w:fill="FFFFFF"/>
+                <w:lang w:eastAsia="zh-CN"/>
+              </w:rPr>
+              <w:t>×100</w:t>
+            </w:r>
+          </w:p>
+        </w:tc>
+      </w:tr>
+      <w:tr>
+        <w:tblPrEx>
+          <w:tblBorders>
+            <w:top w:val="none" w:color="auto" w:sz="0" w:space="0"/>
+            <w:left w:val="none" w:color="auto" w:sz="0" w:space="0"/>
+            <w:bottom w:val="none" w:color="auto" w:sz="0" w:space="0"/>
+            <w:right w:val="none" w:color="auto" w:sz="0" w:space="0"/>
+            <w:insideH w:val="none" w:color="auto" w:sz="0" w:space="0"/>
+            <w:insideV w:val="none" w:color="auto" w:sz="0" w:space="0"/>
+          </w:tblBorders>
+          <w:tblCellMar>
+            <w:top w:w="0" w:type="dxa"/>
+            <w:left w:w="108" w:type="dxa"/>
+            <w:bottom w:w="0" w:type="dxa"/>
+            <w:right w:w="108" w:type="dxa"/>
+          </w:tblCellMar>
+        </w:tblPrEx>
+        <w:trPr>
+          <w:trHeight w:val="322" w:hRule="atLeast"/>
+        </w:trPr>
+        <w:tc>
+          <w:tcPr>
+            <w:tcW w:w="3255" w:type="dxa"/>
+            <w:vMerge w:val="continue"/>
+          </w:tcPr>
+          <w:p>
+            <w:pPr>
+              <w:spacing w:line="276" w:lineRule="auto"/>
+              <w:ind w:left="218" w:leftChars="104" w:firstLine="14" w:firstLineChars="8"/>
+              <w:jc w:val="left"/>
+              <w:rPr>
+                <w:rFonts w:ascii="Times New Roman" w:hAnsi="Times New Roman" w:eastAsia="微软雅黑" w:cs="Times New Roman"/>
+                <w:sz w:val="18"/>
+                <w:szCs w:val="18"/>
+                <w:shd w:val="clear" w:color="auto" w:fill="FFFFFF"/>
+                <w:lang w:eastAsia="zh-CN"/>
+              </w:rPr>
+            </w:pPr>
+          </w:p>
+        </w:tc>
+        <w:tc>
+          <w:tcPr>
+            <w:tcW w:w="5710" w:type="dxa"/>
+            <w:gridSpan w:val="2"/>
+            <w:tcBorders>
+              <w:top w:val="single" w:color="auto" w:sz="4" w:space="0"/>
+            </w:tcBorders>
+            <w:vAlign w:val="center"/>
+          </w:tcPr>
+          <w:p>
+            <w:pPr>
+              <w:spacing w:line="276" w:lineRule="auto"/>
+              <w:ind w:left="218" w:leftChars="104" w:firstLine="14" w:firstLineChars="8"/>
+              <w:jc w:val="center"/>
+              <w:rPr>
+                <w:rFonts w:ascii="Times New Roman" w:hAnsi="Times New Roman" w:eastAsia="微软雅黑" w:cs="Times New Roman"/>
+                <w:sz w:val="18"/>
+                <w:szCs w:val="18"/>
+                <w:shd w:val="clear" w:color="auto" w:fill="FFFFFF"/>
+                <w:lang w:eastAsia="zh-CN"/>
+              </w:rPr>
+            </w:pPr>
+            <w:r>
+              <w:rPr>
+                <w:rFonts w:hint="eastAsia" w:ascii="Times New Roman" w:hAnsi="Times New Roman" w:eastAsia="微软雅黑" w:cs="Times New Roman"/>
+                <w:sz w:val="18"/>
+                <w:szCs w:val="18"/>
+                <w:shd w:val="clear" w:color="auto" w:fill="FFFFFF"/>
+                <w:lang w:eastAsia="zh-CN"/>
+              </w:rPr>
+              <w:t>活的肿瘤细胞总数</w:t>
+            </w:r>
+          </w:p>
+        </w:tc>
+        <w:tc>
+          <w:tcPr>
+            <w:tcW w:w="776" w:type="dxa"/>
+            <w:vMerge w:val="continue"/>
+          </w:tcPr>
+          <w:p>
+            <w:pPr>
+              <w:spacing w:line="276" w:lineRule="auto"/>
+              <w:ind w:left="218" w:leftChars="104" w:firstLine="14" w:firstLineChars="8"/>
+              <w:jc w:val="left"/>
+              <w:rPr>
+                <w:rFonts w:ascii="Times New Roman" w:hAnsi="Times New Roman" w:eastAsia="微软雅黑" w:cs="Times New Roman"/>
+                <w:sz w:val="18"/>
+                <w:szCs w:val="18"/>
+                <w:shd w:val="clear" w:color="auto" w:fill="FFFFFF"/>
+                <w:lang w:eastAsia="zh-CN"/>
+              </w:rPr>
+            </w:pPr>
+          </w:p>
+        </w:tc>
+      </w:tr>
+    </w:tbl>
+    <w:p>
+      <w:pPr>
+        <w:spacing w:line="276" w:lineRule="auto"/>
+        <w:ind w:left="218" w:leftChars="104" w:firstLine="14" w:firstLineChars="8"/>
+        <w:rPr>
+          <w:rFonts w:ascii="Times New Roman" w:hAnsi="Times New Roman" w:eastAsia="微软雅黑" w:cs="Times New Roman"/>
+          <w:sz w:val="18"/>
+          <w:szCs w:val="18"/>
+          <w:shd w:val="clear" w:color="auto" w:fill="FFFFFF"/>
+          <w:lang w:eastAsia="zh-CN"/>
+        </w:rPr>
+      </w:pPr>
+      <w:r>
+        <w:rPr>
+          <w:rFonts w:hint="eastAsia" w:ascii="Times New Roman" w:hAnsi="Times New Roman" w:eastAsia="微软雅黑" w:cs="Times New Roman"/>
+          <w:sz w:val="18"/>
+          <w:szCs w:val="18"/>
+          <w:shd w:val="clear" w:color="auto" w:fill="FFFFFF"/>
+          <w:lang w:eastAsia="zh-CN"/>
+        </w:rPr>
+        <w:tab/>
+      </w:r>
+      <w:r>
+        <w:rPr>
+          <w:rFonts w:hint="eastAsia" w:ascii="Times New Roman" w:hAnsi="Times New Roman" w:eastAsia="微软雅黑" w:cs="Times New Roman"/>
+          <w:sz w:val="18"/>
+          <w:szCs w:val="18"/>
+          <w:shd w:val="clear" w:color="auto" w:fill="FFFFFF"/>
+          <w:lang w:eastAsia="zh-CN"/>
+        </w:rPr>
+        <w:t>CPS</w:t>
+      </w:r>
+      <w:r>
+        <w:rPr>
+          <w:rFonts w:ascii="Times New Roman" w:hAnsi="Times New Roman" w:eastAsia="微软雅黑" w:cs="Times New Roman"/>
+          <w:sz w:val="18"/>
+          <w:szCs w:val="18"/>
+          <w:shd w:val="clear" w:color="auto" w:fill="FFFFFF"/>
+          <w:lang w:eastAsia="zh-CN"/>
+        </w:rPr>
+        <w:t>结果采用0~100数值来表示</w:t>
+      </w:r>
+      <w:r>
+        <w:rPr>
+          <w:rFonts w:hint="eastAsia" w:ascii="Times New Roman" w:hAnsi="Times New Roman" w:eastAsia="微软雅黑" w:cs="Times New Roman"/>
+          <w:sz w:val="18"/>
+          <w:szCs w:val="18"/>
+          <w:shd w:val="clear" w:color="auto" w:fill="FFFFFF"/>
+          <w:lang w:eastAsia="zh-CN"/>
+        </w:rPr>
+        <w:t>，</w:t>
+      </w:r>
+      <w:r>
+        <w:rPr>
+          <w:rFonts w:ascii="Times New Roman" w:hAnsi="Times New Roman" w:eastAsia="微软雅黑" w:cs="Times New Roman"/>
+          <w:sz w:val="18"/>
+          <w:szCs w:val="18"/>
+          <w:shd w:val="clear" w:color="auto" w:fill="FFFFFF"/>
+          <w:lang w:eastAsia="zh-CN"/>
+        </w:rPr>
+        <w:t>当计算结果超过100时，最终结果按照100来计算。</w:t>
+      </w:r>
+    </w:p>
+    <w:p>
+      <w:pPr>
+        <w:spacing w:line="400" w:lineRule="exact"/>
+        <w:ind w:left="218" w:leftChars="104" w:firstLine="14" w:firstLineChars="8"/>
+        <w:rPr>
+          <w:rFonts w:hint="eastAsia" w:ascii="苹方 中等" w:hAnsi="苹方 中等" w:eastAsia="苹方 中等" w:cs="苹方 中等"/>
+          <w:spacing w:val="2"/>
+          <w:szCs w:val="21"/>
+        </w:rPr>
+      </w:pPr>
+      <w:r>
+        <w:rPr>
+          <w:rFonts w:ascii="Times New Roman" w:hAnsi="Times New Roman" w:eastAsia="微软雅黑" w:cs="Times New Roman"/>
+          <w:sz w:val="18"/>
+          <w:szCs w:val="18"/>
+          <w:shd w:val="clear" w:color="auto" w:fill="FFFFFF"/>
+          <w:lang w:eastAsia="zh-CN"/>
+        </w:rPr>
+        <w:t>程序性死亡</w:t>
+      </w:r>
+      <w:r>
+        <w:rPr>
+          <w:rFonts w:hint="eastAsia" w:ascii="Times New Roman" w:hAnsi="Times New Roman" w:eastAsia="微软雅黑" w:cs="Times New Roman"/>
+          <w:sz w:val="18"/>
+          <w:szCs w:val="18"/>
+          <w:shd w:val="clear" w:color="auto" w:fill="FFFFFF"/>
+          <w:lang w:eastAsia="zh-CN"/>
+        </w:rPr>
+        <w:t>受体</w:t>
+      </w:r>
+      <w:r>
+        <w:rPr>
+          <w:rFonts w:ascii="Times New Roman" w:hAnsi="Times New Roman" w:eastAsia="微软雅黑" w:cs="Times New Roman"/>
+          <w:sz w:val="18"/>
+          <w:szCs w:val="18"/>
+          <w:shd w:val="clear" w:color="auto" w:fill="FFFFFF"/>
+          <w:lang w:eastAsia="zh-CN"/>
+        </w:rPr>
+        <w:t>1(PD-1)是一种重要的免疫抑制分子，主要在激活的T细胞和B细胞中表达。肿瘤细胞中高表达程序性死亡配体1(PD-L1)，与PD-1结合后可抑制T细胞激活，从而使肿瘤细胞躲避免疫系统的识别与攻击。通过PD-1/PD-L1抑制剂阻断该信号通路，阻断负向调控信号，能够使T细胞恢复活性，增强免疫应答。近期研究发现PD-1和PD-L1抑制剂在非小细胞肺癌、黑色素瘤、膀胱癌等多种肿瘤中疗效显著</w:t>
+      </w:r>
+      <w:r>
+        <w:rPr>
+          <w:rFonts w:hint="eastAsia" w:ascii="Times New Roman" w:hAnsi="Times New Roman" w:eastAsia="微软雅黑" w:cs="Times New Roman"/>
+          <w:sz w:val="18"/>
+          <w:szCs w:val="18"/>
+          <w:shd w:val="clear" w:color="auto" w:fill="FFFFFF"/>
+          <w:lang w:eastAsia="zh-CN"/>
+        </w:rPr>
+        <w:t>,其中</w:t>
+      </w:r>
+      <w:r>
+        <w:rPr>
+          <w:rFonts w:ascii="Times New Roman" w:hAnsi="Times New Roman" w:eastAsia="微软雅黑" w:cs="Times New Roman"/>
+          <w:sz w:val="18"/>
+          <w:szCs w:val="18"/>
+          <w:shd w:val="clear" w:color="auto" w:fill="FFFFFF"/>
+          <w:lang w:eastAsia="zh-CN"/>
+        </w:rPr>
+        <w:t>肿瘤组织中PD-L1的表达水平对预测PD-1和PD-L1抑制剂疗效具有重要意义</w:t>
+      </w:r>
+      <w:r>
+        <w:rPr>
+          <w:rFonts w:hint="eastAsia" w:ascii="Times New Roman" w:hAnsi="Times New Roman" w:eastAsia="微软雅黑" w:cs="Times New Roman"/>
+          <w:sz w:val="18"/>
+          <w:szCs w:val="18"/>
+          <w:shd w:val="clear" w:color="auto" w:fill="FFFFFF"/>
+          <w:lang w:eastAsia="zh-CN"/>
+        </w:rPr>
+        <w:t>。</w:t>
+      </w:r>
+    </w:p>
+    <w:p>
+      <w:pPr>
+        <w:rPr>
+          <w:rFonts w:hint="eastAsia" w:ascii="Times New Roman" w:hAnsi="Times New Roman" w:eastAsia="微软雅黑" w:cs="Times New Roman"/>
+          <w:sz w:val="24"/>
+          <w:szCs w:val="24"/>
+          <w:highlight w:val="none"/>
+          <w:lang w:eastAsia="zh-CN"/>
+        </w:rPr>
+      </w:pPr>
+      <w:r>
+        <w:rPr>
+          <w:rFonts w:hint="eastAsia" w:ascii="Times New Roman" w:hAnsi="Times New Roman" w:eastAsia="微软雅黑" w:cs="Times New Roman"/>
+          <w:sz w:val="24"/>
+          <w:szCs w:val="24"/>
+          <w:highlight w:val="none"/>
+          <w:lang w:eastAsia="zh-CN"/>
+        </w:rPr>
+        <w:br w:type="page"/>
+      </w:r>
+    </w:p>
+    <w:p>
+      <w:pPr>
+        <w:spacing w:line="400" w:lineRule="exact"/>
+        <w:ind w:firstLine="420"/>
+        <w:rPr>
+          <w:rFonts w:hint="eastAsia" w:ascii="苹方 中等" w:hAnsi="苹方 中等" w:eastAsia="苹方 中等" w:cs="苹方 中等"/>
+          <w:spacing w:val="2"/>
+          <w:szCs w:val="21"/>
+        </w:rPr>
+      </w:pPr>
+      <w:r>
+        <w:rPr>
+          <w:rFonts w:hint="eastAsia" w:ascii="Times New Roman" w:hAnsi="Times New Roman" w:eastAsia="微软雅黑" w:cs="Times New Roman"/>
+          <w:sz w:val="24"/>
+          <w:szCs w:val="24"/>
+          <w:highlight w:val="none"/>
+          <w:lang w:eastAsia="zh-CN"/>
+        </w:rPr>
+        <w:t>{% endif %}</w:t>
       </w:r>
     </w:p>
     <w:p>
@@ -24252,17 +27178,7 @@
                 <w:sz w:val="21"/>
                 <w:lang w:eastAsia="zh-CN"/>
               </w:rPr>
-              <w:t>“tissu</w:t>
-            </w:r>
-            <w:bookmarkStart w:id="1" w:name="_GoBack"/>
-            <w:bookmarkEnd w:id="1"/>
-            <w:r>
-              <w:rPr>
-                <w:rFonts w:ascii="Times New Roman" w:hAnsi="Times New Roman" w:eastAsia="微软雅黑" w:cs="黑体"/>
-                <w:sz w:val="21"/>
-                <w:lang w:eastAsia="zh-CN"/>
-              </w:rPr>
-              <w:t>e”</w:t>
+              <w:t>“tissue”</w:t>
             </w:r>
             <w:r>
               <w:rPr>
@@ -29768,6 +32684,63 @@
       <w:lang w:eastAsia="zh-CN"/>
     </w:rPr>
   </w:style>
+  <w:style w:type="paragraph" w:customStyle="1" w:styleId="52">
+    <w:name w:val="qc"/>
+    <w:basedOn w:val="1"/>
+    <w:autoRedefine/>
+    <w:qFormat/>
+    <w:uiPriority w:val="0"/>
+    <w:pPr>
+      <w:ind w:firstLine="180" w:firstLineChars="100"/>
+      <w:jc w:val="center"/>
+    </w:pPr>
+    <w:rPr>
+      <w:rFonts w:ascii="Times New Roman" w:hAnsi="Times New Roman" w:eastAsia="微软雅黑" w:cs="Times New Roman"/>
+      <w:bCs/>
+      <w:color w:val="000000"/>
+      <w:kern w:val="2"/>
+      <w:sz w:val="18"/>
+      <w:szCs w:val="18"/>
+      <w:lang w:eastAsia="zh-CN"/>
+    </w:rPr>
+  </w:style>
+  <w:style w:type="paragraph" w:customStyle="1" w:styleId="53">
+    <w:name w:val="scopeseen"/>
+    <w:basedOn w:val="1"/>
+    <w:autoRedefine/>
+    <w:qFormat/>
+    <w:uiPriority w:val="0"/>
+    <w:pPr>
+      <w:jc w:val="both"/>
+    </w:pPr>
+    <w:rPr>
+      <w:rFonts w:ascii="Times New Roman" w:hAnsi="Times New Roman" w:eastAsia="微软雅黑" w:cs="Times New Roman"/>
+      <w:bCs/>
+      <w:color w:val="000000"/>
+      <w:kern w:val="2"/>
+      <w:sz w:val="18"/>
+      <w:szCs w:val="18"/>
+      <w:lang w:eastAsia="zh-CN"/>
+    </w:rPr>
+  </w:style>
+  <w:style w:type="paragraph" w:customStyle="1" w:styleId="54">
+    <w:name w:val="tps"/>
+    <w:basedOn w:val="1"/>
+    <w:autoRedefine/>
+    <w:qFormat/>
+    <w:uiPriority w:val="0"/>
+    <w:pPr>
+      <w:spacing w:line="276" w:lineRule="auto"/>
+      <w:jc w:val="center"/>
+    </w:pPr>
+    <w:rPr>
+      <w:rFonts w:ascii="微软雅黑" w:hAnsi="微软雅黑" w:eastAsia="微软雅黑" w:cs="微软雅黑"/>
+      <w:kern w:val="2"/>
+      <w:sz w:val="18"/>
+      <w:szCs w:val="18"/>
+      <w:lang w:eastAsia="zh-CN"/>
+    </w:rPr>
+  </w:style>
 </w:styles>
 </file>
 

--- a/WebContent/docx/泛实体瘤188基因报告-单样本-晶赛.docx
+++ b/WebContent/docx/泛实体瘤188基因报告-单样本-晶赛.docx
@@ -30,6 +30,60 @@
           <w:titlePg/>
         </w:sectPr>
       </w:pPr>
+      <w:r>
+        <w:rPr>
+          <w:color w:val="7F7F7F"/>
+          <w:sz w:val="20"/>
+          <w:szCs w:val="20"/>
+          <w:lang w:eastAsia="zh-CN"/>
+        </w:rPr>
+        <w:drawing>
+          <wp:anchor distT="0" distB="0" distL="0" distR="0" simplePos="0" relativeHeight="251674624" behindDoc="0" locked="0" layoutInCell="1" allowOverlap="1">
+            <wp:simplePos x="0" y="0"/>
+            <wp:positionH relativeFrom="column">
+              <wp:posOffset>-635635</wp:posOffset>
+            </wp:positionH>
+            <wp:positionV relativeFrom="paragraph">
+              <wp:posOffset>-386715</wp:posOffset>
+            </wp:positionV>
+            <wp:extent cx="1369060" cy="389255"/>
+            <wp:effectExtent l="0" t="0" r="2540" b="6985"/>
+            <wp:wrapNone/>
+            <wp:docPr id="40" name="图片 40" descr="C:\Users\JT\Desktop\2019.3.1-诺禾致源logo-最新版\logo-透明底.pnglogo-透明底"/>
+            <wp:cNvGraphicFramePr>
+              <a:graphicFrameLocks xmlns:a="http://schemas.openxmlformats.org/drawingml/2006/main" noChangeAspect="1"/>
+            </wp:cNvGraphicFramePr>
+            <a:graphic xmlns:a="http://schemas.openxmlformats.org/drawingml/2006/main">
+              <a:graphicData uri="http://schemas.openxmlformats.org/drawingml/2006/picture">
+                <pic:pic xmlns:pic="http://schemas.openxmlformats.org/drawingml/2006/picture">
+                  <pic:nvPicPr>
+                    <pic:cNvPr id="40" name="图片 40" descr="C:\Users\JT\Desktop\2019.3.1-诺禾致源logo-最新版\logo-透明底.pnglogo-透明底"/>
+                    <pic:cNvPicPr>
+                      <a:picLocks noChangeAspect="1"/>
+                    </pic:cNvPicPr>
+                  </pic:nvPicPr>
+                  <pic:blipFill>
+                    <a:blip r:embed="rId19"/>
+                    <a:srcRect/>
+                    <a:stretch>
+                      <a:fillRect/>
+                    </a:stretch>
+                  </pic:blipFill>
+                  <pic:spPr>
+                    <a:xfrm>
+                      <a:off x="0" y="0"/>
+                      <a:ext cx="1369060" cy="389255"/>
+                    </a:xfrm>
+                    <a:prstGeom prst="rect">
+                      <a:avLst/>
+                    </a:prstGeom>
+                  </pic:spPr>
+                </pic:pic>
+              </a:graphicData>
+            </a:graphic>
+          </wp:anchor>
+        </w:drawing>
+      </w:r>
       <w:r>
         <w:rPr>
           <w:rFonts w:hint="eastAsia" w:ascii="苹方 中等" w:hAnsi="苹方 中等" w:eastAsia="苹方 中等" w:cs="苹方 中等"/>
@@ -65,7 +119,7 @@
                     </pic:cNvPicPr>
                   </pic:nvPicPr>
                   <pic:blipFill>
-                    <a:blip r:embed="rId19"/>
+                    <a:blip r:embed="rId20"/>
                     <a:stretch>
                       <a:fillRect/>
                     </a:stretch>
@@ -494,7 +548,7 @@
                     <pic:cNvPicPr preferRelativeResize="0"/>
                   </pic:nvPicPr>
                   <pic:blipFill>
-                    <a:blip r:embed="rId20"/>
+                    <a:blip r:embed="rId21"/>
                     <a:srcRect/>
                     <a:stretch>
                       <a:fillRect/>
@@ -543,7 +597,7 @@
                     <pic:cNvPicPr preferRelativeResize="0"/>
                   </pic:nvPicPr>
                   <pic:blipFill>
-                    <a:blip r:embed="rId21"/>
+                    <a:blip r:embed="rId22"/>
                     <a:srcRect/>
                     <a:stretch>
                       <a:fillRect/>
@@ -1967,7 +2021,7 @@
                     </pic:cNvPicPr>
                   </pic:nvPicPr>
                   <pic:blipFill>
-                    <a:blip r:embed="rId22"/>
+                    <a:blip r:embed="rId23"/>
                     <a:stretch>
                       <a:fillRect/>
                     </a:stretch>
@@ -4671,12 +4725,6 @@
             <w:insideH w:val="single" w:color="CCCCCC" w:sz="4" w:space="0"/>
             <w:insideV w:val="none" w:color="auto" w:sz="0" w:space="0"/>
           </w:tblBorders>
-          <w:tblCellMar>
-            <w:top w:w="113" w:type="dxa"/>
-            <w:left w:w="113" w:type="dxa"/>
-            <w:bottom w:w="113" w:type="dxa"/>
-            <w:right w:w="113" w:type="dxa"/>
-          </w:tblCellMar>
         </w:tblPrEx>
         <w:trPr>
           <w:jc w:val="center"/>
@@ -15856,6 +15904,12 @@
             <w:insideH w:val="dotted" w:color="45A3A7" w:sz="4" w:space="0"/>
             <w:insideV w:val="dotted" w:color="45A3A7" w:sz="4" w:space="0"/>
           </w:tblBorders>
+          <w:tblCellMar>
+            <w:top w:w="0" w:type="dxa"/>
+            <w:left w:w="108" w:type="dxa"/>
+            <w:bottom w:w="0" w:type="dxa"/>
+            <w:right w:w="108" w:type="dxa"/>
+          </w:tblCellMar>
         </w:tblPrEx>
         <w:trPr>
           <w:jc w:val="center"/>
@@ -15974,12 +16028,6 @@
             <w:insideH w:val="dotted" w:color="45A3A7" w:sz="4" w:space="0"/>
             <w:insideV w:val="dotted" w:color="45A3A7" w:sz="4" w:space="0"/>
           </w:tblBorders>
-          <w:tblCellMar>
-            <w:top w:w="0" w:type="dxa"/>
-            <w:left w:w="108" w:type="dxa"/>
-            <w:bottom w:w="0" w:type="dxa"/>
-            <w:right w:w="108" w:type="dxa"/>
-          </w:tblCellMar>
         </w:tblPrEx>
         <w:trPr>
           <w:trHeight w:val="329" w:hRule="atLeast"/>
@@ -19879,6 +19927,12 @@
             <w:insideH w:val="single" w:color="D7D7D7" w:sz="4" w:space="0"/>
             <w:insideV w:val="single" w:color="D7D7D7" w:sz="4" w:space="0"/>
           </w:tblBorders>
+          <w:tblCellMar>
+            <w:top w:w="0" w:type="dxa"/>
+            <w:left w:w="108" w:type="dxa"/>
+            <w:bottom w:w="0" w:type="dxa"/>
+            <w:right w:w="108" w:type="dxa"/>
+          </w:tblCellMar>
         </w:tblPrEx>
         <w:trPr>
           <w:jc w:val="center"/>
@@ -22655,12 +22709,6 @@
             <w:insideH w:val="dotted" w:color="033F86" w:sz="4" w:space="0"/>
             <w:insideV w:val="dotted" w:color="033F86" w:sz="4" w:space="0"/>
           </w:tblBorders>
-          <w:tblCellMar>
-            <w:top w:w="0" w:type="dxa"/>
-            <w:left w:w="108" w:type="dxa"/>
-            <w:bottom w:w="0" w:type="dxa"/>
-            <w:right w:w="108" w:type="dxa"/>
-          </w:tblCellMar>
         </w:tblPrEx>
         <w:trPr>
           <w:trHeight w:val="386" w:hRule="exact"/>
@@ -23306,7 +23354,6 @@
           <w:lang w:eastAsia="zh-CN"/>
         </w:rPr>
       </w:pPr>
-      <w:bookmarkStart w:id="1" w:name="_GoBack"/>
       <w:r>
         <w:rPr>
           <w:rFonts w:hint="eastAsia" w:ascii="Times New Roman" w:hAnsi="Times New Roman" w:eastAsia="微软雅黑" w:cs="黑体"/>
@@ -23320,7 +23367,6 @@
         <w:t xml:space="preserve">检测图谱： </w:t>
       </w:r>
     </w:p>
-    <w:bookmarkEnd w:id="1"/>
     <w:p>
       <w:pPr>
         <w:spacing w:line="276" w:lineRule="auto"/>
@@ -28642,53 +28688,2022 @@
     </w:p>
     <w:p>
       <w:pPr>
-        <w:spacing w:line="400" w:lineRule="exact"/>
         <w:rPr>
           <w:rFonts w:hint="eastAsia" w:ascii="苹方 中等" w:hAnsi="苹方 中等" w:eastAsia="苹方 中等" w:cs="苹方 中等"/>
           <w:spacing w:val="2"/>
           <w:sz w:val="24"/>
+        </w:rPr>
+      </w:pPr>
+      <w:r>
+        <w:rPr>
+          <w:rFonts w:hint="eastAsia" w:ascii="苹方 中等" w:hAnsi="苹方 中等" w:eastAsia="苹方 中等" w:cs="苹方 中等"/>
+          <w:spacing w:val="2"/>
+          <w:sz w:val="24"/>
+        </w:rPr>
+        <w:br w:type="page"/>
+      </w:r>
+    </w:p>
+    <w:p>
+      <w:pPr>
+        <w:numPr>
+          <w:ilvl w:val="0"/>
+          <w:numId w:val="0"/>
+        </w:numPr>
+        <w:spacing w:before="120" w:beforeLines="50" w:after="120" w:afterLines="50" w:line="400" w:lineRule="exact"/>
+        <w:ind w:leftChars="0" w:right="210" w:rightChars="100"/>
+        <w:rPr>
+          <w:rFonts w:hint="default" w:ascii="苹方 中等" w:hAnsi="苹方 中等" w:eastAsia="苹方 中等" w:cs="苹方 中等"/>
+          <w:b/>
+          <w:bCs/>
+          <w:color w:val="595959" w:themeColor="text1" w:themeTint="A6"/>
+          <w:spacing w:val="2"/>
+          <w:sz w:val="28"/>
+          <w:szCs w:val="28"/>
+          <w:lang w:val="en-US" w:eastAsia="zh-CN"/>
+          <w14:textFill>
+            <w14:solidFill>
+              <w14:schemeClr w14:val="tx1">
+                <w14:lumMod w14:val="65000"/>
+                <w14:lumOff w14:val="35000"/>
+              </w14:schemeClr>
+            </w14:solidFill>
+          </w14:textFill>
+        </w:rPr>
+      </w:pPr>
+      <w:bookmarkStart w:id="1" w:name="_Toc20962"/>
+      <w:r>
+        <w:rPr>
+          <w:rFonts w:hint="default" w:ascii="苹方 中等" w:hAnsi="苹方 中等" w:eastAsia="苹方 中等" w:cs="苹方 中等"/>
+          <w:b/>
+          <w:bCs/>
+          <w:color w:val="595959" w:themeColor="text1" w:themeTint="A6"/>
+          <w:spacing w:val="2"/>
+          <w:sz w:val="28"/>
+          <w:szCs w:val="28"/>
+          <w:lang w:val="en-US" w:eastAsia="zh-CN"/>
+          <w14:textFill>
+            <w14:solidFill>
+              <w14:schemeClr w14:val="tx1">
+                <w14:lumMod w14:val="65000"/>
+                <w14:lumOff w14:val="35000"/>
+              </w14:schemeClr>
+            </w14:solidFill>
+          </w14:textFill>
+        </w:rPr>
+        <w:t>检测方法与局限性</w:t>
+      </w:r>
+      <w:bookmarkEnd w:id="1"/>
+    </w:p>
+    <w:p>
+      <w:pPr>
+        <w:numPr>
+          <w:ilvl w:val="0"/>
+          <w:numId w:val="0"/>
+        </w:numPr>
+        <w:spacing w:before="120" w:beforeLines="50" w:after="120" w:afterLines="50" w:line="240" w:lineRule="auto"/>
+        <w:ind w:leftChars="0" w:right="210" w:rightChars="100"/>
+        <w:rPr>
+          <w:rFonts w:hint="default" w:ascii="苹方 中等" w:hAnsi="苹方 中等" w:eastAsia="苹方 中等" w:cs="苹方 中等"/>
+          <w:b/>
+          <w:bCs/>
+          <w:color w:val="595959" w:themeColor="text1" w:themeTint="A6"/>
+          <w:spacing w:val="2"/>
+          <w:sz w:val="24"/>
+          <w:szCs w:val="24"/>
+          <w:lang w:val="en-US" w:eastAsia="zh-CN"/>
+          <w14:textFill>
+            <w14:solidFill>
+              <w14:schemeClr w14:val="tx1">
+                <w14:lumMod w14:val="65000"/>
+                <w14:lumOff w14:val="35000"/>
+              </w14:schemeClr>
+            </w14:solidFill>
+          </w14:textFill>
+        </w:rPr>
+      </w:pPr>
+      <w:r>
+        <w:rPr>
+          <w:rFonts w:hint="default" w:ascii="苹方 中等" w:hAnsi="苹方 中等" w:eastAsia="苹方 中等" w:cs="苹方 中等"/>
+          <w:b/>
+          <w:bCs/>
+          <w:color w:val="595959" w:themeColor="text1" w:themeTint="A6"/>
+          <w:spacing w:val="2"/>
+          <w:sz w:val="24"/>
+          <w:szCs w:val="24"/>
+          <w:lang w:val="en-US" w:eastAsia="zh-CN"/>
+          <w14:textFill>
+            <w14:solidFill>
+              <w14:schemeClr w14:val="tx1">
+                <w14:lumMod w14:val="65000"/>
+                <w14:lumOff w14:val="35000"/>
+              </w14:schemeClr>
+            </w14:solidFill>
+          </w14:textFill>
+        </w:rPr>
+        <w:t>检测方法</w:t>
+      </w:r>
+    </w:p>
+    <w:p>
+      <w:pPr>
+        <w:widowControl/>
+        <w:spacing w:line="240" w:lineRule="auto"/>
+        <w:ind w:firstLine="380"/>
+        <w:rPr>
+          <w:rFonts w:hint="default" w:ascii="苹方 中等" w:hAnsi="苹方 中等" w:eastAsia="苹方 中等" w:cs="苹方 中等"/>
+          <w:color w:val="000000"/>
+          <w:spacing w:val="2"/>
+          <w:szCs w:val="21"/>
+          <w:lang w:eastAsia="zh-CN"/>
+        </w:rPr>
+      </w:pPr>
+      <w:r>
+        <w:rPr>
+          <w:rFonts w:hint="default" w:ascii="苹方 中等" w:hAnsi="苹方 中等" w:eastAsia="苹方 中等" w:cs="苹方 中等"/>
+          <w:color w:val="000000"/>
+          <w:spacing w:val="2"/>
+          <w:szCs w:val="21"/>
+          <w:lang w:eastAsia="zh-CN"/>
+        </w:rPr>
+        <w:t>{% for b in summaryOfRresults.productModularization.detection_method | nl() %}{%if loop.last%}{{ b }}{%else%}{{ b }}</w:t>
+      </w:r>
+    </w:p>
+    <w:p>
+      <w:pPr>
+        <w:widowControl/>
+        <w:spacing w:line="240" w:lineRule="auto"/>
+        <w:ind w:firstLine="380"/>
+        <w:rPr>
+          <w:rFonts w:hint="default" w:ascii="苹方 中等" w:hAnsi="苹方 中等" w:eastAsia="苹方 中等" w:cs="苹方 中等"/>
+          <w:color w:val="000000"/>
+          <w:spacing w:val="2"/>
+          <w:szCs w:val="21"/>
+          <w:lang w:eastAsia="zh-CN"/>
+        </w:rPr>
+      </w:pPr>
+      <w:r>
+        <w:rPr>
+          <w:rFonts w:hint="default" w:ascii="苹方 中等" w:hAnsi="苹方 中等" w:eastAsia="苹方 中等" w:cs="苹方 中等"/>
+          <w:color w:val="000000"/>
+          <w:spacing w:val="2"/>
+          <w:szCs w:val="21"/>
+          <w:lang w:eastAsia="zh-CN"/>
+        </w:rPr>
+        <w:t>{%endif%}{% endfor%}</w:t>
+      </w:r>
+    </w:p>
+    <w:p>
+      <w:pPr>
+        <w:numPr>
+          <w:ilvl w:val="0"/>
+          <w:numId w:val="0"/>
+        </w:numPr>
+        <w:spacing w:before="120" w:beforeLines="50" w:after="120" w:afterLines="50" w:line="240" w:lineRule="auto"/>
+        <w:ind w:leftChars="0" w:right="210" w:rightChars="100"/>
+        <w:rPr>
+          <w:rFonts w:hint="default" w:ascii="苹方 中等" w:hAnsi="苹方 中等" w:eastAsia="苹方 中等" w:cs="苹方 中等"/>
+          <w:b/>
+          <w:bCs/>
+          <w:color w:val="595959" w:themeColor="text1" w:themeTint="A6"/>
+          <w:spacing w:val="2"/>
+          <w:sz w:val="24"/>
+          <w:szCs w:val="24"/>
+          <w:lang w:val="en-US" w:eastAsia="zh-CN"/>
+          <w14:textFill>
+            <w14:solidFill>
+              <w14:schemeClr w14:val="tx1">
+                <w14:lumMod w14:val="65000"/>
+                <w14:lumOff w14:val="35000"/>
+              </w14:schemeClr>
+            </w14:solidFill>
+          </w14:textFill>
+        </w:rPr>
+      </w:pPr>
+      <w:r>
+        <w:rPr>
+          <w:rFonts w:hint="default" w:ascii="苹方 中等" w:hAnsi="苹方 中等" w:eastAsia="苹方 中等" w:cs="苹方 中等"/>
+          <w:b/>
+          <w:bCs/>
+          <w:color w:val="595959" w:themeColor="text1" w:themeTint="A6"/>
+          <w:spacing w:val="2"/>
+          <w:sz w:val="24"/>
+          <w:szCs w:val="24"/>
+          <w:lang w:val="en-US" w:eastAsia="zh-CN"/>
+          <w14:textFill>
+            <w14:solidFill>
+              <w14:schemeClr w14:val="tx1">
+                <w14:lumMod w14:val="65000"/>
+                <w14:lumOff w14:val="35000"/>
+              </w14:schemeClr>
+            </w14:solidFill>
+          </w14:textFill>
+        </w:rPr>
+        <w:t>局限性说明</w:t>
+      </w:r>
+    </w:p>
+    <w:p>
+      <w:pPr>
+        <w:widowControl/>
+        <w:spacing w:line="240" w:lineRule="auto"/>
+        <w:ind w:firstLine="380"/>
+        <w:rPr>
+          <w:rFonts w:hint="default" w:ascii="苹方 中等" w:hAnsi="苹方 中等" w:eastAsia="苹方 中等" w:cs="苹方 中等"/>
+          <w:color w:val="000000"/>
+          <w:spacing w:val="2"/>
+          <w:szCs w:val="21"/>
+          <w:lang w:eastAsia="zh-CN"/>
+        </w:rPr>
+      </w:pPr>
+      <w:r>
+        <w:rPr>
+          <w:rFonts w:hint="default" w:ascii="苹方 中等" w:hAnsi="苹方 中等" w:eastAsia="苹方 中等" w:cs="苹方 中等"/>
+          <w:color w:val="000000"/>
+          <w:spacing w:val="2"/>
+          <w:szCs w:val="21"/>
+          <w:lang w:eastAsia="zh-CN"/>
+        </w:rPr>
+        <w:t>{% for b in summaryOfRresults.productModularization.limitation_statement | nl() %}{%if loop.last%}{{ b }}{%else%}{{ b }}</w:t>
+      </w:r>
+    </w:p>
+    <w:p>
+      <w:pPr>
+        <w:widowControl/>
+        <w:spacing w:line="240" w:lineRule="auto"/>
+        <w:ind w:firstLine="380"/>
+        <w:rPr>
+          <w:rFonts w:hint="default" w:ascii="苹方 中等" w:hAnsi="苹方 中等" w:eastAsia="苹方 中等" w:cs="苹方 中等"/>
+          <w:color w:val="000000"/>
+          <w:spacing w:val="2"/>
+          <w:szCs w:val="21"/>
+          <w:lang w:eastAsia="zh-CN"/>
+        </w:rPr>
+      </w:pPr>
+      <w:r>
+        <w:rPr>
+          <w:rFonts w:hint="default" w:ascii="苹方 中等" w:hAnsi="苹方 中等" w:eastAsia="苹方 中等" w:cs="苹方 中等"/>
+          <w:color w:val="000000"/>
+          <w:spacing w:val="2"/>
+          <w:szCs w:val="21"/>
+          <w:lang w:eastAsia="zh-CN"/>
+        </w:rPr>
+        <w:t>{%endif%}{% endfor%}</w:t>
+      </w:r>
+    </w:p>
+    <w:p>
+      <w:pPr>
+        <w:numPr>
+          <w:ilvl w:val="0"/>
+          <w:numId w:val="0"/>
+        </w:numPr>
+        <w:ind w:leftChars="0"/>
+        <w:rPr>
+          <w:rFonts w:hint="eastAsia" w:ascii="Times New Roman" w:hAnsi="Times New Roman" w:eastAsia="微软雅黑" w:cs="Times New Roman"/>
+          <w:sz w:val="24"/>
+          <w:szCs w:val="24"/>
+          <w:lang w:eastAsia="zh-CN"/>
+        </w:rPr>
+      </w:pPr>
+      <w:r>
+        <w:rPr>
+          <w:rFonts w:hint="eastAsia" w:ascii="Times New Roman" w:hAnsi="Times New Roman" w:eastAsia="微软雅黑" w:cs="Times New Roman"/>
+          <w:sz w:val="24"/>
+          <w:szCs w:val="24"/>
+          <w:lang w:eastAsia="zh-CN"/>
+        </w:rPr>
+        <w:t xml:space="preserve">{% if testedby == </w:t>
+      </w:r>
+      <w:r>
+        <w:rPr>
+          <w:rFonts w:ascii="Times New Roman" w:hAnsi="Times New Roman" w:eastAsia="微软雅黑" w:cs="Times New Roman"/>
+          <w:sz w:val="24"/>
+          <w:szCs w:val="24"/>
+          <w:lang w:eastAsia="zh-CN"/>
+        </w:rPr>
+        <w:t>“</w:t>
+      </w:r>
+      <w:r>
+        <w:rPr>
+          <w:rFonts w:hint="eastAsia" w:ascii="Times New Roman" w:hAnsi="Times New Roman" w:eastAsia="微软雅黑" w:cs="Times New Roman"/>
+          <w:sz w:val="24"/>
+          <w:szCs w:val="24"/>
+          <w:lang w:eastAsia="zh-CN"/>
+        </w:rPr>
+        <w:t>1</w:t>
+      </w:r>
+      <w:r>
+        <w:rPr>
+          <w:rFonts w:ascii="Times New Roman" w:hAnsi="Times New Roman" w:eastAsia="微软雅黑" w:cs="Times New Roman"/>
+          <w:sz w:val="24"/>
+          <w:szCs w:val="24"/>
+          <w:lang w:eastAsia="zh-CN"/>
+        </w:rPr>
+        <w:t>”</w:t>
+      </w:r>
+      <w:r>
+        <w:rPr>
+          <w:rFonts w:hint="eastAsia" w:ascii="Times New Roman" w:hAnsi="Times New Roman" w:eastAsia="微软雅黑" w:cs="Times New Roman"/>
+          <w:sz w:val="24"/>
+          <w:szCs w:val="24"/>
+          <w:lang w:eastAsia="zh-CN"/>
+        </w:rPr>
+        <w:t xml:space="preserve"> %}</w:t>
+      </w:r>
+    </w:p>
+    <w:p>
+      <w:pPr>
+        <w:numPr>
+          <w:ilvl w:val="0"/>
+          <w:numId w:val="0"/>
+        </w:numPr>
+        <w:ind w:leftChars="0"/>
+        <w:rPr>
+          <w:rFonts w:hint="eastAsia" w:ascii="Times New Roman" w:hAnsi="Times New Roman" w:eastAsia="微软雅黑" w:cs="Times New Roman"/>
+          <w:sz w:val="24"/>
+          <w:szCs w:val="24"/>
+          <w:lang w:eastAsia="zh-CN"/>
+        </w:rPr>
+      </w:pPr>
+    </w:p>
+    <w:tbl>
+      <w:tblPr>
+        <w:tblStyle w:val="43"/>
+        <w:tblW w:w="6772" w:type="dxa"/>
+        <w:tblInd w:w="0" w:type="dxa"/>
+        <w:tblLayout w:type="fixed"/>
+        <w:tblCellMar>
+          <w:top w:w="0" w:type="dxa"/>
+          <w:left w:w="0" w:type="dxa"/>
+          <w:bottom w:w="0" w:type="dxa"/>
+          <w:right w:w="0" w:type="dxa"/>
+        </w:tblCellMar>
+      </w:tblPr>
+      <w:tblGrid>
+        <w:gridCol w:w="1272"/>
+        <w:gridCol w:w="2040"/>
+        <w:gridCol w:w="1166"/>
+        <w:gridCol w:w="2294"/>
+      </w:tblGrid>
+      <w:tr>
+        <w:tblPrEx>
+          <w:tblCellMar>
+            <w:top w:w="0" w:type="dxa"/>
+            <w:left w:w="0" w:type="dxa"/>
+            <w:bottom w:w="0" w:type="dxa"/>
+            <w:right w:w="0" w:type="dxa"/>
+          </w:tblCellMar>
+        </w:tblPrEx>
+        <w:trPr>
+          <w:trHeight w:val="441" w:hRule="exact"/>
+        </w:trPr>
+        <w:tc>
+          <w:tcPr>
+            <w:tcW w:w="1272" w:type="dxa"/>
+            <w:vAlign w:val="center"/>
+          </w:tcPr>
+          <w:p>
+            <w:pPr>
+              <w:pStyle w:val="45"/>
+              <w:spacing w:before="13"/>
+              <w:ind w:left="13" w:right="95"/>
+              <w:jc w:val="both"/>
+              <w:rPr>
+                <w:rFonts w:ascii="Times New Roman" w:hAnsi="Times New Roman" w:cs="Times New Roman"/>
+                <w:b/>
+                <w:sz w:val="24"/>
+                <w:szCs w:val="24"/>
+              </w:rPr>
+            </w:pPr>
+            <w:r>
+              <w:rPr>
+                <w:rFonts w:ascii="Times New Roman" w:hAnsi="Times New Roman" w:cs="Times New Roman"/>
+                <w:b/>
+                <w:sz w:val="24"/>
+                <w:szCs w:val="24"/>
+              </w:rPr>
+              <w:t>检测人：</w:t>
+            </w:r>
+          </w:p>
+        </w:tc>
+        <w:tc>
+          <w:tcPr>
+            <w:tcW w:w="2040" w:type="dxa"/>
+            <w:vAlign w:val="center"/>
+          </w:tcPr>
+          <w:p>
+            <w:pPr>
+              <w:pStyle w:val="45"/>
+              <w:spacing w:before="13"/>
+              <w:jc w:val="both"/>
+              <w:rPr>
+                <w:rFonts w:ascii="Times New Roman" w:hAnsi="Times New Roman" w:cs="Times New Roman"/>
+                <w:b/>
+                <w:sz w:val="24"/>
+                <w:szCs w:val="24"/>
+              </w:rPr>
+            </w:pPr>
+            <w:r>
+              <w:rPr>
+                <w:sz w:val="24"/>
+              </w:rPr>
+              <mc:AlternateContent>
+                <mc:Choice Requires="wpg">
+                  <w:drawing>
+                    <wp:anchor distT="0" distB="0" distL="114300" distR="114300" simplePos="0" relativeHeight="251678720" behindDoc="0" locked="0" layoutInCell="1" allowOverlap="1">
+                      <wp:simplePos x="0" y="0"/>
+                      <wp:positionH relativeFrom="column">
+                        <wp:posOffset>7620</wp:posOffset>
+                      </wp:positionH>
+                      <wp:positionV relativeFrom="paragraph">
+                        <wp:posOffset>-128905</wp:posOffset>
+                      </wp:positionV>
+                      <wp:extent cx="2735580" cy="452120"/>
+                      <wp:effectExtent l="0" t="0" r="0" b="5080"/>
+                      <wp:wrapNone/>
+                      <wp:docPr id="41" name="组合 41"/>
+                      <wp:cNvGraphicFramePr/>
+                      <a:graphic xmlns:a="http://schemas.openxmlformats.org/drawingml/2006/main">
+                        <a:graphicData uri="http://schemas.microsoft.com/office/word/2010/wordprocessingGroup">
+                          <wpg:wgp>
+                            <wpg:cNvGrpSpPr/>
+                            <wpg:grpSpPr>
+                              <a:xfrm>
+                                <a:off x="0" y="0"/>
+                                <a:ext cx="2735580" cy="452120"/>
+                                <a:chOff x="3389" y="382554"/>
+                                <a:chExt cx="4308" cy="712"/>
+                              </a:xfrm>
+                            </wpg:grpSpPr>
+                            <pic:pic xmlns:pic="http://schemas.openxmlformats.org/drawingml/2006/picture">
+                              <pic:nvPicPr>
+                                <pic:cNvPr id="18" name="图片 6" descr="蔡冬雪"/>
+                                <pic:cNvPicPr>
+                                  <a:picLocks noChangeAspect="1"/>
+                                </pic:cNvPicPr>
+                              </pic:nvPicPr>
+                              <pic:blipFill>
+                                <a:blip r:embed="rId24">
+                                  <a:clrChange>
+                                    <a:clrFrom>
+                                      <a:srgbClr val="FFFFFF">
+                                        <a:alpha val="100000"/>
+                                      </a:srgbClr>
+                                    </a:clrFrom>
+                                    <a:clrTo>
+                                      <a:srgbClr val="FFFFFF">
+                                        <a:alpha val="100000"/>
+                                        <a:alpha val="0"/>
+                                      </a:srgbClr>
+                                    </a:clrTo>
+                                  </a:clrChange>
+                                </a:blip>
+                                <a:srcRect l="18656" t="33322" r="18897" b="26699"/>
+                                <a:stretch>
+                                  <a:fillRect/>
+                                </a:stretch>
+                              </pic:blipFill>
+                              <pic:spPr>
+                                <a:xfrm>
+                                  <a:off x="3389" y="382650"/>
+                                  <a:ext cx="1261" cy="566"/>
+                                </a:xfrm>
+                                <a:prstGeom prst="rect">
+                                  <a:avLst/>
+                                </a:prstGeom>
+                              </pic:spPr>
+                            </pic:pic>
+                            <pic:pic xmlns:pic="http://schemas.openxmlformats.org/drawingml/2006/picture">
+                              <pic:nvPicPr>
+                                <pic:cNvPr id="19" name="图片 4" descr="王建丽"/>
+                                <pic:cNvPicPr>
+                                  <a:picLocks noChangeAspect="1"/>
+                                </pic:cNvPicPr>
+                              </pic:nvPicPr>
+                              <pic:blipFill>
+                                <a:blip r:embed="rId25">
+                                  <a:clrChange>
+                                    <a:clrFrom>
+                                      <a:srgbClr val="FFFFFF">
+                                        <a:alpha val="100000"/>
+                                      </a:srgbClr>
+                                    </a:clrFrom>
+                                    <a:clrTo>
+                                      <a:srgbClr val="FFFFFF">
+                                        <a:alpha val="100000"/>
+                                        <a:alpha val="0"/>
+                                      </a:srgbClr>
+                                    </a:clrTo>
+                                  </a:clrChange>
+                                </a:blip>
+                                <a:stretch>
+                                  <a:fillRect/>
+                                </a:stretch>
+                              </pic:blipFill>
+                              <pic:spPr>
+                                <a:xfrm>
+                                  <a:off x="6439" y="382554"/>
+                                  <a:ext cx="1258" cy="713"/>
+                                </a:xfrm>
+                                <a:prstGeom prst="rect">
+                                  <a:avLst/>
+                                </a:prstGeom>
+                              </pic:spPr>
+                            </pic:pic>
+                          </wpg:wgp>
+                        </a:graphicData>
+                      </a:graphic>
+                    </wp:anchor>
+                  </w:drawing>
+                </mc:Choice>
+                <mc:Fallback>
+                  <w:pict>
+                    <v:group id="_x0000_s1026" o:spid="_x0000_s1026" o:spt="203" style="position:absolute;left:0pt;margin-left:0.6pt;margin-top:-10.15pt;height:35.6pt;width:215.4pt;z-index:251678720;mso-width-relative:page;mso-height-relative:page;" coordorigin="3389,382554" coordsize="4308,712" o:gfxdata="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">
+                      <o:lock v:ext="edit" aspectratio="f"/>
+                      <v:shape id="图片 6" o:spid="_x0000_s1026" o:spt="75" alt="蔡冬雪" type="#_x0000_t75" style="position:absolute;left:3389;top:382650;height:566;width:1261;" filled="f" o:preferrelative="t" stroked="f" coordsize="21600,21600" o:gfxdata="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">
+                        <v:fill on="f" focussize="0,0"/>
+                        <v:stroke on="f"/>
+                        <v:imagedata r:id="rId24" cropleft="12226f" croptop="21838f" cropright="12384f" cropbottom="17497f" chromakey="#FFFFFF" o:title=""/>
+                        <o:lock v:ext="edit" aspectratio="t"/>
+                      </v:shape>
+                      <v:shape id="图片 4" o:spid="_x0000_s1026" o:spt="75" alt="王建丽" type="#_x0000_t75" style="position:absolute;left:6439;top:382554;height:713;width:1258;" filled="f" o:preferrelative="t" stroked="f" coordsize="21600,21600" o:gfxdata="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">
+                        <v:fill on="f" focussize="0,0"/>
+                        <v:stroke on="f"/>
+                        <v:imagedata r:id="rId25" chromakey="#FFFFFF" o:title=""/>
+                        <o:lock v:ext="edit" aspectratio="t"/>
+                      </v:shape>
+                    </v:group>
+                  </w:pict>
+                </mc:Fallback>
+              </mc:AlternateContent>
+            </w:r>
+          </w:p>
+        </w:tc>
+        <w:tc>
+          <w:tcPr>
+            <w:tcW w:w="1166" w:type="dxa"/>
+            <w:vAlign w:val="center"/>
+          </w:tcPr>
+          <w:p>
+            <w:pPr>
+              <w:pStyle w:val="45"/>
+              <w:spacing w:before="13"/>
+              <w:jc w:val="both"/>
+              <w:rPr>
+                <w:rFonts w:ascii="Times New Roman" w:hAnsi="Times New Roman" w:cs="Times New Roman"/>
+                <w:b/>
+                <w:sz w:val="24"/>
+                <w:szCs w:val="24"/>
+              </w:rPr>
+            </w:pPr>
+            <w:r>
+              <w:rPr>
+                <w:rFonts w:ascii="Times New Roman" w:hAnsi="Times New Roman" w:cs="Times New Roman"/>
+                <w:b/>
+                <w:sz w:val="24"/>
+                <w:szCs w:val="24"/>
+              </w:rPr>
+              <w:t>复核人</w:t>
+            </w:r>
+            <w:r>
+              <w:rPr>
+                <w:rFonts w:ascii="Times New Roman" w:hAnsi="Times New Roman" w:cs="Times New Roman"/>
+                <w:b/>
+                <w:sz w:val="24"/>
+                <w:szCs w:val="24"/>
+                <w:lang w:eastAsia="zh-CN"/>
+              </w:rPr>
+              <w:t>：</w:t>
+            </w:r>
+          </w:p>
+        </w:tc>
+        <w:tc>
+          <w:tcPr>
+            <w:tcW w:w="2294" w:type="dxa"/>
+            <w:vAlign w:val="center"/>
+          </w:tcPr>
+          <w:p>
+            <w:pPr>
+              <w:pStyle w:val="45"/>
+              <w:spacing w:before="13"/>
+              <w:ind w:right="15"/>
+              <w:jc w:val="both"/>
+              <w:rPr>
+                <w:rFonts w:ascii="Times New Roman" w:hAnsi="Times New Roman" w:cs="Times New Roman"/>
+                <w:b/>
+                <w:sz w:val="24"/>
+                <w:szCs w:val="24"/>
+              </w:rPr>
+            </w:pPr>
+          </w:p>
+        </w:tc>
+      </w:tr>
+      <w:tr>
+        <w:tblPrEx>
+          <w:tblCellMar>
+            <w:top w:w="0" w:type="dxa"/>
+            <w:left w:w="0" w:type="dxa"/>
+            <w:bottom w:w="0" w:type="dxa"/>
+            <w:right w:w="0" w:type="dxa"/>
+          </w:tblCellMar>
+        </w:tblPrEx>
+        <w:trPr>
+          <w:trHeight w:val="457" w:hRule="exact"/>
+        </w:trPr>
+        <w:tc>
+          <w:tcPr>
+            <w:tcW w:w="1272" w:type="dxa"/>
+            <w:vAlign w:val="center"/>
+          </w:tcPr>
+          <w:p>
+            <w:pPr>
+              <w:pStyle w:val="45"/>
+              <w:spacing w:line="341" w:lineRule="exact"/>
+              <w:ind w:left="13" w:right="165"/>
+              <w:jc w:val="both"/>
+              <w:rPr>
+                <w:rFonts w:ascii="Times New Roman" w:hAnsi="Times New Roman" w:cs="Times New Roman"/>
+                <w:b/>
+                <w:sz w:val="24"/>
+                <w:szCs w:val="24"/>
+              </w:rPr>
+            </w:pPr>
+            <w:r>
+              <w:rPr>
+                <w:rFonts w:ascii="Times New Roman" w:hAnsi="Times New Roman" w:cs="Times New Roman"/>
+                <w:b/>
+                <w:sz w:val="24"/>
+                <w:szCs w:val="24"/>
+              </w:rPr>
+              <w:t>日</w:t>
+            </w:r>
+            <w:r>
+              <w:rPr>
+                <w:rFonts w:ascii="Times New Roman" w:hAnsi="Times New Roman" w:cs="Times New Roman"/>
+                <w:b/>
+                <w:sz w:val="24"/>
+                <w:szCs w:val="24"/>
+                <w:lang w:eastAsia="zh-CN"/>
+              </w:rPr>
+              <w:t xml:space="preserve">  </w:t>
+            </w:r>
+            <w:r>
+              <w:rPr>
+                <w:rFonts w:ascii="Times New Roman" w:hAnsi="Times New Roman" w:cs="Times New Roman"/>
+                <w:b/>
+                <w:sz w:val="24"/>
+                <w:szCs w:val="24"/>
+              </w:rPr>
+              <w:t>期：</w:t>
+            </w:r>
+          </w:p>
+        </w:tc>
+        <w:tc>
+          <w:tcPr>
+            <w:tcW w:w="2040" w:type="dxa"/>
+            <w:vAlign w:val="center"/>
+          </w:tcPr>
+          <w:p>
+            <w:pPr>
+              <w:pStyle w:val="45"/>
+              <w:spacing w:line="363" w:lineRule="exact"/>
+              <w:jc w:val="both"/>
+              <w:rPr>
+                <w:rFonts w:ascii="Times New Roman" w:hAnsi="Times New Roman" w:cs="Times New Roman"/>
+                <w:sz w:val="24"/>
+                <w:szCs w:val="24"/>
+              </w:rPr>
+            </w:pPr>
+            <w:r>
+              <w:rPr>
+                <w:rFonts w:ascii="Times New Roman" w:hAnsi="Times New Roman" w:cs="Times New Roman"/>
+                <w:kern w:val="2"/>
+                <w:sz w:val="24"/>
+                <w:szCs w:val="24"/>
+                <w:lang w:eastAsia="zh-CN"/>
+              </w:rPr>
+              <w:t>{{ reportdate }}</w:t>
+            </w:r>
+          </w:p>
+        </w:tc>
+        <w:tc>
+          <w:tcPr>
+            <w:tcW w:w="1166" w:type="dxa"/>
+            <w:vAlign w:val="center"/>
+          </w:tcPr>
+          <w:p>
+            <w:pPr>
+              <w:pStyle w:val="45"/>
+              <w:spacing w:line="341" w:lineRule="exact"/>
+              <w:jc w:val="both"/>
+              <w:rPr>
+                <w:rFonts w:ascii="Times New Roman" w:hAnsi="Times New Roman" w:cs="Times New Roman"/>
+                <w:b/>
+                <w:sz w:val="24"/>
+                <w:szCs w:val="24"/>
+              </w:rPr>
+            </w:pPr>
+            <w:r>
+              <w:rPr>
+                <w:rFonts w:ascii="Times New Roman" w:hAnsi="Times New Roman" w:cs="Times New Roman"/>
+                <w:b/>
+                <w:sz w:val="24"/>
+                <w:szCs w:val="24"/>
+              </w:rPr>
+              <w:t>日</w:t>
+            </w:r>
+            <w:r>
+              <w:rPr>
+                <w:rFonts w:ascii="Times New Roman" w:hAnsi="Times New Roman" w:cs="Times New Roman"/>
+                <w:b/>
+                <w:sz w:val="24"/>
+                <w:szCs w:val="24"/>
+                <w:lang w:eastAsia="zh-CN"/>
+              </w:rPr>
+              <w:t xml:space="preserve">  </w:t>
+            </w:r>
+            <w:r>
+              <w:rPr>
+                <w:rFonts w:ascii="Times New Roman" w:hAnsi="Times New Roman" w:cs="Times New Roman"/>
+                <w:b/>
+                <w:sz w:val="24"/>
+                <w:szCs w:val="24"/>
+              </w:rPr>
+              <w:t>期：</w:t>
+            </w:r>
+          </w:p>
+        </w:tc>
+        <w:tc>
+          <w:tcPr>
+            <w:tcW w:w="2294" w:type="dxa"/>
+            <w:vAlign w:val="center"/>
+          </w:tcPr>
+          <w:p>
+            <w:pPr>
+              <w:pStyle w:val="45"/>
+              <w:spacing w:line="363" w:lineRule="exact"/>
+              <w:ind w:right="15"/>
+              <w:jc w:val="both"/>
+              <w:rPr>
+                <w:rFonts w:ascii="Times New Roman" w:hAnsi="Times New Roman" w:cs="Times New Roman"/>
+                <w:sz w:val="24"/>
+                <w:szCs w:val="24"/>
+              </w:rPr>
+            </w:pPr>
+            <w:r>
+              <w:rPr>
+                <w:rFonts w:ascii="Times New Roman" w:hAnsi="Times New Roman" w:cs="Times New Roman"/>
+                <w:kern w:val="2"/>
+                <w:sz w:val="24"/>
+                <w:szCs w:val="24"/>
+                <w:lang w:eastAsia="zh-CN"/>
+              </w:rPr>
+              <w:t>{{ reportdate }}</w:t>
+            </w:r>
+          </w:p>
+        </w:tc>
+      </w:tr>
+    </w:tbl>
+    <w:p>
+      <w:pPr>
+        <w:rPr>
+          <w:rFonts w:hint="default"/>
+          <w:sz w:val="24"/>
+          <w:lang w:val="en-US" w:eastAsia="zh-CN"/>
+        </w:rPr>
+      </w:pPr>
+      <w:r>
+        <w:rPr>
+          <w:rFonts w:hint="eastAsia" w:ascii="Times New Roman" w:hAnsi="Times New Roman" w:eastAsia="微软雅黑" w:cs="Times New Roman"/>
+          <w:sz w:val="24"/>
+          <w:szCs w:val="24"/>
+          <w:lang w:eastAsia="zh-CN"/>
+        </w:rPr>
+        <w:t xml:space="preserve">{% endif %}{% if testedby == </w:t>
+      </w:r>
+      <w:r>
+        <w:rPr>
+          <w:rFonts w:ascii="Times New Roman" w:hAnsi="Times New Roman" w:eastAsia="微软雅黑" w:cs="Times New Roman"/>
+          <w:sz w:val="24"/>
+          <w:szCs w:val="24"/>
+          <w:lang w:eastAsia="zh-CN"/>
+        </w:rPr>
+        <w:t>“</w:t>
+      </w:r>
+      <w:r>
+        <w:rPr>
+          <w:rFonts w:hint="eastAsia" w:ascii="Times New Roman" w:hAnsi="Times New Roman" w:eastAsia="微软雅黑" w:cs="Times New Roman"/>
+          <w:sz w:val="24"/>
+          <w:szCs w:val="24"/>
+          <w:lang w:eastAsia="zh-CN"/>
+        </w:rPr>
+        <w:t>2</w:t>
+      </w:r>
+      <w:r>
+        <w:rPr>
+          <w:rFonts w:ascii="Times New Roman" w:hAnsi="Times New Roman" w:eastAsia="微软雅黑" w:cs="Times New Roman"/>
+          <w:sz w:val="24"/>
+          <w:szCs w:val="24"/>
+          <w:lang w:eastAsia="zh-CN"/>
+        </w:rPr>
+        <w:t>”</w:t>
+      </w:r>
+      <w:r>
+        <w:rPr>
+          <w:rFonts w:hint="eastAsia" w:ascii="Times New Roman" w:hAnsi="Times New Roman" w:eastAsia="微软雅黑" w:cs="Times New Roman"/>
+          <w:sz w:val="24"/>
+          <w:szCs w:val="24"/>
+          <w:lang w:eastAsia="zh-CN"/>
+        </w:rPr>
+        <w:t xml:space="preserve"> %}</w:t>
+      </w:r>
+    </w:p>
+    <w:p>
+      <w:pPr>
+        <w:rPr>
+          <w:sz w:val="24"/>
+          <w:lang w:eastAsia="zh-CN"/>
+        </w:rPr>
+      </w:pPr>
+      <w:r>
+        <w:rPr>
+          <w:sz w:val="24"/>
+        </w:rPr>
+        <mc:AlternateContent>
+          <mc:Choice Requires="wpg">
+            <w:drawing>
+              <wp:anchor distT="0" distB="0" distL="114300" distR="114300" simplePos="0" relativeHeight="251679744" behindDoc="0" locked="0" layoutInCell="1" allowOverlap="1">
+                <wp:simplePos x="0" y="0"/>
+                <wp:positionH relativeFrom="column">
+                  <wp:posOffset>807720</wp:posOffset>
+                </wp:positionH>
+                <wp:positionV relativeFrom="paragraph">
+                  <wp:posOffset>76200</wp:posOffset>
+                </wp:positionV>
+                <wp:extent cx="2927350" cy="571500"/>
+                <wp:effectExtent l="0" t="0" r="0" b="0"/>
+                <wp:wrapNone/>
+                <wp:docPr id="42" name="组合 42"/>
+                <wp:cNvGraphicFramePr/>
+                <a:graphic xmlns:a="http://schemas.openxmlformats.org/drawingml/2006/main">
+                  <a:graphicData uri="http://schemas.microsoft.com/office/word/2010/wordprocessingGroup">
+                    <wpg:wgp>
+                      <wpg:cNvGrpSpPr/>
+                      <wpg:grpSpPr>
+                        <a:xfrm>
+                          <a:off x="0" y="0"/>
+                          <a:ext cx="2927350" cy="571500"/>
+                          <a:chOff x="6272" y="761553"/>
+                          <a:chExt cx="4610" cy="900"/>
+                        </a:xfrm>
+                      </wpg:grpSpPr>
+                      <pic:pic xmlns:pic="http://schemas.openxmlformats.org/drawingml/2006/picture">
+                        <pic:nvPicPr>
+                          <pic:cNvPr id="31" name="图片 1"/>
+                          <pic:cNvPicPr>
+                            <a:picLocks noChangeAspect="1"/>
+                          </pic:cNvPicPr>
+                        </pic:nvPicPr>
+                        <pic:blipFill>
+                          <a:blip r:embed="rId26">
+                            <a:clrChange>
+                              <a:clrFrom>
+                                <a:srgbClr val="FFFFFF">
+                                  <a:alpha val="100000"/>
+                                </a:srgbClr>
+                              </a:clrFrom>
+                              <a:clrTo>
+                                <a:srgbClr val="FFFFFF">
+                                  <a:alpha val="100000"/>
+                                  <a:alpha val="0"/>
+                                </a:srgbClr>
+                              </a:clrTo>
+                            </a:clrChange>
+                          </a:blip>
+                          <a:srcRect l="10922" t="11667"/>
+                          <a:stretch>
+                            <a:fillRect/>
+                          </a:stretch>
+                        </pic:blipFill>
+                        <pic:spPr>
+                          <a:xfrm>
+                            <a:off x="6272" y="761553"/>
+                            <a:ext cx="1672" cy="901"/>
+                          </a:xfrm>
+                          <a:prstGeom prst="rect">
+                            <a:avLst/>
+                          </a:prstGeom>
+                          <a:noFill/>
+                          <a:ln>
+                            <a:noFill/>
+                          </a:ln>
+                        </pic:spPr>
+                      </pic:pic>
+                      <pic:pic xmlns:pic="http://schemas.openxmlformats.org/drawingml/2006/picture">
+                        <pic:nvPicPr>
+                          <pic:cNvPr id="33" name="图片 11" descr="王建丽"/>
+                          <pic:cNvPicPr>
+                            <a:picLocks noChangeAspect="1"/>
+                          </pic:cNvPicPr>
+                        </pic:nvPicPr>
+                        <pic:blipFill>
+                          <a:blip r:embed="rId25">
+                            <a:clrChange>
+                              <a:clrFrom>
+                                <a:srgbClr val="FFFFFF">
+                                  <a:alpha val="100000"/>
+                                </a:srgbClr>
+                              </a:clrFrom>
+                              <a:clrTo>
+                                <a:srgbClr val="FFFFFF">
+                                  <a:alpha val="100000"/>
+                                  <a:alpha val="0"/>
+                                </a:srgbClr>
+                              </a:clrTo>
+                            </a:clrChange>
+                          </a:blip>
+                          <a:stretch>
+                            <a:fillRect/>
+                          </a:stretch>
+                        </pic:blipFill>
+                        <pic:spPr>
+                          <a:xfrm>
+                            <a:off x="9394" y="761565"/>
+                            <a:ext cx="1488" cy="842"/>
+                          </a:xfrm>
+                          <a:prstGeom prst="rect">
+                            <a:avLst/>
+                          </a:prstGeom>
+                        </pic:spPr>
+                      </pic:pic>
+                    </wpg:wgp>
+                  </a:graphicData>
+                </a:graphic>
+              </wp:anchor>
+            </w:drawing>
+          </mc:Choice>
+          <mc:Fallback>
+            <w:pict>
+              <v:group id="_x0000_s1026" o:spid="_x0000_s1026" o:spt="203" style="position:absolute;left:0pt;margin-left:63.6pt;margin-top:6pt;height:45pt;width:230.5pt;z-index:251679744;mso-width-relative:page;mso-height-relative:page;" coordorigin="6272,761553" coordsize="4610,900" o:gfxdata="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">
+                <o:lock v:ext="edit" aspectratio="f"/>
+                <v:shape id="图片 1" o:spid="_x0000_s1026" o:spt="75" type="#_x0000_t75" style="position:absolute;left:6272;top:761553;height:901;width:1672;" filled="f" o:preferrelative="t" stroked="f" coordsize="21600,21600" o:gfxdata="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">
+                  <v:fill on="f" focussize="0,0"/>
+                  <v:stroke on="f"/>
+                  <v:imagedata r:id="rId26" cropleft="7158f" croptop="7646f" chromakey="#FFFFFF" o:title=""/>
+                  <o:lock v:ext="edit" aspectratio="t"/>
+                </v:shape>
+                <v:shape id="图片 11" o:spid="_x0000_s1026" o:spt="75" alt="王建丽" type="#_x0000_t75" style="position:absolute;left:9394;top:761565;height:842;width:1488;" filled="f" o:preferrelative="t" stroked="f" coordsize="21600,21600" o:gfxdata="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">
+                  <v:fill on="f" focussize="0,0"/>
+                  <v:stroke on="f"/>
+                  <v:imagedata r:id="rId25" chromakey="#FFFFFF" o:title=""/>
+                  <o:lock v:ext="edit" aspectratio="t"/>
+                </v:shape>
+              </v:group>
+            </w:pict>
+          </mc:Fallback>
+        </mc:AlternateContent>
+      </w:r>
+    </w:p>
+    <w:tbl>
+      <w:tblPr>
+        <w:tblStyle w:val="43"/>
+        <w:tblW w:w="6772" w:type="dxa"/>
+        <w:tblInd w:w="0" w:type="dxa"/>
+        <w:tblLayout w:type="fixed"/>
+        <w:tblCellMar>
+          <w:top w:w="0" w:type="dxa"/>
+          <w:left w:w="0" w:type="dxa"/>
+          <w:bottom w:w="0" w:type="dxa"/>
+          <w:right w:w="0" w:type="dxa"/>
+        </w:tblCellMar>
+      </w:tblPr>
+      <w:tblGrid>
+        <w:gridCol w:w="1272"/>
+        <w:gridCol w:w="2040"/>
+        <w:gridCol w:w="1166"/>
+        <w:gridCol w:w="2294"/>
+      </w:tblGrid>
+      <w:tr>
+        <w:tblPrEx>
+          <w:tblCellMar>
+            <w:top w:w="0" w:type="dxa"/>
+            <w:left w:w="0" w:type="dxa"/>
+            <w:bottom w:w="0" w:type="dxa"/>
+            <w:right w:w="0" w:type="dxa"/>
+          </w:tblCellMar>
+        </w:tblPrEx>
+        <w:trPr>
+          <w:trHeight w:val="441" w:hRule="exact"/>
+        </w:trPr>
+        <w:tc>
+          <w:tcPr>
+            <w:tcW w:w="1272" w:type="dxa"/>
+            <w:vAlign w:val="center"/>
+          </w:tcPr>
+          <w:p>
+            <w:pPr>
+              <w:pStyle w:val="45"/>
+              <w:spacing w:before="13"/>
+              <w:ind w:left="13" w:right="95"/>
+              <w:jc w:val="both"/>
+              <w:rPr>
+                <w:rFonts w:ascii="Times New Roman" w:hAnsi="Times New Roman" w:cs="Times New Roman"/>
+                <w:b/>
+                <w:sz w:val="24"/>
+                <w:szCs w:val="24"/>
+              </w:rPr>
+            </w:pPr>
+            <w:r>
+              <w:rPr>
+                <w:rFonts w:ascii="Times New Roman" w:hAnsi="Times New Roman" w:cs="Times New Roman"/>
+                <w:b/>
+                <w:sz w:val="24"/>
+                <w:szCs w:val="24"/>
+              </w:rPr>
+              <w:t>检测人：</w:t>
+            </w:r>
+          </w:p>
+        </w:tc>
+        <w:tc>
+          <w:tcPr>
+            <w:tcW w:w="2040" w:type="dxa"/>
+            <w:vAlign w:val="center"/>
+          </w:tcPr>
+          <w:p>
+            <w:pPr>
+              <w:pStyle w:val="45"/>
+              <w:spacing w:before="13"/>
+              <w:jc w:val="both"/>
+              <w:rPr>
+                <w:rFonts w:ascii="Times New Roman" w:hAnsi="Times New Roman" w:cs="Times New Roman"/>
+                <w:b/>
+                <w:sz w:val="24"/>
+                <w:szCs w:val="24"/>
+              </w:rPr>
+            </w:pPr>
+          </w:p>
+        </w:tc>
+        <w:tc>
+          <w:tcPr>
+            <w:tcW w:w="1166" w:type="dxa"/>
+            <w:vAlign w:val="center"/>
+          </w:tcPr>
+          <w:p>
+            <w:pPr>
+              <w:pStyle w:val="45"/>
+              <w:spacing w:before="13"/>
+              <w:jc w:val="both"/>
+              <w:rPr>
+                <w:rFonts w:ascii="Times New Roman" w:hAnsi="Times New Roman" w:cs="Times New Roman"/>
+                <w:b/>
+                <w:sz w:val="24"/>
+                <w:szCs w:val="24"/>
+              </w:rPr>
+            </w:pPr>
+            <w:r>
+              <w:rPr>
+                <w:rFonts w:ascii="Times New Roman" w:hAnsi="Times New Roman" w:cs="Times New Roman"/>
+                <w:b/>
+                <w:sz w:val="24"/>
+                <w:szCs w:val="24"/>
+              </w:rPr>
+              <w:t>复核人</w:t>
+            </w:r>
+            <w:r>
+              <w:rPr>
+                <w:rFonts w:ascii="Times New Roman" w:hAnsi="Times New Roman" w:cs="Times New Roman"/>
+                <w:b/>
+                <w:sz w:val="24"/>
+                <w:szCs w:val="24"/>
+                <w:lang w:eastAsia="zh-CN"/>
+              </w:rPr>
+              <w:t>：</w:t>
+            </w:r>
+          </w:p>
+        </w:tc>
+        <w:tc>
+          <w:tcPr>
+            <w:tcW w:w="2294" w:type="dxa"/>
+            <w:vAlign w:val="center"/>
+          </w:tcPr>
+          <w:p>
+            <w:pPr>
+              <w:pStyle w:val="45"/>
+              <w:spacing w:before="13"/>
+              <w:ind w:right="15"/>
+              <w:jc w:val="both"/>
+              <w:rPr>
+                <w:rFonts w:ascii="Times New Roman" w:hAnsi="Times New Roman" w:cs="Times New Roman"/>
+                <w:b/>
+                <w:sz w:val="24"/>
+                <w:szCs w:val="24"/>
+              </w:rPr>
+            </w:pPr>
+          </w:p>
+        </w:tc>
+      </w:tr>
+      <w:tr>
+        <w:tblPrEx>
+          <w:tblCellMar>
+            <w:top w:w="0" w:type="dxa"/>
+            <w:left w:w="0" w:type="dxa"/>
+            <w:bottom w:w="0" w:type="dxa"/>
+            <w:right w:w="0" w:type="dxa"/>
+          </w:tblCellMar>
+        </w:tblPrEx>
+        <w:trPr>
+          <w:trHeight w:val="457" w:hRule="exact"/>
+        </w:trPr>
+        <w:tc>
+          <w:tcPr>
+            <w:tcW w:w="1272" w:type="dxa"/>
+            <w:vAlign w:val="center"/>
+          </w:tcPr>
+          <w:p>
+            <w:pPr>
+              <w:pStyle w:val="45"/>
+              <w:spacing w:line="341" w:lineRule="exact"/>
+              <w:ind w:left="13" w:right="165"/>
+              <w:jc w:val="both"/>
+              <w:rPr>
+                <w:rFonts w:ascii="Times New Roman" w:hAnsi="Times New Roman" w:cs="Times New Roman"/>
+                <w:b/>
+                <w:sz w:val="24"/>
+                <w:szCs w:val="24"/>
+              </w:rPr>
+            </w:pPr>
+            <w:r>
+              <w:rPr>
+                <w:rFonts w:ascii="Times New Roman" w:hAnsi="Times New Roman" w:cs="Times New Roman"/>
+                <w:b/>
+                <w:sz w:val="24"/>
+                <w:szCs w:val="24"/>
+              </w:rPr>
+              <w:t>日</w:t>
+            </w:r>
+            <w:r>
+              <w:rPr>
+                <w:rFonts w:ascii="Times New Roman" w:hAnsi="Times New Roman" w:cs="Times New Roman"/>
+                <w:b/>
+                <w:sz w:val="24"/>
+                <w:szCs w:val="24"/>
+                <w:lang w:eastAsia="zh-CN"/>
+              </w:rPr>
+              <w:t xml:space="preserve">  </w:t>
+            </w:r>
+            <w:r>
+              <w:rPr>
+                <w:rFonts w:ascii="Times New Roman" w:hAnsi="Times New Roman" w:cs="Times New Roman"/>
+                <w:b/>
+                <w:sz w:val="24"/>
+                <w:szCs w:val="24"/>
+              </w:rPr>
+              <w:t>期：</w:t>
+            </w:r>
+          </w:p>
+        </w:tc>
+        <w:tc>
+          <w:tcPr>
+            <w:tcW w:w="2040" w:type="dxa"/>
+            <w:vAlign w:val="center"/>
+          </w:tcPr>
+          <w:p>
+            <w:pPr>
+              <w:pStyle w:val="45"/>
+              <w:spacing w:line="363" w:lineRule="exact"/>
+              <w:jc w:val="both"/>
+              <w:rPr>
+                <w:rFonts w:ascii="Times New Roman" w:hAnsi="Times New Roman" w:cs="Times New Roman"/>
+                <w:sz w:val="24"/>
+                <w:szCs w:val="24"/>
+              </w:rPr>
+            </w:pPr>
+            <w:r>
+              <w:rPr>
+                <w:rFonts w:ascii="Times New Roman" w:hAnsi="Times New Roman" w:cs="Times New Roman"/>
+                <w:kern w:val="2"/>
+                <w:sz w:val="24"/>
+                <w:szCs w:val="24"/>
+                <w:lang w:eastAsia="zh-CN"/>
+              </w:rPr>
+              <w:t>{{ reportdate }}</w:t>
+            </w:r>
+          </w:p>
+        </w:tc>
+        <w:tc>
+          <w:tcPr>
+            <w:tcW w:w="1166" w:type="dxa"/>
+            <w:vAlign w:val="center"/>
+          </w:tcPr>
+          <w:p>
+            <w:pPr>
+              <w:pStyle w:val="45"/>
+              <w:spacing w:line="341" w:lineRule="exact"/>
+              <w:jc w:val="both"/>
+              <w:rPr>
+                <w:rFonts w:ascii="Times New Roman" w:hAnsi="Times New Roman" w:cs="Times New Roman"/>
+                <w:b/>
+                <w:sz w:val="24"/>
+                <w:szCs w:val="24"/>
+              </w:rPr>
+            </w:pPr>
+            <w:r>
+              <w:rPr>
+                <w:rFonts w:ascii="Times New Roman" w:hAnsi="Times New Roman" w:cs="Times New Roman"/>
+                <w:b/>
+                <w:sz w:val="24"/>
+                <w:szCs w:val="24"/>
+              </w:rPr>
+              <w:t>日</w:t>
+            </w:r>
+            <w:r>
+              <w:rPr>
+                <w:rFonts w:ascii="Times New Roman" w:hAnsi="Times New Roman" w:cs="Times New Roman"/>
+                <w:b/>
+                <w:sz w:val="24"/>
+                <w:szCs w:val="24"/>
+                <w:lang w:eastAsia="zh-CN"/>
+              </w:rPr>
+              <w:t xml:space="preserve">  </w:t>
+            </w:r>
+            <w:r>
+              <w:rPr>
+                <w:rFonts w:ascii="Times New Roman" w:hAnsi="Times New Roman" w:cs="Times New Roman"/>
+                <w:b/>
+                <w:sz w:val="24"/>
+                <w:szCs w:val="24"/>
+              </w:rPr>
+              <w:t>期：</w:t>
+            </w:r>
+          </w:p>
+        </w:tc>
+        <w:tc>
+          <w:tcPr>
+            <w:tcW w:w="2294" w:type="dxa"/>
+            <w:vAlign w:val="center"/>
+          </w:tcPr>
+          <w:p>
+            <w:pPr>
+              <w:pStyle w:val="45"/>
+              <w:spacing w:line="363" w:lineRule="exact"/>
+              <w:ind w:right="15"/>
+              <w:jc w:val="both"/>
+              <w:rPr>
+                <w:rFonts w:ascii="Times New Roman" w:hAnsi="Times New Roman" w:cs="Times New Roman"/>
+                <w:sz w:val="24"/>
+                <w:szCs w:val="24"/>
+              </w:rPr>
+            </w:pPr>
+            <w:r>
+              <w:rPr>
+                <w:rFonts w:ascii="Times New Roman" w:hAnsi="Times New Roman" w:cs="Times New Roman"/>
+                <w:kern w:val="2"/>
+                <w:sz w:val="24"/>
+                <w:szCs w:val="24"/>
+                <w:lang w:eastAsia="zh-CN"/>
+              </w:rPr>
+              <w:t>{{ reportdate }}</w:t>
+            </w:r>
+          </w:p>
+        </w:tc>
+      </w:tr>
+    </w:tbl>
+    <w:p>
+      <w:pPr>
+        <w:keepNext w:val="0"/>
+        <w:keepLines w:val="0"/>
+        <w:pageBreakBefore w:val="0"/>
+        <w:widowControl/>
+        <w:kinsoku/>
+        <w:wordWrap/>
+        <w:overflowPunct/>
+        <w:topLinePunct w:val="0"/>
+        <w:autoSpaceDE/>
+        <w:autoSpaceDN/>
+        <w:bidi w:val="0"/>
+        <w:adjustRightInd/>
+        <w:spacing w:before="157" w:beforeLines="50" w:after="157" w:afterLines="50" w:line="240" w:lineRule="auto"/>
+        <w:textAlignment w:val="auto"/>
+        <w:rPr>
+          <w:rFonts w:hint="default" w:ascii="Times New Roman" w:hAnsi="Times New Roman" w:eastAsia="微软雅黑" w:cs="Times New Roman"/>
+          <w:sz w:val="24"/>
+          <w:szCs w:val="22"/>
+          <w:lang w:val="en-US" w:eastAsia="en-US" w:bidi="ar-SA"/>
+        </w:rPr>
+      </w:pPr>
+      <w:r>
+        <w:rPr>
+          <w:rFonts w:hint="eastAsia" w:ascii="Times New Roman" w:hAnsi="Times New Roman" w:eastAsia="微软雅黑" w:cs="Times New Roman"/>
+          <w:sz w:val="24"/>
+          <w:szCs w:val="24"/>
+          <w:lang w:eastAsia="zh-CN"/>
+        </w:rPr>
+        <w:t>{% endif %}</w:t>
+      </w:r>
+    </w:p>
+    <w:p>
+      <w:pPr>
+        <w:widowControl/>
+        <w:rPr>
+          <w:rFonts w:hint="eastAsia" w:ascii="Times New Roman" w:hAnsi="Times New Roman" w:eastAsia="微软雅黑" w:cs="Times New Roman"/>
+          <w:b/>
+          <w:bCs/>
+          <w:sz w:val="21"/>
+          <w:szCs w:val="21"/>
+          <w:lang w:val="en-US" w:eastAsia="zh-CN" w:bidi="ar-SA"/>
+        </w:rPr>
+      </w:pPr>
+      <w:bookmarkStart w:id="2" w:name="_GoBack"/>
+      <w:bookmarkEnd w:id="2"/>
+      <w:r>
+        <w:rPr>
+          <w:rFonts w:hint="eastAsia" w:ascii="Times New Roman" w:hAnsi="Times New Roman" w:eastAsia="微软雅黑" w:cs="Times New Roman"/>
+          <w:b/>
+          <w:bCs/>
+          <w:sz w:val="21"/>
+          <w:szCs w:val="21"/>
+          <w:lang w:val="en-US" w:eastAsia="zh-CN" w:bidi="ar-SA"/>
+        </w:rPr>
+        <w:t>广州诺禾医学检验实验室</w:t>
+      </w:r>
+    </w:p>
+    <w:p>
+      <w:pPr>
+        <w:widowControl/>
+        <w:rPr>
+          <w:rFonts w:hint="eastAsia" w:ascii="Times New Roman" w:hAnsi="Times New Roman" w:eastAsia="微软雅黑" w:cs="Times New Roman"/>
+          <w:b/>
+          <w:bCs/>
+          <w:sz w:val="21"/>
+          <w:szCs w:val="21"/>
+          <w:lang w:val="en-US" w:eastAsia="zh-CN" w:bidi="ar-SA"/>
+        </w:rPr>
+      </w:pPr>
+      <w:r>
+        <w:rPr>
+          <w:rFonts w:hint="eastAsia" w:ascii="Times New Roman" w:hAnsi="Times New Roman" w:eastAsia="微软雅黑" w:cs="Times New Roman"/>
+          <w:b w:val="0"/>
+          <w:bCs w:val="0"/>
+          <w:sz w:val="21"/>
+          <w:szCs w:val="21"/>
+          <w:lang w:val="en-US" w:eastAsia="zh-CN" w:bidi="ar-SA"/>
+        </w:rPr>
+        <w:t>广州市黄埔区开源大道11号C6栋702室</w:t>
+      </w:r>
+    </w:p>
+    <w:p>
+      <w:pPr>
+        <w:widowControl/>
+        <w:rPr>
+          <w:rFonts w:hint="eastAsia" w:ascii="Times New Roman" w:hAnsi="Times New Roman" w:eastAsia="微软雅黑" w:cs="Times New Roman"/>
+          <w:b/>
+          <w:bCs/>
+          <w:sz w:val="21"/>
+          <w:szCs w:val="21"/>
+          <w:lang w:val="en-US" w:eastAsia="zh-CN" w:bidi="ar-SA"/>
+        </w:rPr>
+      </w:pPr>
+      <w:r>
+        <w:rPr>
+          <w:rFonts w:hint="eastAsia" w:ascii="Times New Roman" w:hAnsi="Times New Roman" w:eastAsia="微软雅黑" w:cs="Times New Roman"/>
+          <w:b/>
+          <w:bCs/>
+          <w:sz w:val="21"/>
+          <w:szCs w:val="21"/>
+          <w:lang w:val="en-US" w:eastAsia="zh-CN" w:bidi="ar-SA"/>
+        </w:rPr>
+        <w:t>上海诺禾医学检验实验室</w:t>
+      </w:r>
+    </w:p>
+    <w:p>
+      <w:pPr>
+        <w:widowControl/>
+        <w:rPr>
+          <w:rFonts w:hint="eastAsia" w:ascii="Times New Roman" w:hAnsi="Times New Roman" w:eastAsia="微软雅黑" w:cs="Times New Roman"/>
+          <w:b/>
+          <w:bCs/>
+          <w:sz w:val="21"/>
+          <w:szCs w:val="21"/>
+          <w:lang w:val="en-US" w:eastAsia="zh-CN" w:bidi="ar-SA"/>
+        </w:rPr>
+      </w:pPr>
+      <w:r>
+        <w:rPr>
+          <w:rFonts w:hint="eastAsia" w:ascii="Times New Roman" w:hAnsi="Times New Roman" w:eastAsia="微软雅黑" w:cs="Times New Roman"/>
+          <w:b w:val="0"/>
+          <w:bCs w:val="0"/>
+          <w:sz w:val="21"/>
+          <w:szCs w:val="21"/>
+          <w:lang w:val="en-US" w:eastAsia="zh-CN" w:bidi="ar-SA"/>
+        </w:rPr>
+        <w:t>上海市闵行区绿洲环路396弄9号201室</w:t>
+      </w:r>
+    </w:p>
+    <w:p>
+      <w:pPr>
+        <w:widowControl/>
+        <w:rPr>
+          <w:rFonts w:hint="eastAsia" w:ascii="Times New Roman" w:hAnsi="Times New Roman" w:eastAsia="微软雅黑" w:cs="Times New Roman"/>
+          <w:b/>
+          <w:bCs/>
+          <w:sz w:val="21"/>
+          <w:szCs w:val="21"/>
+          <w:lang w:val="en-US" w:eastAsia="zh-CN" w:bidi="ar-SA"/>
+        </w:rPr>
+      </w:pPr>
+      <w:r>
+        <w:rPr>
+          <w:rFonts w:hint="eastAsia" w:ascii="Times New Roman" w:hAnsi="Times New Roman" w:eastAsia="微软雅黑" w:cs="Times New Roman"/>
+          <w:b/>
+          <w:bCs/>
+          <w:sz w:val="21"/>
+          <w:szCs w:val="21"/>
+          <w:lang w:val="en-US" w:eastAsia="zh-CN" w:bidi="ar-SA"/>
+        </w:rPr>
+        <w:t>天津诺禾医学检验实验室</w:t>
+      </w:r>
+    </w:p>
+    <w:p>
+      <w:pPr>
+        <w:tabs>
+          <w:tab w:val="left" w:pos="6770"/>
+        </w:tabs>
+        <w:spacing w:before="27"/>
+        <w:rPr>
+          <w:rFonts w:hint="eastAsia" w:ascii="Times New Roman" w:hAnsi="Times New Roman" w:eastAsia="微软雅黑" w:cs="Times New Roman"/>
+          <w:b w:val="0"/>
+          <w:bCs w:val="0"/>
+          <w:sz w:val="21"/>
+          <w:szCs w:val="21"/>
+          <w:lang w:val="en-US" w:eastAsia="zh-CN" w:bidi="ar-SA"/>
+        </w:rPr>
+      </w:pPr>
+      <w:r>
+        <w:rPr>
+          <w:rFonts w:hint="eastAsia" w:ascii="Times New Roman" w:hAnsi="Times New Roman" w:eastAsia="微软雅黑" w:cs="Times New Roman"/>
+          <w:b w:val="0"/>
+          <w:bCs w:val="0"/>
+          <w:sz w:val="21"/>
+          <w:szCs w:val="21"/>
+          <w:lang w:val="en-US" w:eastAsia="zh-CN" w:bidi="ar-SA"/>
+        </w:rPr>
+        <w:t>天津市武清区创业总部基地B07</w:t>
+      </w:r>
+    </w:p>
+    <w:p>
+      <w:pPr>
+        <w:tabs>
+          <w:tab w:val="left" w:pos="6770"/>
+        </w:tabs>
+        <w:spacing w:before="27"/>
+        <w:rPr>
+          <w:rFonts w:hint="eastAsia" w:ascii="Times New Roman" w:hAnsi="Times New Roman" w:eastAsia="微软雅黑" w:cs="Times New Roman"/>
+          <w:b w:val="0"/>
+          <w:bCs w:val="0"/>
+          <w:sz w:val="21"/>
+          <w:szCs w:val="21"/>
+          <w:lang w:val="en-US" w:eastAsia="zh-CN" w:bidi="ar-SA"/>
         </w:rPr>
       </w:pPr>
     </w:p>
     <w:p>
       <w:pPr>
-        <w:spacing w:line="400" w:lineRule="exact"/>
-        <w:rPr>
-          <w:rFonts w:hint="eastAsia" w:ascii="苹方 中等" w:hAnsi="苹方 中等" w:eastAsia="苹方 中等" w:cs="苹方 中等"/>
-          <w:spacing w:val="2"/>
-          <w:sz w:val="24"/>
+        <w:widowControl/>
+        <w:rPr>
+          <w:rFonts w:ascii="Times New Roman" w:hAnsi="Times New Roman" w:eastAsia="等线" w:cs="宋体"/>
+          <w:sz w:val="21"/>
+          <w:szCs w:val="21"/>
+          <w:lang w:val="en-US" w:eastAsia="zh-CN" w:bidi="ar-SA"/>
+        </w:rPr>
+      </w:pPr>
+      <w:r>
+        <w:rPr>
+          <w:rFonts w:ascii="宋体" w:hAnsi="宋体" w:eastAsia="宋体" w:cs="宋体"/>
+          <w:sz w:val="21"/>
+          <w:szCs w:val="21"/>
+          <w:lang w:val="en-US" w:eastAsia="en-US" w:bidi="ar-SA"/>
+        </w:rPr>
+        <w:drawing>
+          <wp:anchor distT="0" distB="0" distL="114935" distR="114935" simplePos="0" relativeHeight="251677696" behindDoc="0" locked="0" layoutInCell="1" allowOverlap="1">
+            <wp:simplePos x="0" y="0"/>
+            <wp:positionH relativeFrom="column">
+              <wp:posOffset>723900</wp:posOffset>
+            </wp:positionH>
+            <wp:positionV relativeFrom="paragraph">
+              <wp:posOffset>76200</wp:posOffset>
+            </wp:positionV>
+            <wp:extent cx="468630" cy="468630"/>
+            <wp:effectExtent l="0" t="0" r="3810" b="3810"/>
+            <wp:wrapNone/>
+            <wp:docPr id="7" name="图片 4" descr="IMG_256"/>
+            <wp:cNvGraphicFramePr>
+              <a:graphicFrameLocks xmlns:a="http://schemas.openxmlformats.org/drawingml/2006/main" noChangeAspect="1"/>
+            </wp:cNvGraphicFramePr>
+            <a:graphic xmlns:a="http://schemas.openxmlformats.org/drawingml/2006/main">
+              <a:graphicData uri="http://schemas.openxmlformats.org/drawingml/2006/picture">
+                <pic:pic xmlns:pic="http://schemas.openxmlformats.org/drawingml/2006/picture">
+                  <pic:nvPicPr>
+                    <pic:cNvPr id="7" name="图片 4" descr="IMG_256"/>
+                    <pic:cNvPicPr>
+                      <a:picLocks noChangeAspect="1"/>
+                    </pic:cNvPicPr>
+                  </pic:nvPicPr>
+                  <pic:blipFill>
+                    <a:blip r:embed="rId27"/>
+                    <a:stretch>
+                      <a:fillRect/>
+                    </a:stretch>
+                  </pic:blipFill>
+                  <pic:spPr>
+                    <a:xfrm>
+                      <a:off x="0" y="0"/>
+                      <a:ext cx="468630" cy="468630"/>
+                    </a:xfrm>
+                    <a:prstGeom prst="rect">
+                      <a:avLst/>
+                    </a:prstGeom>
+                    <a:noFill/>
+                    <a:ln w="9525">
+                      <a:noFill/>
+                    </a:ln>
+                  </pic:spPr>
+                </pic:pic>
+              </a:graphicData>
+            </a:graphic>
+          </wp:anchor>
+        </w:drawing>
+      </w:r>
+      <w:r>
+        <w:rPr>
+          <w:rFonts w:ascii="宋体" w:hAnsi="宋体" w:eastAsia="宋体" w:cs="宋体"/>
+          <w:sz w:val="21"/>
+          <w:szCs w:val="21"/>
+          <w:lang w:val="en-US" w:eastAsia="en-US" w:bidi="ar-SA"/>
+        </w:rPr>
+        <w:drawing>
+          <wp:anchor distT="0" distB="0" distL="114935" distR="114935" simplePos="0" relativeHeight="251676672" behindDoc="0" locked="0" layoutInCell="1" allowOverlap="1">
+            <wp:simplePos x="0" y="0"/>
+            <wp:positionH relativeFrom="column">
+              <wp:posOffset>30480</wp:posOffset>
+            </wp:positionH>
+            <wp:positionV relativeFrom="paragraph">
+              <wp:posOffset>83820</wp:posOffset>
+            </wp:positionV>
+            <wp:extent cx="439420" cy="439420"/>
+            <wp:effectExtent l="0" t="0" r="2540" b="2540"/>
+            <wp:wrapNone/>
+            <wp:docPr id="11" name="图片 3" descr="IMG_256"/>
+            <wp:cNvGraphicFramePr>
+              <a:graphicFrameLocks xmlns:a="http://schemas.openxmlformats.org/drawingml/2006/main" noChangeAspect="1"/>
+            </wp:cNvGraphicFramePr>
+            <a:graphic xmlns:a="http://schemas.openxmlformats.org/drawingml/2006/main">
+              <a:graphicData uri="http://schemas.openxmlformats.org/drawingml/2006/picture">
+                <pic:pic xmlns:pic="http://schemas.openxmlformats.org/drawingml/2006/picture">
+                  <pic:nvPicPr>
+                    <pic:cNvPr id="11" name="图片 3" descr="IMG_256"/>
+                    <pic:cNvPicPr>
+                      <a:picLocks noChangeAspect="1"/>
+                    </pic:cNvPicPr>
+                  </pic:nvPicPr>
+                  <pic:blipFill>
+                    <a:blip r:embed="rId28"/>
+                    <a:stretch>
+                      <a:fillRect/>
+                    </a:stretch>
+                  </pic:blipFill>
+                  <pic:spPr>
+                    <a:xfrm>
+                      <a:off x="0" y="0"/>
+                      <a:ext cx="439420" cy="439420"/>
+                    </a:xfrm>
+                    <a:prstGeom prst="rect">
+                      <a:avLst/>
+                    </a:prstGeom>
+                    <a:noFill/>
+                    <a:ln w="9525">
+                      <a:noFill/>
+                    </a:ln>
+                  </pic:spPr>
+                </pic:pic>
+              </a:graphicData>
+            </a:graphic>
+          </wp:anchor>
+        </w:drawing>
+      </w:r>
+      <w:r>
+        <w:rPr>
+          <w:rFonts w:hint="eastAsia" w:ascii="Times New Roman" w:hAnsi="Times New Roman" w:eastAsia="等线" w:cs="宋体"/>
+          <w:sz w:val="21"/>
+          <w:szCs w:val="21"/>
+          <w:lang w:val="en-US" w:eastAsia="zh-CN" w:bidi="ar-SA"/>
+        </w:rPr>
+        <w:tab/>
+      </w:r>
+      <w:r>
+        <w:rPr>
+          <w:rFonts w:hint="eastAsia" w:ascii="Times New Roman" w:hAnsi="Times New Roman" w:eastAsia="等线" w:cs="宋体"/>
+          <w:sz w:val="21"/>
+          <w:szCs w:val="21"/>
+          <w:lang w:val="en-US" w:eastAsia="zh-CN" w:bidi="ar-SA"/>
+        </w:rPr>
+        <w:tab/>
+      </w:r>
+      <w:r>
+        <w:rPr>
+          <w:rFonts w:hint="eastAsia" w:ascii="Times New Roman" w:hAnsi="Times New Roman" w:eastAsia="等线" w:cs="宋体"/>
+          <w:sz w:val="21"/>
+          <w:szCs w:val="21"/>
+          <w:lang w:val="en-US" w:eastAsia="zh-CN" w:bidi="ar-SA"/>
+        </w:rPr>
+        <w:tab/>
+      </w:r>
+    </w:p>
+    <w:p>
+      <w:pPr>
+        <w:widowControl/>
+        <w:rPr>
+          <w:rFonts w:ascii="Times New Roman" w:hAnsi="Times New Roman" w:eastAsia="等线" w:cs="宋体"/>
+          <w:sz w:val="21"/>
+          <w:szCs w:val="21"/>
+          <w:lang w:val="en-US" w:eastAsia="zh-CN" w:bidi="ar-SA"/>
         </w:rPr>
       </w:pPr>
     </w:p>
     <w:p>
       <w:pPr>
-        <w:spacing w:line="400" w:lineRule="exact"/>
-        <w:rPr>
-          <w:rFonts w:hint="eastAsia" w:ascii="苹方 中等" w:hAnsi="苹方 中等" w:eastAsia="苹方 中等" w:cs="苹方 中等"/>
-          <w:spacing w:val="2"/>
-          <w:sz w:val="24"/>
+        <w:widowControl/>
+        <w:rPr>
+          <w:rFonts w:ascii="Times New Roman" w:hAnsi="Times New Roman" w:eastAsia="等线" w:cs="宋体"/>
+          <w:sz w:val="21"/>
+          <w:szCs w:val="21"/>
+          <w:lang w:val="en-US" w:eastAsia="zh-CN" w:bidi="ar-SA"/>
         </w:rPr>
       </w:pPr>
     </w:p>
     <w:p>
       <w:pPr>
-        <w:spacing w:line="400" w:lineRule="exact"/>
-        <w:rPr>
-          <w:rFonts w:hint="eastAsia" w:ascii="苹方 中等" w:hAnsi="苹方 中等" w:eastAsia="苹方 中等" w:cs="苹方 中等"/>
-          <w:spacing w:val="2"/>
-          <w:sz w:val="24"/>
+        <w:widowControl/>
+        <w:rPr>
+          <w:rFonts w:ascii="Times New Roman" w:hAnsi="Times New Roman" w:eastAsia="等线" w:cs="宋体"/>
+          <w:sz w:val="21"/>
+          <w:szCs w:val="21"/>
+          <w:lang w:val="en-US" w:eastAsia="zh-CN" w:bidi="ar-SA"/>
         </w:rPr>
       </w:pPr>
     </w:p>
     <w:p>
       <w:pPr>
-        <w:spacing w:line="400" w:lineRule="exact"/>
+        <w:widowControl/>
+        <w:rPr>
+          <w:rFonts w:hint="eastAsia" w:ascii="微软雅黑" w:hAnsi="微软雅黑" w:eastAsia="微软雅黑" w:cs="微软雅黑"/>
+          <w:b/>
+          <w:bCs/>
+          <w:color w:val="0083C3"/>
+          <w:sz w:val="21"/>
+          <w:szCs w:val="21"/>
+          <w:lang w:val="en-US" w:eastAsia="zh-CN" w:bidi="ar-SA"/>
+        </w:rPr>
+      </w:pPr>
+      <w:r>
+        <w:rPr>
+          <w:rFonts w:hint="eastAsia" w:ascii="微软雅黑" w:hAnsi="微软雅黑" w:eastAsia="微软雅黑" w:cs="微软雅黑"/>
+          <w:b/>
+          <w:bCs/>
+          <w:color w:val="0083C3"/>
+          <w:sz w:val="21"/>
+          <w:szCs w:val="21"/>
+          <w:lang w:val="en-US" w:eastAsia="zh-CN" w:bidi="ar-SA"/>
+        </w:rPr>
+        <w:t>诺禾医学   诺禾在线</w:t>
+      </w:r>
+    </w:p>
+    <w:p>
+      <w:pPr>
+        <w:widowControl/>
+        <w:rPr>
+          <w:rFonts w:ascii="Times New Roman" w:hAnsi="Times New Roman" w:eastAsia="等线" w:cs="宋体"/>
+          <w:color w:val="0083C3"/>
+          <w:sz w:val="21"/>
+          <w:szCs w:val="21"/>
+          <w:lang w:val="en-US" w:eastAsia="zh-CN" w:bidi="ar-SA"/>
+        </w:rPr>
+      </w:pPr>
+      <w:r>
+        <w:rPr>
+          <w:rFonts w:ascii="Times New Roman" w:hAnsi="Times New Roman" w:eastAsia="等线" w:cs="宋体"/>
+          <w:b/>
+          <w:bCs/>
+          <w:color w:val="0083C3"/>
+          <w:sz w:val="21"/>
+          <w:szCs w:val="21"/>
+          <w:lang w:val="en-US" w:eastAsia="en-US" w:bidi="ar-SA"/>
+        </w:rPr>
+        <w:t>www.novogene.com</w:t>
+      </w:r>
+    </w:p>
+    <w:p>
+      <w:pPr>
+        <w:widowControl/>
+        <w:rPr>
+          <w:rFonts w:hint="eastAsia" w:ascii="微软雅黑" w:hAnsi="微软雅黑" w:eastAsia="微软雅黑" w:cs="微软雅黑"/>
+          <w:b/>
+          <w:bCs/>
+          <w:sz w:val="21"/>
+          <w:szCs w:val="21"/>
+          <w:lang w:val="en-US" w:eastAsia="zh-CN" w:bidi="ar-SA"/>
+        </w:rPr>
+      </w:pPr>
+      <w:r>
+        <w:rPr>
+          <w:rFonts w:hint="eastAsia" w:ascii="微软雅黑" w:hAnsi="微软雅黑" w:eastAsia="微软雅黑" w:cs="微软雅黑"/>
+          <w:color w:val="7F7F7F"/>
+          <w:sz w:val="21"/>
+          <w:szCs w:val="21"/>
+          <w:lang w:val="en-US" w:eastAsia="zh-CN" w:bidi="ar-SA"/>
+        </w:rPr>
+        <w:drawing>
+          <wp:anchor distT="0" distB="0" distL="0" distR="0" simplePos="0" relativeHeight="251675648" behindDoc="1" locked="0" layoutInCell="1" allowOverlap="1">
+            <wp:simplePos x="0" y="0"/>
+            <wp:positionH relativeFrom="column">
+              <wp:posOffset>4900295</wp:posOffset>
+            </wp:positionH>
+            <wp:positionV relativeFrom="paragraph">
+              <wp:posOffset>224790</wp:posOffset>
+            </wp:positionV>
+            <wp:extent cx="1369060" cy="389255"/>
+            <wp:effectExtent l="0" t="0" r="2540" b="6985"/>
+            <wp:wrapNone/>
+            <wp:docPr id="24" name="图片 24" descr="C:\Users\JT\Desktop\2019.3.1-诺禾致源logo-最新版\logo-透明底.pnglogo-透明底"/>
+            <wp:cNvGraphicFramePr>
+              <a:graphicFrameLocks xmlns:a="http://schemas.openxmlformats.org/drawingml/2006/main" noChangeAspect="1"/>
+            </wp:cNvGraphicFramePr>
+            <a:graphic xmlns:a="http://schemas.openxmlformats.org/drawingml/2006/main">
+              <a:graphicData uri="http://schemas.openxmlformats.org/drawingml/2006/picture">
+                <pic:pic xmlns:pic="http://schemas.openxmlformats.org/drawingml/2006/picture">
+                  <pic:nvPicPr>
+                    <pic:cNvPr id="24" name="图片 24" descr="C:\Users\JT\Desktop\2019.3.1-诺禾致源logo-最新版\logo-透明底.pnglogo-透明底"/>
+                    <pic:cNvPicPr>
+                      <a:picLocks noChangeAspect="1"/>
+                    </pic:cNvPicPr>
+                  </pic:nvPicPr>
+                  <pic:blipFill>
+                    <a:blip r:embed="rId19"/>
+                    <a:srcRect/>
+                    <a:stretch>
+                      <a:fillRect/>
+                    </a:stretch>
+                  </pic:blipFill>
+                  <pic:spPr>
+                    <a:xfrm>
+                      <a:off x="0" y="0"/>
+                      <a:ext cx="1369060" cy="389255"/>
+                    </a:xfrm>
+                    <a:prstGeom prst="rect">
+                      <a:avLst/>
+                    </a:prstGeom>
+                  </pic:spPr>
+                </pic:pic>
+              </a:graphicData>
+            </a:graphic>
+          </wp:anchor>
+        </w:drawing>
+      </w:r>
+      <w:r>
+        <w:rPr>
+          <w:rFonts w:hint="eastAsia" w:ascii="微软雅黑" w:hAnsi="微软雅黑" w:eastAsia="微软雅黑" w:cs="微软雅黑"/>
+          <w:b/>
+          <w:bCs/>
+          <w:sz w:val="21"/>
+          <w:szCs w:val="21"/>
+          <w:lang w:val="en-US" w:eastAsia="zh-CN" w:bidi="ar-SA"/>
+        </w:rPr>
+        <w:t>中国 · 美国 · 英国 · 新加坡 · 荷兰 · 日本</w:t>
+      </w:r>
+    </w:p>
+    <w:p>
+      <w:pPr>
+        <w:widowControl/>
         <w:rPr>
           <w:rFonts w:hint="eastAsia" w:ascii="苹方 中等" w:hAnsi="苹方 中等" w:eastAsia="苹方 中等" w:cs="苹方 中等"/>
           <w:spacing w:val="2"/>
           <w:sz w:val="24"/>
         </w:rPr>
       </w:pPr>
+      <w:r>
+        <w:rPr>
+          <w:rFonts w:ascii="Times New Roman" w:hAnsi="Times New Roman" w:eastAsia="等线" w:cs="宋体"/>
+          <w:sz w:val="21"/>
+          <w:szCs w:val="21"/>
+          <w:lang w:val="en-US" w:eastAsia="en-US" w:bidi="ar-SA"/>
+        </w:rPr>
+        <w:t>China</w:t>
+      </w:r>
+      <w:r>
+        <w:rPr>
+          <w:rFonts w:hint="eastAsia" w:ascii="Times New Roman" w:hAnsi="Times New Roman" w:eastAsia="等线" w:cs="宋体"/>
+          <w:sz w:val="21"/>
+          <w:szCs w:val="21"/>
+          <w:lang w:val="en-US" w:eastAsia="zh-CN" w:bidi="ar-SA"/>
+        </w:rPr>
+        <w:t xml:space="preserve"> </w:t>
+      </w:r>
+      <w:r>
+        <w:rPr>
+          <w:rFonts w:ascii="Times New Roman" w:hAnsi="Times New Roman" w:eastAsia="等线" w:cs="宋体"/>
+          <w:b/>
+          <w:bCs/>
+          <w:sz w:val="21"/>
+          <w:szCs w:val="21"/>
+          <w:lang w:val="en-US" w:eastAsia="zh-CN" w:bidi="ar-SA"/>
+        </w:rPr>
+        <w:t>·</w:t>
+      </w:r>
+      <w:r>
+        <w:rPr>
+          <w:rFonts w:hint="eastAsia" w:ascii="Times New Roman" w:hAnsi="Times New Roman" w:eastAsia="等线" w:cs="宋体"/>
+          <w:b/>
+          <w:bCs/>
+          <w:sz w:val="21"/>
+          <w:szCs w:val="21"/>
+          <w:lang w:val="en-US" w:eastAsia="zh-CN" w:bidi="ar-SA"/>
+        </w:rPr>
+        <w:t xml:space="preserve"> </w:t>
+      </w:r>
+      <w:r>
+        <w:rPr>
+          <w:rFonts w:ascii="Times New Roman" w:hAnsi="Times New Roman" w:eastAsia="等线" w:cs="宋体"/>
+          <w:sz w:val="21"/>
+          <w:szCs w:val="21"/>
+          <w:lang w:val="en-US" w:eastAsia="en-US" w:bidi="ar-SA"/>
+        </w:rPr>
+        <w:t>USA</w:t>
+      </w:r>
+      <w:r>
+        <w:rPr>
+          <w:rFonts w:hint="eastAsia" w:ascii="Times New Roman" w:hAnsi="Times New Roman" w:eastAsia="等线" w:cs="宋体"/>
+          <w:sz w:val="21"/>
+          <w:szCs w:val="21"/>
+          <w:lang w:val="en-US" w:eastAsia="zh-CN" w:bidi="ar-SA"/>
+        </w:rPr>
+        <w:t xml:space="preserve"> </w:t>
+      </w:r>
+      <w:r>
+        <w:rPr>
+          <w:rFonts w:ascii="Times New Roman" w:hAnsi="Times New Roman" w:eastAsia="等线" w:cs="宋体"/>
+          <w:b/>
+          <w:bCs/>
+          <w:sz w:val="21"/>
+          <w:szCs w:val="21"/>
+          <w:lang w:val="en-US" w:eastAsia="zh-CN" w:bidi="ar-SA"/>
+        </w:rPr>
+        <w:t>·</w:t>
+      </w:r>
+      <w:r>
+        <w:rPr>
+          <w:rFonts w:hint="eastAsia" w:ascii="Times New Roman" w:hAnsi="Times New Roman" w:eastAsia="等线" w:cs="宋体"/>
+          <w:b/>
+          <w:bCs/>
+          <w:sz w:val="21"/>
+          <w:szCs w:val="21"/>
+          <w:lang w:val="en-US" w:eastAsia="zh-CN" w:bidi="ar-SA"/>
+        </w:rPr>
+        <w:t xml:space="preserve"> </w:t>
+      </w:r>
+      <w:r>
+        <w:rPr>
+          <w:rFonts w:ascii="Times New Roman" w:hAnsi="Times New Roman" w:eastAsia="等线" w:cs="宋体"/>
+          <w:sz w:val="21"/>
+          <w:szCs w:val="21"/>
+          <w:lang w:val="en-US" w:eastAsia="en-US" w:bidi="ar-SA"/>
+        </w:rPr>
+        <w:t>UK</w:t>
+      </w:r>
+      <w:r>
+        <w:rPr>
+          <w:rFonts w:hint="eastAsia" w:ascii="Times New Roman" w:hAnsi="Times New Roman" w:eastAsia="等线" w:cs="宋体"/>
+          <w:sz w:val="21"/>
+          <w:szCs w:val="21"/>
+          <w:lang w:val="en-US" w:eastAsia="zh-CN" w:bidi="ar-SA"/>
+        </w:rPr>
+        <w:t xml:space="preserve"> </w:t>
+      </w:r>
+      <w:r>
+        <w:rPr>
+          <w:rFonts w:ascii="Times New Roman" w:hAnsi="Times New Roman" w:eastAsia="等线" w:cs="宋体"/>
+          <w:b/>
+          <w:bCs/>
+          <w:sz w:val="21"/>
+          <w:szCs w:val="21"/>
+          <w:lang w:val="en-US" w:eastAsia="zh-CN" w:bidi="ar-SA"/>
+        </w:rPr>
+        <w:t>·</w:t>
+      </w:r>
+      <w:r>
+        <w:rPr>
+          <w:rFonts w:hint="eastAsia" w:ascii="Times New Roman" w:hAnsi="Times New Roman" w:eastAsia="等线" w:cs="宋体"/>
+          <w:b/>
+          <w:bCs/>
+          <w:sz w:val="21"/>
+          <w:szCs w:val="21"/>
+          <w:lang w:val="en-US" w:eastAsia="zh-CN" w:bidi="ar-SA"/>
+        </w:rPr>
+        <w:t xml:space="preserve"> </w:t>
+      </w:r>
+      <w:r>
+        <w:rPr>
+          <w:rFonts w:ascii="Times New Roman" w:hAnsi="Times New Roman" w:eastAsia="等线" w:cs="宋体"/>
+          <w:sz w:val="21"/>
+          <w:szCs w:val="21"/>
+          <w:lang w:val="en-US" w:eastAsia="en-US" w:bidi="ar-SA"/>
+        </w:rPr>
+        <w:t>Singapore</w:t>
+      </w:r>
+      <w:r>
+        <w:rPr>
+          <w:rFonts w:hint="eastAsia" w:ascii="Times New Roman" w:hAnsi="Times New Roman" w:eastAsia="等线" w:cs="宋体"/>
+          <w:sz w:val="21"/>
+          <w:szCs w:val="21"/>
+          <w:lang w:val="en-US" w:eastAsia="zh-CN" w:bidi="ar-SA"/>
+        </w:rPr>
+        <w:t xml:space="preserve"> </w:t>
+      </w:r>
+      <w:r>
+        <w:rPr>
+          <w:rFonts w:ascii="Times New Roman" w:hAnsi="Times New Roman" w:eastAsia="等线" w:cs="宋体"/>
+          <w:b/>
+          <w:bCs/>
+          <w:sz w:val="21"/>
+          <w:szCs w:val="21"/>
+          <w:lang w:val="en-US" w:eastAsia="zh-CN" w:bidi="ar-SA"/>
+        </w:rPr>
+        <w:t>·</w:t>
+      </w:r>
+      <w:r>
+        <w:rPr>
+          <w:rFonts w:hint="eastAsia" w:ascii="Times New Roman" w:hAnsi="Times New Roman" w:eastAsia="等线" w:cs="宋体"/>
+          <w:b/>
+          <w:bCs/>
+          <w:sz w:val="21"/>
+          <w:szCs w:val="21"/>
+          <w:lang w:val="en-US" w:eastAsia="zh-CN" w:bidi="ar-SA"/>
+        </w:rPr>
+        <w:t xml:space="preserve"> </w:t>
+      </w:r>
+      <w:r>
+        <w:rPr>
+          <w:rFonts w:ascii="Times New Roman" w:hAnsi="Times New Roman" w:eastAsia="等线" w:cs="宋体"/>
+          <w:sz w:val="21"/>
+          <w:szCs w:val="21"/>
+          <w:lang w:val="en-US" w:eastAsia="en-US" w:bidi="ar-SA"/>
+        </w:rPr>
+        <w:t>Netherlands</w:t>
+      </w:r>
+      <w:r>
+        <w:rPr>
+          <w:rFonts w:hint="eastAsia" w:ascii="Times New Roman" w:hAnsi="Times New Roman" w:eastAsia="等线" w:cs="宋体"/>
+          <w:sz w:val="21"/>
+          <w:szCs w:val="21"/>
+          <w:lang w:val="en-US" w:eastAsia="zh-CN" w:bidi="ar-SA"/>
+        </w:rPr>
+        <w:t xml:space="preserve"> </w:t>
+      </w:r>
+      <w:r>
+        <w:rPr>
+          <w:rFonts w:ascii="Times New Roman" w:hAnsi="Times New Roman" w:eastAsia="等线" w:cs="宋体"/>
+          <w:b/>
+          <w:bCs/>
+          <w:sz w:val="21"/>
+          <w:szCs w:val="21"/>
+          <w:lang w:val="en-US" w:eastAsia="zh-CN" w:bidi="ar-SA"/>
+        </w:rPr>
+        <w:t>·</w:t>
+      </w:r>
+      <w:r>
+        <w:rPr>
+          <w:rFonts w:hint="eastAsia" w:ascii="Times New Roman" w:hAnsi="Times New Roman" w:eastAsia="等线" w:cs="宋体"/>
+          <w:b/>
+          <w:bCs/>
+          <w:sz w:val="21"/>
+          <w:szCs w:val="21"/>
+          <w:lang w:val="en-US" w:eastAsia="zh-CN" w:bidi="ar-SA"/>
+        </w:rPr>
+        <w:t xml:space="preserve"> </w:t>
+      </w:r>
+      <w:r>
+        <w:rPr>
+          <w:rFonts w:hint="eastAsia" w:ascii="Times New Roman" w:hAnsi="Times New Roman" w:eastAsia="等线" w:cs="宋体"/>
+          <w:sz w:val="21"/>
+          <w:szCs w:val="21"/>
+          <w:lang w:val="en-US" w:eastAsia="zh-CN" w:bidi="ar-SA"/>
+        </w:rPr>
+        <w:t>J</w:t>
+      </w:r>
+      <w:r>
+        <w:rPr>
+          <w:rFonts w:ascii="Times New Roman" w:hAnsi="Times New Roman" w:eastAsia="等线" w:cs="宋体"/>
+          <w:sz w:val="21"/>
+          <w:szCs w:val="21"/>
+          <w:lang w:val="en-US" w:eastAsia="en-US" w:bidi="ar-SA"/>
+        </w:rPr>
+        <w:t>apan</w:t>
+      </w:r>
     </w:p>
     <w:sectPr>
       <w:headerReference r:id="rId16" w:type="default"/>

--- a/WebContent/docx/泛实体瘤188基因报告-单样本-晶赛.docx
+++ b/WebContent/docx/泛实体瘤188基因报告-单样本-晶赛.docx
@@ -6398,6 +6398,113 @@
         </w:tc>
       </w:tr>
     </w:tbl>
+    <w:p>
+      <w:pPr>
+        <w:spacing w:before="120" w:beforeLines="50" w:after="120" w:afterLines="50" w:line="400" w:lineRule="exact"/>
+        <w:ind w:right="210" w:rightChars="100"/>
+        <w:rPr>
+          <w:rFonts w:hint="eastAsia" w:ascii="苹方 中等" w:hAnsi="苹方 中等" w:eastAsia="苹方 中等" w:cs="苹方 中等"/>
+          <w:b/>
+          <w:bCs/>
+          <w:spacing w:val="2"/>
+          <w:szCs w:val="21"/>
+          <w:lang w:eastAsia="zh"/>
+        </w:rPr>
+      </w:pPr>
+      <w:r>
+        <w:rPr>
+          <w:rFonts w:hint="eastAsia" w:ascii="Times New Roman" w:hAnsi="Times New Roman" w:eastAsia="微软雅黑" w:cs="Times New Roman"/>
+          <w:kern w:val="2"/>
+          <w:sz w:val="21"/>
+          <w:szCs w:val="21"/>
+          <w:lang w:val="en-US" w:eastAsia="zh-CN" w:bidi="ar-SA"/>
+        </w:rPr>
+        <w:t xml:space="preserve">{%if </w:t>
+      </w:r>
+      <w:r>
+        <w:rPr>
+          <w:rFonts w:hint="eastAsia" w:ascii="Times New Roman" w:hAnsi="Times New Roman" w:eastAsia="微软雅黑" w:cs="Times New Roman"/>
+          <w:sz w:val="21"/>
+          <w:szCs w:val="21"/>
+          <w:highlight w:val="none"/>
+          <w:lang w:eastAsia="zh-CN"/>
+        </w:rPr>
+        <w:t>summaryOfRresults.thisGeneticmarkerVwListSize</w:t>
+      </w:r>
+      <w:r>
+        <w:rPr>
+          <w:rFonts w:hint="eastAsia" w:ascii="Times New Roman" w:hAnsi="Times New Roman" w:eastAsia="微软雅黑" w:cs="Times New Roman"/>
+          <w:sz w:val="21"/>
+          <w:szCs w:val="21"/>
+          <w:highlight w:val="none"/>
+          <w:lang w:val="en-US" w:eastAsia="zh-CN"/>
+        </w:rPr>
+        <w:t xml:space="preserve"> == 0</w:t>
+      </w:r>
+      <w:r>
+        <w:rPr>
+          <w:rFonts w:hint="eastAsia" w:ascii="Times New Roman" w:hAnsi="Times New Roman" w:eastAsia="微软雅黑" w:cs="Times New Roman"/>
+          <w:kern w:val="2"/>
+          <w:sz w:val="21"/>
+          <w:szCs w:val="21"/>
+          <w:lang w:val="en-US" w:eastAsia="zh-CN" w:bidi="ar-SA"/>
+        </w:rPr>
+        <w:t xml:space="preserve"> and not </w:t>
+      </w:r>
+      <w:r>
+        <w:rPr>
+          <w:rFonts w:hint="default" w:ascii="Times New Roman" w:hAnsi="Times New Roman" w:eastAsia="微软雅黑" w:cs="Times New Roman"/>
+          <w:sz w:val="21"/>
+          <w:szCs w:val="21"/>
+          <w:highlight w:val="none"/>
+          <w:lang w:val="en-US" w:eastAsia="zh-CN"/>
+        </w:rPr>
+        <w:t>JingsaiCustomInfo.complexDrugTipInfo</w:t>
+      </w:r>
+      <w:r>
+        <w:rPr>
+          <w:rFonts w:hint="eastAsia" w:ascii="Times New Roman" w:hAnsi="Times New Roman" w:eastAsia="微软雅黑" w:cs="Times New Roman"/>
+          <w:sz w:val="21"/>
+          <w:szCs w:val="21"/>
+          <w:highlight w:val="none"/>
+          <w:lang w:val="en-US" w:eastAsia="zh-CN"/>
+        </w:rPr>
+        <w:t xml:space="preserve"> </w:t>
+      </w:r>
+      <w:r>
+        <w:rPr>
+          <w:rFonts w:hint="eastAsia" w:ascii="Times New Roman" w:hAnsi="Times New Roman" w:eastAsia="微软雅黑" w:cs="Times New Roman"/>
+          <w:kern w:val="2"/>
+          <w:sz w:val="21"/>
+          <w:szCs w:val="21"/>
+          <w:lang w:val="en-US" w:eastAsia="zh-CN" w:bidi="ar-SA"/>
+        </w:rPr>
+        <w:t>%}</w:t>
+      </w:r>
+      <w:r>
+        <w:rPr>
+          <w:rFonts w:hint="eastAsia" w:ascii="苹方 中等" w:hAnsi="苹方 中等" w:eastAsia="苹方 中等" w:cs="苹方 中等"/>
+          <w:b/>
+          <w:bCs/>
+          <w:color w:val="auto"/>
+          <w:spacing w:val="2"/>
+          <w:sz w:val="21"/>
+          <w:szCs w:val="21"/>
+          <w:lang w:val="en-US" w:eastAsia="zh-CN"/>
+        </w:rPr>
+        <w:t>该患者在本次检测范围内的基因中未发现相关变异。</w:t>
+      </w:r>
+      <w:r>
+        <w:rPr>
+          <w:rFonts w:hint="eastAsia" w:ascii="Times New Roman" w:hAnsi="Times New Roman" w:eastAsia="微软雅黑" w:cs="Times New Roman"/>
+          <w:kern w:val="2"/>
+          <w:sz w:val="21"/>
+          <w:szCs w:val="21"/>
+          <w:lang w:val="en-US" w:eastAsia="zh-CN" w:bidi="ar-SA"/>
+        </w:rPr>
+        <w:t>{% endif %}</w:t>
+      </w:r>
+    </w:p>
     <w:p>
       <w:pPr>
         <w:widowControl/>
@@ -9430,6 +9537,40 @@
       </w:pPr>
       <w:r>
         <w:rPr>
+          <w:rFonts w:hint="default" w:ascii="苹方 中等" w:hAnsi="苹方 中等" w:eastAsia="苹方 中等" w:cs="苹方 中等"/>
+          <w:b/>
+          <w:bCs/>
+          <w:spacing w:val="2"/>
+          <w:szCs w:val="21"/>
+          <w:lang w:val="en-US" w:eastAsia="zh"/>
+        </w:rPr>
+        <w:t xml:space="preserve">{% if </w:t>
+      </w:r>
+      <w:r>
+        <w:rPr>
+          <w:rFonts w:hint="default" w:ascii="苹方 中等" w:hAnsi="苹方 中等" w:eastAsia="苹方 中等" w:cs="苹方 中等"/>
+          <w:b w:val="0"/>
+          <w:bCs/>
+          <w:color w:val="auto"/>
+          <w:sz w:val="20"/>
+          <w:u w:color="auto"/>
+          <w:lang w:val="en-US" w:eastAsia="zh-CN"/>
+        </w:rPr>
+        <w:t>JingsaiCustomInfo.snpGeneList !=[] %</w:t>
+      </w:r>
+      <w:r>
+        <w:rPr>
+          <w:rFonts w:hint="default" w:ascii="苹方 中等" w:hAnsi="苹方 中等" w:eastAsia="苹方 中等" w:cs="苹方 中等"/>
+          <w:b/>
+          <w:bCs/>
+          <w:spacing w:val="2"/>
+          <w:szCs w:val="21"/>
+          <w:lang w:val="en-US" w:eastAsia="zh"/>
+        </w:rPr>
+        <w:t>}</w:t>
+      </w:r>
+      <w:r>
+        <w:rPr>
           <w:rFonts w:hint="eastAsia" w:ascii="苹方 中等" w:hAnsi="苹方 中等" w:eastAsia="苹方 中等" w:cs="苹方 中等"/>
           <w:spacing w:val="2"/>
           <w:szCs w:val="21"/>
@@ -10087,6 +10228,17 @@
       </w:pPr>
       <w:r>
         <w:rPr>
+          <w:rFonts w:hint="eastAsia" w:ascii="苹方 中等" w:hAnsi="苹方 中等" w:eastAsia="苹方 中等" w:cs="苹方 中等"/>
+          <w:b/>
+          <w:bCs/>
+          <w:spacing w:val="2"/>
+          <w:szCs w:val="21"/>
+          <w:lang w:val="en-US" w:eastAsia="zh-CN"/>
+        </w:rPr>
+        <w:t>{% endif %}</w:t>
+      </w:r>
+      <w:r>
+        <w:rPr>
           <w:rFonts w:hint="default" w:ascii="苹方 中等" w:hAnsi="苹方 中等" w:eastAsia="苹方 中等" w:cs="苹方 中等"/>
           <w:b/>
           <w:bCs/>
@@ -11528,6 +11680,69 @@
         </w:rPr>
         <w:t>{% endif %}</w:t>
       </w:r>
+      <w:r>
+        <w:rPr>
+          <w:rFonts w:hint="eastAsia" w:ascii="Times New Roman" w:hAnsi="Times New Roman" w:eastAsia="微软雅黑" w:cs="Times New Roman"/>
+          <w:kern w:val="2"/>
+          <w:sz w:val="21"/>
+          <w:szCs w:val="21"/>
+          <w:lang w:val="en-US" w:eastAsia="zh-CN" w:bidi="ar-SA"/>
+        </w:rPr>
+        <w:t xml:space="preserve">{%if </w:t>
+      </w:r>
+      <w:r>
+        <w:rPr>
+          <w:rFonts w:hint="eastAsia" w:ascii="Times New Roman" w:hAnsi="Times New Roman" w:eastAsia="微软雅黑" w:cs="Times New Roman"/>
+          <w:sz w:val="21"/>
+          <w:szCs w:val="21"/>
+          <w:highlight w:val="none"/>
+          <w:lang w:eastAsia="zh-CN"/>
+        </w:rPr>
+        <w:t>summaryOfRresults.thisGeneticmarkerVwListSize</w:t>
+      </w:r>
+      <w:r>
+        <w:rPr>
+          <w:rFonts w:hint="eastAsia" w:ascii="Times New Roman" w:hAnsi="Times New Roman" w:eastAsia="微软雅黑" w:cs="Times New Roman"/>
+          <w:sz w:val="21"/>
+          <w:szCs w:val="21"/>
+          <w:highlight w:val="none"/>
+          <w:lang w:val="en-US" w:eastAsia="zh-CN"/>
+        </w:rPr>
+        <w:t xml:space="preserve"> == 0 </w:t>
+      </w:r>
+      <w:r>
+        <w:rPr>
+          <w:rFonts w:hint="eastAsia" w:ascii="Times New Roman" w:hAnsi="Times New Roman" w:eastAsia="微软雅黑" w:cs="Times New Roman"/>
+          <w:kern w:val="2"/>
+          <w:sz w:val="21"/>
+          <w:szCs w:val="21"/>
+          <w:lang w:val="en-US" w:eastAsia="zh-CN" w:bidi="ar-SA"/>
+        </w:rPr>
+        <w:t>%}</w:t>
+      </w:r>
+      <w:r>
+        <w:rPr>
+          <w:rFonts w:hint="eastAsia" w:ascii="苹方 中等" w:hAnsi="苹方 中等" w:eastAsia="苹方 中等" w:cs="苹方 中等"/>
+          <w:b/>
+          <w:bCs/>
+          <w:color w:val="auto"/>
+          <w:spacing w:val="2"/>
+          <w:sz w:val="21"/>
+          <w:szCs w:val="21"/>
+          <w:lang w:val="en-US" w:eastAsia="zh-CN"/>
+        </w:rPr>
+        <w:t>该患者在本次检测范围内的基因中未发现相关变异。</w:t>
+      </w:r>
+      <w:r>
+        <w:rPr>
+          <w:rFonts w:hint="eastAsia" w:ascii="Times New Roman" w:hAnsi="Times New Roman" w:eastAsia="微软雅黑" w:cs="Times New Roman"/>
+          <w:kern w:val="2"/>
+          <w:sz w:val="21"/>
+          <w:szCs w:val="21"/>
+          <w:lang w:val="en-US" w:eastAsia="zh-CN" w:bidi="ar-SA"/>
+        </w:rPr>
+        <w:t>{% endif %}</w:t>
+      </w:r>
     </w:p>
     <w:p>
       <w:pPr>
@@ -11613,6 +11828,80 @@
           <w:szCs w:val="18"/>
         </w:rPr>
         <w:t>有些样本或变异特征会降低检测敏感度，包括异质性样本中的亚克隆变异、低样本质量、纯合子丢失小于 3 个外显子、缺失或插入片段大于 40bp 以及重复或高同源序列。使用肿瘤组织来源的 DNA 进行检测时，碰到的此类问题不在报告中体现。</w:t>
+      </w:r>
+    </w:p>
+    <w:p>
+      <w:pPr>
+        <w:spacing w:before="120" w:beforeLines="50" w:after="120" w:afterLines="50" w:line="400" w:lineRule="exact"/>
+        <w:ind w:right="210" w:rightChars="100"/>
+        <w:rPr>
+          <w:rFonts w:hint="eastAsia" w:ascii="苹方 中等" w:hAnsi="苹方 中等" w:eastAsia="苹方 中等" w:cs="苹方 中等"/>
+          <w:b/>
+          <w:bCs/>
+          <w:color w:val="595959" w:themeColor="text1" w:themeTint="A6"/>
+          <w:spacing w:val="2"/>
+          <w:sz w:val="24"/>
+          <w14:textFill>
+            <w14:solidFill>
+              <w14:schemeClr w14:val="tx1">
+                <w14:lumMod w14:val="65000"/>
+                <w14:lumOff w14:val="35000"/>
+              </w14:schemeClr>
+            </w14:solidFill>
+          </w14:textFill>
+        </w:rPr>
+      </w:pPr>
+      <w:r>
+        <w:rPr>
+          <w:rFonts w:hint="eastAsia" w:ascii="Times New Roman" w:hAnsi="Times New Roman" w:eastAsia="微软雅黑" w:cs="Times New Roman"/>
+          <w:kern w:val="2"/>
+          <w:sz w:val="21"/>
+          <w:szCs w:val="21"/>
+          <w:lang w:val="en-US" w:eastAsia="zh-CN" w:bidi="ar-SA"/>
+        </w:rPr>
+        <w:t xml:space="preserve">{%if </w:t>
+      </w:r>
+      <w:r>
+        <w:rPr>
+          <w:rFonts w:hint="eastAsia" w:ascii="Times New Roman" w:hAnsi="Times New Roman" w:eastAsia="微软雅黑" w:cs="Times New Roman"/>
+          <w:sz w:val="21"/>
+          <w:szCs w:val="21"/>
+          <w:highlight w:val="none"/>
+          <w:lang w:eastAsia="zh-CN"/>
+        </w:rPr>
+        <w:t>summaryOfRresults.thisGeneticmarkerVwListSize</w:t>
+      </w:r>
+      <w:r>
+        <w:rPr>
+          <w:rFonts w:hint="eastAsia" w:ascii="Times New Roman" w:hAnsi="Times New Roman" w:eastAsia="微软雅黑" w:cs="Times New Roman"/>
+          <w:sz w:val="21"/>
+          <w:szCs w:val="21"/>
+          <w:highlight w:val="none"/>
+          <w:lang w:val="en-US" w:eastAsia="zh-CN"/>
+        </w:rPr>
+        <w:t xml:space="preserve"> !</w:t>
+      </w:r>
+      <w:bookmarkStart w:id="2" w:name="_GoBack"/>
+      <w:bookmarkEnd w:id="2"/>
+      <w:r>
+        <w:rPr>
+          <w:rFonts w:hint="eastAsia" w:ascii="Times New Roman" w:hAnsi="Times New Roman" w:eastAsia="微软雅黑" w:cs="Times New Roman"/>
+          <w:sz w:val="21"/>
+          <w:szCs w:val="21"/>
+          <w:highlight w:val="none"/>
+          <w:lang w:val="en-US" w:eastAsia="zh-CN"/>
+        </w:rPr>
+        <w:t>= 0</w:t>
+      </w:r>
+      <w:r>
+        <w:rPr>
+          <w:rFonts w:hint="eastAsia" w:ascii="Times New Roman" w:hAnsi="Times New Roman" w:eastAsia="微软雅黑" w:cs="Times New Roman"/>
+          <w:kern w:val="2"/>
+          <w:sz w:val="21"/>
+          <w:szCs w:val="21"/>
+          <w:lang w:val="en-US" w:eastAsia="zh-CN" w:bidi="ar-SA"/>
+        </w:rPr>
+        <w:t xml:space="preserve"> or ComplexDrugStr %}</w:t>
       </w:r>
     </w:p>
     <w:p>
@@ -16028,6 +16317,12 @@
             <w:insideH w:val="dotted" w:color="45A3A7" w:sz="4" w:space="0"/>
             <w:insideV w:val="dotted" w:color="45A3A7" w:sz="4" w:space="0"/>
           </w:tblBorders>
+          <w:tblCellMar>
+            <w:top w:w="0" w:type="dxa"/>
+            <w:left w:w="108" w:type="dxa"/>
+            <w:bottom w:w="0" w:type="dxa"/>
+            <w:right w:w="108" w:type="dxa"/>
+          </w:tblCellMar>
         </w:tblPrEx>
         <w:trPr>
           <w:trHeight w:val="329" w:hRule="atLeast"/>
@@ -20232,6 +20527,16 @@
       </w:r>
       <w:r>
         <w:rPr>
+          <w:rFonts w:hint="eastAsia" w:ascii="Times New Roman" w:hAnsi="Times New Roman" w:eastAsia="微软雅黑" w:cs="Times New Roman"/>
+          <w:b/>
+          <w:sz w:val="24"/>
+          <w:szCs w:val="24"/>
+          <w:lang w:val="en-US" w:eastAsia="zh-CN"/>
+        </w:rPr>
+        <w:t>{% endif %}</w:t>
+      </w:r>
+      <w:r>
+        <w:rPr>
           <w:rFonts w:ascii="Times New Roman" w:hAnsi="Times New Roman" w:eastAsia="微软雅黑" w:cs="Times New Roman"/>
           <w:sz w:val="20"/>
           <w:szCs w:val="18"/>
@@ -22709,6 +23014,12 @@
             <w:insideH w:val="dotted" w:color="033F86" w:sz="4" w:space="0"/>
             <w:insideV w:val="dotted" w:color="033F86" w:sz="4" w:space="0"/>
           </w:tblBorders>
+          <w:tblCellMar>
+            <w:top w:w="0" w:type="dxa"/>
+            <w:left w:w="108" w:type="dxa"/>
+            <w:bottom w:w="0" w:type="dxa"/>
+            <w:right w:w="108" w:type="dxa"/>
+          </w:tblCellMar>
         </w:tblPrEx>
         <w:trPr>
           <w:trHeight w:val="386" w:hRule="exact"/>
@@ -29681,14 +29992,6 @@
         <w:gridCol w:w="2294"/>
       </w:tblGrid>
       <w:tr>
-        <w:tblPrEx>
-          <w:tblCellMar>
-            <w:top w:w="0" w:type="dxa"/>
-            <w:left w:w="0" w:type="dxa"/>
-            <w:bottom w:w="0" w:type="dxa"/>
-            <w:right w:w="0" w:type="dxa"/>
-          </w:tblCellMar>
-        </w:tblPrEx>
         <w:trPr>
           <w:trHeight w:val="441" w:hRule="exact"/>
         </w:trPr>
@@ -30010,8 +30313,6 @@
           <w:lang w:val="en-US" w:eastAsia="zh-CN" w:bidi="ar-SA"/>
         </w:rPr>
       </w:pPr>
-      <w:bookmarkStart w:id="2" w:name="_GoBack"/>
-      <w:bookmarkEnd w:id="2"/>
       <w:r>
         <w:rPr>
           <w:rFonts w:hint="eastAsia" w:ascii="Times New Roman" w:hAnsi="Times New Roman" w:eastAsia="微软雅黑" w:cs="Times New Roman"/>

--- a/WebContent/docx/泛实体瘤188基因报告-单样本-晶赛.docx
+++ b/WebContent/docx/泛实体瘤188基因报告-单样本-晶赛.docx
@@ -4725,6 +4725,12 @@
             <w:insideH w:val="single" w:color="CCCCCC" w:sz="4" w:space="0"/>
             <w:insideV w:val="none" w:color="auto" w:sz="0" w:space="0"/>
           </w:tblBorders>
+          <w:tblCellMar>
+            <w:top w:w="113" w:type="dxa"/>
+            <w:left w:w="113" w:type="dxa"/>
+            <w:bottom w:w="113" w:type="dxa"/>
+            <w:right w:w="113" w:type="dxa"/>
+          </w:tblCellMar>
         </w:tblPrEx>
         <w:trPr>
           <w:jc w:val="center"/>
@@ -7633,12 +7639,6 @@
             <w:insideH w:val="single" w:color="D7D7D7" w:themeColor="background1" w:themeShade="D8" w:sz="4" w:space="0"/>
             <w:insideV w:val="single" w:color="D7D7D7" w:themeColor="background1" w:themeShade="D8" w:sz="4" w:space="0"/>
           </w:tblBorders>
-          <w:tblCellMar>
-            <w:top w:w="0" w:type="dxa"/>
-            <w:left w:w="108" w:type="dxa"/>
-            <w:bottom w:w="0" w:type="dxa"/>
-            <w:right w:w="108" w:type="dxa"/>
-          </w:tblCellMar>
         </w:tblPrEx>
         <w:trPr>
           <w:trHeight w:val="523" w:hRule="atLeast"/>
@@ -11879,19 +11879,7 @@
           <w:highlight w:val="none"/>
           <w:lang w:val="en-US" w:eastAsia="zh-CN"/>
         </w:rPr>
-        <w:t xml:space="preserve"> !</w:t>
-      </w:r>
-      <w:bookmarkStart w:id="2" w:name="_GoBack"/>
-      <w:bookmarkEnd w:id="2"/>
-      <w:r>
-        <w:rPr>
-          <w:rFonts w:hint="eastAsia" w:ascii="Times New Roman" w:hAnsi="Times New Roman" w:eastAsia="微软雅黑" w:cs="Times New Roman"/>
-          <w:sz w:val="21"/>
-          <w:szCs w:val="21"/>
-          <w:highlight w:val="none"/>
-          <w:lang w:val="en-US" w:eastAsia="zh-CN"/>
-        </w:rPr>
-        <w:t>= 0</w:t>
+        <w:t xml:space="preserve"> != 0</w:t>
       </w:r>
       <w:r>
         <w:rPr>
@@ -29261,13 +29249,8 @@
     </w:p>
     <w:p>
       <w:pPr>
-        <w:numPr>
-          <w:ilvl w:val="0"/>
-          <w:numId w:val="0"/>
-        </w:numPr>
-        <w:ind w:leftChars="0"/>
-        <w:rPr>
-          <w:rFonts w:hint="eastAsia" w:ascii="Times New Roman" w:hAnsi="Times New Roman" w:eastAsia="微软雅黑" w:cs="Times New Roman"/>
+        <w:rPr>
+          <w:rFonts w:ascii="Times New Roman" w:hAnsi="Times New Roman" w:eastAsia="微软雅黑" w:cs="Times New Roman"/>
           <w:sz w:val="24"/>
           <w:szCs w:val="24"/>
           <w:lang w:eastAsia="zh-CN"/>
@@ -29321,15 +29304,7 @@
     </w:p>
     <w:p>
       <w:pPr>
-        <w:numPr>
-          <w:ilvl w:val="0"/>
-          <w:numId w:val="0"/>
-        </w:numPr>
-        <w:ind w:leftChars="0"/>
-        <w:rPr>
-          <w:rFonts w:hint="eastAsia" w:ascii="Times New Roman" w:hAnsi="Times New Roman" w:eastAsia="微软雅黑" w:cs="Times New Roman"/>
-          <w:sz w:val="24"/>
-          <w:szCs w:val="24"/>
+        <w:rPr>
           <w:lang w:eastAsia="zh-CN"/>
         </w:rPr>
       </w:pPr>
@@ -29413,7 +29388,7 @@
             </w:pPr>
             <w:r>
               <w:rPr>
-                <w:sz w:val="24"/>
+                <w:sz w:val="22"/>
               </w:rPr>
               <mc:AlternateContent>
                 <mc:Choice Requires="wpg">
@@ -29424,12 +29399,12 @@
                         <wp:posOffset>7620</wp:posOffset>
                       </wp:positionH>
                       <wp:positionV relativeFrom="paragraph">
-                        <wp:posOffset>-128905</wp:posOffset>
+                        <wp:posOffset>-480060</wp:posOffset>
                       </wp:positionV>
-                      <wp:extent cx="2735580" cy="452120"/>
-                      <wp:effectExtent l="0" t="0" r="0" b="5080"/>
+                      <wp:extent cx="3058160" cy="1442720"/>
+                      <wp:effectExtent l="0" t="0" r="5080" b="5080"/>
                       <wp:wrapNone/>
-                      <wp:docPr id="41" name="组合 41"/>
+                      <wp:docPr id="12" name="组合 12"/>
                       <wp:cNvGraphicFramePr/>
                       <a:graphic xmlns:a="http://schemas.openxmlformats.org/drawingml/2006/main">
                         <a:graphicData uri="http://schemas.microsoft.com/office/word/2010/wordprocessingGroup">
@@ -29438,58 +29413,104 @@
                             <wpg:grpSpPr>
                               <a:xfrm>
                                 <a:off x="0" y="0"/>
-                                <a:ext cx="2735580" cy="452120"/>
-                                <a:chOff x="3389" y="382554"/>
-                                <a:chExt cx="4308" cy="712"/>
+                                <a:ext cx="3058160" cy="1442720"/>
+                                <a:chOff x="19211" y="18842"/>
+                                <a:chExt cx="4816" cy="2272"/>
                               </a:xfrm>
                             </wpg:grpSpPr>
+                            <wpg:grpSp>
+                              <wpg:cNvPr id="14" name="组合 6"/>
+                              <wpg:cNvGrpSpPr/>
+                              <wpg:grpSpPr>
+                                <a:xfrm>
+                                  <a:off x="19211" y="18842"/>
+                                  <a:ext cx="4816" cy="2273"/>
+                                  <a:chOff x="19199" y="18902"/>
+                                  <a:chExt cx="4816" cy="2273"/>
+                                </a:xfrm>
+                              </wpg:grpSpPr>
+                              <pic:pic xmlns:pic="http://schemas.openxmlformats.org/drawingml/2006/picture">
+                                <pic:nvPicPr>
+                                  <pic:cNvPr id="13" name="图片 6" descr="蔡冬雪"/>
+                                  <pic:cNvPicPr>
+                                    <a:picLocks noChangeAspect="1"/>
+                                  </pic:cNvPicPr>
+                                </pic:nvPicPr>
+                                <pic:blipFill>
+                                  <a:blip r:embed="rId24">
+                                    <a:clrChange>
+                                      <a:clrFrom>
+                                        <a:srgbClr val="FFFFFF">
+                                          <a:alpha val="100000"/>
+                                        </a:srgbClr>
+                                      </a:clrFrom>
+                                      <a:clrTo>
+                                        <a:srgbClr val="FFFFFF">
+                                          <a:alpha val="100000"/>
+                                          <a:alpha val="0"/>
+                                        </a:srgbClr>
+                                      </a:clrTo>
+                                    </a:clrChange>
+                                  </a:blip>
+                                  <a:srcRect l="18656" t="33322" r="18897" b="26699"/>
+                                  <a:stretch>
+                                    <a:fillRect/>
+                                  </a:stretch>
+                                </pic:blipFill>
+                                <pic:spPr>
+                                  <a:xfrm>
+                                    <a:off x="19199" y="19551"/>
+                                    <a:ext cx="1261" cy="566"/>
+                                  </a:xfrm>
+                                  <a:prstGeom prst="rect">
+                                    <a:avLst/>
+                                  </a:prstGeom>
+                                </pic:spPr>
+                              </pic:pic>
+                              <pic:pic xmlns:pic="http://schemas.openxmlformats.org/drawingml/2006/picture">
+                                <pic:nvPicPr>
+                                  <pic:cNvPr id="21" name="图片 25"/>
+                                  <pic:cNvPicPr>
+                                    <a:picLocks noChangeAspect="1" noChangeArrowheads="1"/>
+                                  </pic:cNvPicPr>
+                                </pic:nvPicPr>
+                                <pic:blipFill>
+                                  <a:blip r:embed="rId25">
+                                    <a:extLst>
+                                      <a:ext uri="{28A0092B-C50C-407E-A947-70E740481C1C}">
+                                        <a14:useLocalDpi xmlns:a14="http://schemas.microsoft.com/office/drawing/2010/main" val="0"/>
+                                      </a:ext>
+                                    </a:extLst>
+                                  </a:blip>
+                                  <a:srcRect/>
+                                  <a:stretch>
+                                    <a:fillRect/>
+                                  </a:stretch>
+                                </pic:blipFill>
+                                <pic:spPr>
+                                  <a:xfrm>
+                                    <a:off x="21742" y="18902"/>
+                                    <a:ext cx="2273" cy="2273"/>
+                                  </a:xfrm>
+                                  <a:prstGeom prst="rect">
+                                    <a:avLst/>
+                                  </a:prstGeom>
+                                  <a:noFill/>
+                                  <a:ln>
+                                    <a:noFill/>
+                                  </a:ln>
+                                </pic:spPr>
+                              </pic:pic>
+                            </wpg:grpSp>
                             <pic:pic xmlns:pic="http://schemas.openxmlformats.org/drawingml/2006/picture">
                               <pic:nvPicPr>
-                                <pic:cNvPr id="18" name="图片 6" descr="蔡冬雪"/>
+                                <pic:cNvPr id="16" name="图片 4" descr="王建丽"/>
                                 <pic:cNvPicPr>
                                   <a:picLocks noChangeAspect="1"/>
                                 </pic:cNvPicPr>
                               </pic:nvPicPr>
                               <pic:blipFill>
-                                <a:blip r:embed="rId24">
-                                  <a:clrChange>
-                                    <a:clrFrom>
-                                      <a:srgbClr val="FFFFFF">
-                                        <a:alpha val="100000"/>
-                                      </a:srgbClr>
-                                    </a:clrFrom>
-                                    <a:clrTo>
-                                      <a:srgbClr val="FFFFFF">
-                                        <a:alpha val="100000"/>
-                                        <a:alpha val="0"/>
-                                      </a:srgbClr>
-                                    </a:clrTo>
-                                  </a:clrChange>
-                                </a:blip>
-                                <a:srcRect l="18656" t="33322" r="18897" b="26699"/>
-                                <a:stretch>
-                                  <a:fillRect/>
-                                </a:stretch>
-                              </pic:blipFill>
-                              <pic:spPr>
-                                <a:xfrm>
-                                  <a:off x="3389" y="382650"/>
-                                  <a:ext cx="1261" cy="566"/>
-                                </a:xfrm>
-                                <a:prstGeom prst="rect">
-                                  <a:avLst/>
-                                </a:prstGeom>
-                              </pic:spPr>
-                            </pic:pic>
-                            <pic:pic xmlns:pic="http://schemas.openxmlformats.org/drawingml/2006/picture">
-                              <pic:nvPicPr>
-                                <pic:cNvPr id="19" name="图片 4" descr="王建丽"/>
-                                <pic:cNvPicPr>
-                                  <a:picLocks noChangeAspect="1"/>
-                                </pic:cNvPicPr>
-                              </pic:nvPicPr>
-                              <pic:blipFill>
-                                <a:blip r:embed="rId25">
+                                <a:blip r:embed="rId26">
                                   <a:clrChange>
                                     <a:clrFrom>
                                       <a:srgbClr val="FFFFFF">
@@ -29510,7 +29531,7 @@
                               </pic:blipFill>
                               <pic:spPr>
                                 <a:xfrm>
-                                  <a:off x="6439" y="382554"/>
+                                  <a:off x="22261" y="19395"/>
                                   <a:ext cx="1258" cy="713"/>
                                 </a:xfrm>
                                 <a:prstGeom prst="rect">
@@ -29526,18 +29547,27 @@
                 </mc:Choice>
                 <mc:Fallback>
                   <w:pict>
-                    <v:group id="_x0000_s1026" o:spid="_x0000_s1026" o:spt="203" style="position:absolute;left:0pt;margin-left:0.6pt;margin-top:-10.15pt;height:35.6pt;width:215.4pt;z-index:251678720;mso-width-relative:page;mso-height-relative:page;" coordorigin="3389,382554" coordsize="4308,712" o:gfxdata="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">
+                    <v:group id="_x0000_s1026" o:spid="_x0000_s1026" o:spt="203" style="position:absolute;left:0pt;margin-left:0.6pt;margin-top:-37.8pt;height:113.6pt;width:240.8pt;z-index:251678720;mso-width-relative:page;mso-height-relative:page;" coordorigin="19211,18842" coordsize="4816,2272" o:gfxdata="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">
                       <o:lock v:ext="edit" aspectratio="f"/>
-                      <v:shape id="图片 6" o:spid="_x0000_s1026" o:spt="75" alt="蔡冬雪" type="#_x0000_t75" style="position:absolute;left:3389;top:382650;height:566;width:1261;" filled="f" o:preferrelative="t" stroked="f" coordsize="21600,21600" o:gfxdata="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">
+                      <v:group id="组合 6" o:spid="_x0000_s1026" o:spt="203" style="position:absolute;left:19211;top:18842;height:2273;width:4816;" coordorigin="19199,18902" coordsize="4816,2273" o:gfxdata="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">
+                        <o:lock v:ext="edit" aspectratio="f"/>
+                        <v:shape id="图片 6" o:spid="_x0000_s1026" o:spt="75" alt="蔡冬雪" type="#_x0000_t75" style="position:absolute;left:19199;top:19551;height:566;width:1261;" filled="f" o:preferrelative="t" stroked="f" coordsize="21600,21600" o:gfxdata="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">
+                          <v:fill on="f" focussize="0,0"/>
+                          <v:stroke on="f"/>
+                          <v:imagedata r:id="rId24" cropleft="12226f" croptop="21838f" cropright="12384f" cropbottom="17497f" chromakey="#FFFFFF" o:title=""/>
+                          <o:lock v:ext="edit" aspectratio="t"/>
+                        </v:shape>
+                        <v:shape id="图片 25" o:spid="_x0000_s1026" o:spt="75" type="#_x0000_t75" style="position:absolute;left:21742;top:18902;height:2273;width:2273;" filled="f" o:preferrelative="t" stroked="f" coordsize="21600,21600" o:gfxdata="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">
+                          <v:fill on="f" focussize="0,0"/>
+                          <v:stroke on="f"/>
+                          <v:imagedata r:id="rId25" o:title=""/>
+                          <o:lock v:ext="edit" aspectratio="t"/>
+                        </v:shape>
+                      </v:group>
+                      <v:shape id="图片 4" o:spid="_x0000_s1026" o:spt="75" alt="王建丽" type="#_x0000_t75" style="position:absolute;left:22261;top:19395;height:713;width:1258;" filled="f" o:preferrelative="t" stroked="f" coordsize="21600,21600" o:gfxdata="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">
                         <v:fill on="f" focussize="0,0"/>
                         <v:stroke on="f"/>
-                        <v:imagedata r:id="rId24" cropleft="12226f" croptop="21838f" cropright="12384f" cropbottom="17497f" chromakey="#FFFFFF" o:title=""/>
-                        <o:lock v:ext="edit" aspectratio="t"/>
-                      </v:shape>
-                      <v:shape id="图片 4" o:spid="_x0000_s1026" o:spt="75" alt="王建丽" type="#_x0000_t75" style="position:absolute;left:6439;top:382554;height:713;width:1258;" filled="f" o:preferrelative="t" stroked="f" coordsize="21600,21600" o:gfxdata="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">
-                        <v:fill on="f" focussize="0,0"/>
-                        <v:stroke on="f"/>
-                        <v:imagedata r:id="rId25" chromakey="#FFFFFF" o:title=""/>
+                        <v:imagedata r:id="rId26" chromakey="#FFFFFF" o:title=""/>
                         <o:lock v:ext="edit" aspectratio="t"/>
                       </v:shape>
                     </v:group>
@@ -29775,9 +29805,10 @@
     <w:p>
       <w:pPr>
         <w:rPr>
-          <w:rFonts w:hint="default"/>
+          <w:rFonts w:ascii="Times New Roman" w:hAnsi="Times New Roman" w:eastAsia="微软雅黑" w:cs="Times New Roman"/>
           <w:sz w:val="24"/>
-          <w:lang w:val="en-US" w:eastAsia="zh-CN"/>
+          <w:szCs w:val="24"/>
+          <w:lang w:eastAsia="zh-CN"/>
         </w:rPr>
       </w:pPr>
       <w:r>
@@ -29833,144 +29864,6 @@
           <w:lang w:eastAsia="zh-CN"/>
         </w:rPr>
       </w:pPr>
-      <w:r>
-        <w:rPr>
-          <w:sz w:val="24"/>
-        </w:rPr>
-        <mc:AlternateContent>
-          <mc:Choice Requires="wpg">
-            <w:drawing>
-              <wp:anchor distT="0" distB="0" distL="114300" distR="114300" simplePos="0" relativeHeight="251679744" behindDoc="0" locked="0" layoutInCell="1" allowOverlap="1">
-                <wp:simplePos x="0" y="0"/>
-                <wp:positionH relativeFrom="column">
-                  <wp:posOffset>807720</wp:posOffset>
-                </wp:positionH>
-                <wp:positionV relativeFrom="paragraph">
-                  <wp:posOffset>76200</wp:posOffset>
-                </wp:positionV>
-                <wp:extent cx="2927350" cy="571500"/>
-                <wp:effectExtent l="0" t="0" r="0" b="0"/>
-                <wp:wrapNone/>
-                <wp:docPr id="42" name="组合 42"/>
-                <wp:cNvGraphicFramePr/>
-                <a:graphic xmlns:a="http://schemas.openxmlformats.org/drawingml/2006/main">
-                  <a:graphicData uri="http://schemas.microsoft.com/office/word/2010/wordprocessingGroup">
-                    <wpg:wgp>
-                      <wpg:cNvGrpSpPr/>
-                      <wpg:grpSpPr>
-                        <a:xfrm>
-                          <a:off x="0" y="0"/>
-                          <a:ext cx="2927350" cy="571500"/>
-                          <a:chOff x="6272" y="761553"/>
-                          <a:chExt cx="4610" cy="900"/>
-                        </a:xfrm>
-                      </wpg:grpSpPr>
-                      <pic:pic xmlns:pic="http://schemas.openxmlformats.org/drawingml/2006/picture">
-                        <pic:nvPicPr>
-                          <pic:cNvPr id="31" name="图片 1"/>
-                          <pic:cNvPicPr>
-                            <a:picLocks noChangeAspect="1"/>
-                          </pic:cNvPicPr>
-                        </pic:nvPicPr>
-                        <pic:blipFill>
-                          <a:blip r:embed="rId26">
-                            <a:clrChange>
-                              <a:clrFrom>
-                                <a:srgbClr val="FFFFFF">
-                                  <a:alpha val="100000"/>
-                                </a:srgbClr>
-                              </a:clrFrom>
-                              <a:clrTo>
-                                <a:srgbClr val="FFFFFF">
-                                  <a:alpha val="100000"/>
-                                  <a:alpha val="0"/>
-                                </a:srgbClr>
-                              </a:clrTo>
-                            </a:clrChange>
-                          </a:blip>
-                          <a:srcRect l="10922" t="11667"/>
-                          <a:stretch>
-                            <a:fillRect/>
-                          </a:stretch>
-                        </pic:blipFill>
-                        <pic:spPr>
-                          <a:xfrm>
-                            <a:off x="6272" y="761553"/>
-                            <a:ext cx="1672" cy="901"/>
-                          </a:xfrm>
-                          <a:prstGeom prst="rect">
-                            <a:avLst/>
-                          </a:prstGeom>
-                          <a:noFill/>
-                          <a:ln>
-                            <a:noFill/>
-                          </a:ln>
-                        </pic:spPr>
-                      </pic:pic>
-                      <pic:pic xmlns:pic="http://schemas.openxmlformats.org/drawingml/2006/picture">
-                        <pic:nvPicPr>
-                          <pic:cNvPr id="33" name="图片 11" descr="王建丽"/>
-                          <pic:cNvPicPr>
-                            <a:picLocks noChangeAspect="1"/>
-                          </pic:cNvPicPr>
-                        </pic:nvPicPr>
-                        <pic:blipFill>
-                          <a:blip r:embed="rId25">
-                            <a:clrChange>
-                              <a:clrFrom>
-                                <a:srgbClr val="FFFFFF">
-                                  <a:alpha val="100000"/>
-                                </a:srgbClr>
-                              </a:clrFrom>
-                              <a:clrTo>
-                                <a:srgbClr val="FFFFFF">
-                                  <a:alpha val="100000"/>
-                                  <a:alpha val="0"/>
-                                </a:srgbClr>
-                              </a:clrTo>
-                            </a:clrChange>
-                          </a:blip>
-                          <a:stretch>
-                            <a:fillRect/>
-                          </a:stretch>
-                        </pic:blipFill>
-                        <pic:spPr>
-                          <a:xfrm>
-                            <a:off x="9394" y="761565"/>
-                            <a:ext cx="1488" cy="842"/>
-                          </a:xfrm>
-                          <a:prstGeom prst="rect">
-                            <a:avLst/>
-                          </a:prstGeom>
-                        </pic:spPr>
-                      </pic:pic>
-                    </wpg:wgp>
-                  </a:graphicData>
-                </a:graphic>
-              </wp:anchor>
-            </w:drawing>
-          </mc:Choice>
-          <mc:Fallback>
-            <w:pict>
-              <v:group id="_x0000_s1026" o:spid="_x0000_s1026" o:spt="203" style="position:absolute;left:0pt;margin-left:63.6pt;margin-top:6pt;height:45pt;width:230.5pt;z-index:251679744;mso-width-relative:page;mso-height-relative:page;" coordorigin="6272,761553" coordsize="4610,900" o:gfxdata="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">
-                <o:lock v:ext="edit" aspectratio="f"/>
-                <v:shape id="图片 1" o:spid="_x0000_s1026" o:spt="75" type="#_x0000_t75" style="position:absolute;left:6272;top:761553;height:901;width:1672;" filled="f" o:preferrelative="t" stroked="f" coordsize="21600,21600" o:gfxdata="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">
-                  <v:fill on="f" focussize="0,0"/>
-                  <v:stroke on="f"/>
-                  <v:imagedata r:id="rId26" cropleft="7158f" croptop="7646f" chromakey="#FFFFFF" o:title=""/>
-                  <o:lock v:ext="edit" aspectratio="t"/>
-                </v:shape>
-                <v:shape id="图片 11" o:spid="_x0000_s1026" o:spt="75" alt="王建丽" type="#_x0000_t75" style="position:absolute;left:9394;top:761565;height:842;width:1488;" filled="f" o:preferrelative="t" stroked="f" coordsize="21600,21600" o:gfxdata="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">
-                  <v:fill on="f" focussize="0,0"/>
-                  <v:stroke on="f"/>
-                  <v:imagedata r:id="rId25" chromakey="#FFFFFF" o:title=""/>
-                  <o:lock v:ext="edit" aspectratio="t"/>
-                </v:shape>
-              </v:group>
-            </w:pict>
-          </mc:Fallback>
-        </mc:AlternateContent>
-      </w:r>
     </w:p>
     <w:tbl>
       <w:tblPr>
@@ -29992,6 +29885,14 @@
         <w:gridCol w:w="2294"/>
       </w:tblGrid>
       <w:tr>
+        <w:tblPrEx>
+          <w:tblCellMar>
+            <w:top w:w="0" w:type="dxa"/>
+            <w:left w:w="0" w:type="dxa"/>
+            <w:bottom w:w="0" w:type="dxa"/>
+            <w:right w:w="0" w:type="dxa"/>
+          </w:tblCellMar>
+        </w:tblPrEx>
         <w:trPr>
           <w:trHeight w:val="441" w:hRule="exact"/>
         </w:trPr>
@@ -30041,6 +29942,201 @@
                 <w:szCs w:val="24"/>
               </w:rPr>
             </w:pPr>
+            <w:bookmarkStart w:id="2" w:name="_GoBack"/>
+            <w:r>
+              <w:rPr>
+                <w:sz w:val="22"/>
+              </w:rPr>
+              <mc:AlternateContent>
+                <mc:Choice Requires="wpg">
+                  <w:drawing>
+                    <wp:anchor distT="0" distB="0" distL="114300" distR="114300" simplePos="0" relativeHeight="251679744" behindDoc="0" locked="0" layoutInCell="1" allowOverlap="1">
+                      <wp:simplePos x="0" y="0"/>
+                      <wp:positionH relativeFrom="column">
+                        <wp:posOffset>0</wp:posOffset>
+                      </wp:positionH>
+                      <wp:positionV relativeFrom="paragraph">
+                        <wp:posOffset>-370840</wp:posOffset>
+                      </wp:positionV>
+                      <wp:extent cx="3134360" cy="1443355"/>
+                      <wp:effectExtent l="0" t="0" r="5080" b="4445"/>
+                      <wp:wrapNone/>
+                      <wp:docPr id="18" name="组合 18"/>
+                      <wp:cNvGraphicFramePr/>
+                      <a:graphic xmlns:a="http://schemas.openxmlformats.org/drawingml/2006/main">
+                        <a:graphicData uri="http://schemas.microsoft.com/office/word/2010/wordprocessingGroup">
+                          <wpg:wgp>
+                            <wpg:cNvGrpSpPr/>
+                            <wpg:grpSpPr>
+                              <a:xfrm>
+                                <a:off x="0" y="0"/>
+                                <a:ext cx="3134360" cy="1443355"/>
+                                <a:chOff x="19199" y="20810"/>
+                                <a:chExt cx="4936" cy="2273"/>
+                              </a:xfrm>
+                            </wpg:grpSpPr>
+                            <wpg:grpSp>
+                              <wpg:cNvPr id="19" name="组合 23"/>
+                              <wpg:cNvGrpSpPr/>
+                              <wpg:grpSpPr>
+                                <a:xfrm>
+                                  <a:off x="19199" y="20810"/>
+                                  <a:ext cx="4936" cy="2273"/>
+                                  <a:chOff x="19199" y="20810"/>
+                                  <a:chExt cx="4936" cy="2273"/>
+                                </a:xfrm>
+                              </wpg:grpSpPr>
+                              <pic:pic xmlns:pic="http://schemas.openxmlformats.org/drawingml/2006/picture">
+                                <pic:nvPicPr>
+                                  <pic:cNvPr id="32" name="图片 1"/>
+                                  <pic:cNvPicPr>
+                                    <a:picLocks noChangeAspect="1"/>
+                                  </pic:cNvPicPr>
+                                </pic:nvPicPr>
+                                <pic:blipFill>
+                                  <a:blip r:embed="rId27">
+                                    <a:clrChange>
+                                      <a:clrFrom>
+                                        <a:srgbClr val="FFFFFF">
+                                          <a:alpha val="100000"/>
+                                        </a:srgbClr>
+                                      </a:clrFrom>
+                                      <a:clrTo>
+                                        <a:srgbClr val="FFFFFF">
+                                          <a:alpha val="100000"/>
+                                          <a:alpha val="0"/>
+                                        </a:srgbClr>
+                                      </a:clrTo>
+                                    </a:clrChange>
+                                  </a:blip>
+                                  <a:srcRect l="10922" t="11667"/>
+                                  <a:stretch>
+                                    <a:fillRect/>
+                                  </a:stretch>
+                                </pic:blipFill>
+                                <pic:spPr>
+                                  <a:xfrm>
+                                    <a:off x="19199" y="21203"/>
+                                    <a:ext cx="1672" cy="901"/>
+                                  </a:xfrm>
+                                  <a:prstGeom prst="rect">
+                                    <a:avLst/>
+                                  </a:prstGeom>
+                                  <a:noFill/>
+                                  <a:ln>
+                                    <a:noFill/>
+                                  </a:ln>
+                                </pic:spPr>
+                              </pic:pic>
+                              <pic:pic xmlns:pic="http://schemas.openxmlformats.org/drawingml/2006/picture">
+                                <pic:nvPicPr>
+                                  <pic:cNvPr id="20" name="图片 25"/>
+                                  <pic:cNvPicPr>
+                                    <a:picLocks noChangeAspect="1" noChangeArrowheads="1"/>
+                                  </pic:cNvPicPr>
+                                </pic:nvPicPr>
+                                <pic:blipFill>
+                                  <a:blip r:embed="rId25">
+                                    <a:extLst>
+                                      <a:ext uri="{28A0092B-C50C-407E-A947-70E740481C1C}">
+                                        <a14:useLocalDpi xmlns:a14="http://schemas.microsoft.com/office/drawing/2010/main" val="0"/>
+                                      </a:ext>
+                                    </a:extLst>
+                                  </a:blip>
+                                  <a:srcRect/>
+                                  <a:stretch>
+                                    <a:fillRect/>
+                                  </a:stretch>
+                                </pic:blipFill>
+                                <pic:spPr>
+                                  <a:xfrm>
+                                    <a:off x="21862" y="20810"/>
+                                    <a:ext cx="2273" cy="2273"/>
+                                  </a:xfrm>
+                                  <a:prstGeom prst="rect">
+                                    <a:avLst/>
+                                  </a:prstGeom>
+                                  <a:noFill/>
+                                  <a:ln>
+                                    <a:noFill/>
+                                  </a:ln>
+                                </pic:spPr>
+                              </pic:pic>
+                            </wpg:grpSp>
+                            <pic:pic xmlns:pic="http://schemas.openxmlformats.org/drawingml/2006/picture">
+                              <pic:nvPicPr>
+                                <pic:cNvPr id="22" name="图片 11" descr="王建丽"/>
+                                <pic:cNvPicPr>
+                                  <a:picLocks noChangeAspect="1"/>
+                                </pic:cNvPicPr>
+                              </pic:nvPicPr>
+                              <pic:blipFill>
+                                <a:blip r:embed="rId26">
+                                  <a:clrChange>
+                                    <a:clrFrom>
+                                      <a:srgbClr val="FFFFFF">
+                                        <a:alpha val="100000"/>
+                                      </a:srgbClr>
+                                    </a:clrFrom>
+                                    <a:clrTo>
+                                      <a:srgbClr val="FFFFFF">
+                                        <a:alpha val="100000"/>
+                                        <a:alpha val="0"/>
+                                      </a:srgbClr>
+                                    </a:clrTo>
+                                  </a:clrChange>
+                                </a:blip>
+                                <a:stretch>
+                                  <a:fillRect/>
+                                </a:stretch>
+                              </pic:blipFill>
+                              <pic:spPr>
+                                <a:xfrm>
+                                  <a:off x="22321" y="21215"/>
+                                  <a:ext cx="1488" cy="842"/>
+                                </a:xfrm>
+                                <a:prstGeom prst="rect">
+                                  <a:avLst/>
+                                </a:prstGeom>
+                              </pic:spPr>
+                            </pic:pic>
+                          </wpg:wgp>
+                        </a:graphicData>
+                      </a:graphic>
+                    </wp:anchor>
+                  </w:drawing>
+                </mc:Choice>
+                <mc:Fallback>
+                  <w:pict>
+                    <v:group id="_x0000_s1026" o:spid="_x0000_s1026" o:spt="203" style="position:absolute;left:0pt;margin-left:0pt;margin-top:-29.2pt;height:113.65pt;width:246.8pt;z-index:251679744;mso-width-relative:page;mso-height-relative:page;" coordorigin="19199,20810" coordsize="4936,2273" o:gfxdata="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">
+                      <o:lock v:ext="edit" aspectratio="f"/>
+                      <v:group id="组合 23" o:spid="_x0000_s1026" o:spt="203" style="position:absolute;left:19199;top:20810;height:2273;width:4936;" coordorigin="19199,20810" coordsize="4936,2273" o:gfxdata="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">
+                        <o:lock v:ext="edit" aspectratio="f"/>
+                        <v:shape id="图片 1" o:spid="_x0000_s1026" o:spt="75" type="#_x0000_t75" style="position:absolute;left:19199;top:21203;height:901;width:1672;" filled="f" o:preferrelative="t" stroked="f" coordsize="21600,21600" o:gfxdata="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">
+                          <v:fill on="f" focussize="0,0"/>
+                          <v:stroke on="f"/>
+                          <v:imagedata r:id="rId27" cropleft="7158f" croptop="7646f" chromakey="#FFFFFF" o:title=""/>
+                          <o:lock v:ext="edit" aspectratio="t"/>
+                        </v:shape>
+                        <v:shape id="图片 25" o:spid="_x0000_s1026" o:spt="75" type="#_x0000_t75" style="position:absolute;left:21862;top:20810;height:2273;width:2273;" filled="f" o:preferrelative="t" stroked="f" coordsize="21600,21600" o:gfxdata="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">
+                          <v:fill on="f" focussize="0,0"/>
+                          <v:stroke on="f"/>
+                          <v:imagedata r:id="rId25" o:title=""/>
+                          <o:lock v:ext="edit" aspectratio="t"/>
+                        </v:shape>
+                      </v:group>
+                      <v:shape id="图片 11" o:spid="_x0000_s1026" o:spt="75" alt="王建丽" type="#_x0000_t75" style="position:absolute;left:22321;top:21215;height:842;width:1488;" filled="f" o:preferrelative="t" stroked="f" coordsize="21600,21600" o:gfxdata="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">
+                        <v:fill on="f" focussize="0,0"/>
+                        <v:stroke on="f"/>
+                        <v:imagedata r:id="rId26" chromakey="#FFFFFF" o:title=""/>
+                        <o:lock v:ext="edit" aspectratio="t"/>
+                      </v:shape>
+                    </v:group>
+                  </w:pict>
+                </mc:Fallback>
+              </mc:AlternateContent>
+            </w:r>
+            <w:bookmarkEnd w:id="2"/>
           </w:p>
         </w:tc>
         <w:tc>
@@ -30507,7 +30603,7 @@
                     </pic:cNvPicPr>
                   </pic:nvPicPr>
                   <pic:blipFill>
-                    <a:blip r:embed="rId27"/>
+                    <a:blip r:embed="rId28"/>
                     <a:stretch>
                       <a:fillRect/>
                     </a:stretch>
@@ -30564,7 +30660,7 @@
                     </pic:cNvPicPr>
                   </pic:nvPicPr>
                   <pic:blipFill>
-                    <a:blip r:embed="rId28"/>
+                    <a:blip r:embed="rId29"/>
                     <a:stretch>
                       <a:fillRect/>
                     </a:stretch>

--- a/WebContent/docx/泛实体瘤188基因报告-单样本-晶赛.docx
+++ b/WebContent/docx/泛实体瘤188基因报告-单样本-晶赛.docx
@@ -7639,6 +7639,12 @@
             <w:insideH w:val="single" w:color="D7D7D7" w:themeColor="background1" w:themeShade="D8" w:sz="4" w:space="0"/>
             <w:insideV w:val="single" w:color="D7D7D7" w:themeColor="background1" w:themeShade="D8" w:sz="4" w:space="0"/>
           </w:tblBorders>
+          <w:tblCellMar>
+            <w:top w:w="0" w:type="dxa"/>
+            <w:left w:w="108" w:type="dxa"/>
+            <w:bottom w:w="0" w:type="dxa"/>
+            <w:right w:w="108" w:type="dxa"/>
+          </w:tblCellMar>
         </w:tblPrEx>
         <w:trPr>
           <w:trHeight w:val="523" w:hRule="atLeast"/>
@@ -16633,7 +16639,29 @@
           <w:szCs w:val="24"/>
           <w:lang w:eastAsia="zh-CN"/>
         </w:rPr>
-        <w:t>{{ tdd.comutation }}</w:t>
+        <w:t>{{ tdd.comutation</w:t>
+      </w:r>
+      <w:r>
+        <w:rPr>
+          <w:rFonts w:hint="eastAsia" w:ascii="Times New Roman" w:hAnsi="Times New Roman" w:eastAsia="微软雅黑" w:cs="Times New Roman"/>
+          <w:b/>
+          <w:sz w:val="24"/>
+          <w:szCs w:val="24"/>
+          <w:lang w:val="en-US" w:eastAsia="zh-CN"/>
+        </w:rPr>
+        <w:t>1</w:t>
+      </w:r>
+      <w:bookmarkStart w:id="2" w:name="_GoBack"/>
+      <w:bookmarkEnd w:id="2"/>
+      <w:r>
+        <w:rPr>
+          <w:rFonts w:hint="eastAsia" w:ascii="Times New Roman" w:hAnsi="Times New Roman" w:eastAsia="微软雅黑" w:cs="Times New Roman"/>
+          <w:b/>
+          <w:sz w:val="24"/>
+          <w:szCs w:val="24"/>
+          <w:lang w:eastAsia="zh-CN"/>
+        </w:rPr>
+        <w:t xml:space="preserve"> }}</w:t>
       </w:r>
     </w:p>
     <w:tbl>
@@ -16753,9 +16781,9 @@
                 <w:bCs/>
                 <w:sz w:val="18"/>
                 <w:szCs w:val="18"/>
-                <w:lang w:eastAsia="zh-CN"/>
-              </w:rPr>
-              <w:t>-</w:t>
+                <w:lang w:val="en-US" w:eastAsia="zh-CN"/>
+              </w:rPr>
+              <w:t>{{tdd.comutation}}</w:t>
             </w:r>
           </w:p>
         </w:tc>
@@ -19243,12 +19271,6 @@
             <w:insideH w:val="single" w:color="D7D7D7" w:sz="4" w:space="0"/>
             <w:insideV w:val="single" w:color="D7D7D7" w:sz="4" w:space="0"/>
           </w:tblBorders>
-          <w:tblCellMar>
-            <w:top w:w="0" w:type="dxa"/>
-            <w:left w:w="108" w:type="dxa"/>
-            <w:bottom w:w="0" w:type="dxa"/>
-            <w:right w:w="108" w:type="dxa"/>
-          </w:tblCellMar>
         </w:tblPrEx>
         <w:trPr>
           <w:trHeight w:val="417" w:hRule="atLeast"/>
@@ -23713,12 +23735,6 @@
             <w:insideH w:val="none" w:color="auto" w:sz="0" w:space="0"/>
             <w:insideV w:val="none" w:color="auto" w:sz="0" w:space="0"/>
           </w:tblBorders>
-          <w:tblCellMar>
-            <w:top w:w="0" w:type="dxa"/>
-            <w:left w:w="113" w:type="dxa"/>
-            <w:bottom w:w="0" w:type="dxa"/>
-            <w:right w:w="113" w:type="dxa"/>
-          </w:tblCellMar>
         </w:tblPrEx>
         <w:trPr>
           <w:trHeight w:val="1984" w:hRule="atLeast"/>
@@ -29547,7 +29563,7 @@
                 </mc:Choice>
                 <mc:Fallback>
                   <w:pict>
-                    <v:group id="_x0000_s1026" o:spid="_x0000_s1026" o:spt="203" style="position:absolute;left:0pt;margin-left:0.6pt;margin-top:-37.8pt;height:113.6pt;width:240.8pt;z-index:251678720;mso-width-relative:page;mso-height-relative:page;" coordorigin="19211,18842" coordsize="4816,2272" o:gfxdata="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">
+                    <v:group id="_x0000_s1026" o:spid="_x0000_s1026" o:spt="203" style="position:absolute;left:0pt;margin-left:0.6pt;margin-top:-37.8pt;height:113.6pt;width:240.8pt;z-index:251678720;mso-width-relative:page;mso-height-relative:page;" coordorigin="19211,18842" coordsize="4816,2272" o:gfxdata="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">
                       <o:lock v:ext="edit" aspectratio="f"/>
                       <v:group id="组合 6" o:spid="_x0000_s1026" o:spt="203" style="position:absolute;left:19211;top:18842;height:2273;width:4816;" coordorigin="19199,18902" coordsize="4816,2273" o:gfxdata="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">
                         <o:lock v:ext="edit" aspectratio="f"/>
@@ -29942,7 +29958,6 @@
                 <w:szCs w:val="24"/>
               </w:rPr>
             </w:pPr>
-            <w:bookmarkStart w:id="2" w:name="_GoBack"/>
             <w:r>
               <w:rPr>
                 <w:sz w:val="22"/>
@@ -30108,7 +30123,7 @@
                 </mc:Choice>
                 <mc:Fallback>
                   <w:pict>
-                    <v:group id="_x0000_s1026" o:spid="_x0000_s1026" o:spt="203" style="position:absolute;left:0pt;margin-left:0pt;margin-top:-29.2pt;height:113.65pt;width:246.8pt;z-index:251679744;mso-width-relative:page;mso-height-relative:page;" coordorigin="19199,20810" coordsize="4936,2273" o:gfxdata="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">
+                    <v:group id="_x0000_s1026" o:spid="_x0000_s1026" o:spt="203" style="position:absolute;left:0pt;margin-left:0pt;margin-top:-29.2pt;height:113.65pt;width:246.8pt;z-index:251679744;mso-width-relative:page;mso-height-relative:page;" coordorigin="19199,20810" coordsize="4936,2273" o:gfxdata="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">
                       <o:lock v:ext="edit" aspectratio="f"/>
                       <v:group id="组合 23" o:spid="_x0000_s1026" o:spt="203" style="position:absolute;left:19199;top:20810;height:2273;width:4936;" coordorigin="19199,20810" coordsize="4936,2273" o:gfxdata="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">
                         <o:lock v:ext="edit" aspectratio="f"/>
@@ -30136,7 +30151,6 @@
                 </mc:Fallback>
               </mc:AlternateContent>
             </w:r>
-            <w:bookmarkEnd w:id="2"/>
           </w:p>
         </w:tc>
         <w:tc>

--- a/WebContent/docx/泛实体瘤188基因报告-单样本-晶赛.docx
+++ b/WebContent/docx/泛实体瘤188基因报告-单样本-晶赛.docx
@@ -5107,7 +5107,73 @@
                 <w:u w:color="auto"/>
                 <w:lang w:val="en-US" w:eastAsia="zh-CN"/>
               </w:rPr>
-              <w:t xml:space="preserve"> %}</w:t>
+              <w:t xml:space="preserve"> </w:t>
+            </w:r>
+            <w:r>
+              <w:rPr>
+                <w:rFonts w:hint="eastAsia" w:ascii="苹方 中等" w:hAnsi="苹方 中等" w:eastAsia="苹方 中等" w:cs="苹方 中等"/>
+                <w:b w:val="0"/>
+                <w:color w:val="auto"/>
+                <w:sz w:val="20"/>
+                <w:u w:color="auto"/>
+                <w:lang w:val="en-US" w:eastAsia="zh-CN"/>
+              </w:rPr>
+              <w:t xml:space="preserve">or </w:t>
+            </w:r>
+            <w:r>
+              <w:rPr>
+                <w:rFonts w:hint="default" w:ascii="苹方 中等" w:hAnsi="苹方 中等" w:eastAsia="苹方 中等" w:cs="苹方 中等"/>
+                <w:b w:val="0"/>
+                <w:color w:val="auto"/>
+                <w:sz w:val="20"/>
+                <w:u w:color="auto"/>
+                <w:lang w:val="en-US" w:eastAsia="zh-CN"/>
+              </w:rPr>
+              <w:t>‘</w:t>
+            </w:r>
+            <w:r>
+              <w:rPr>
+                <w:rFonts w:hint="eastAsia" w:ascii="苹方 中等" w:hAnsi="苹方 中等" w:eastAsia="苹方 中等" w:cs="苹方 中等"/>
+                <w:b w:val="0"/>
+                <w:color w:val="auto"/>
+                <w:sz w:val="20"/>
+                <w:u w:color="auto"/>
+                <w:lang w:val="en-US" w:eastAsia="zh-CN"/>
+              </w:rPr>
+              <w:t>Loss</w:t>
+            </w:r>
+            <w:r>
+              <w:rPr>
+                <w:rFonts w:hint="default" w:ascii="苹方 中等" w:hAnsi="苹方 中等" w:eastAsia="苹方 中等" w:cs="苹方 中等"/>
+                <w:b w:val="0"/>
+                <w:color w:val="auto"/>
+                <w:sz w:val="20"/>
+                <w:u w:color="auto"/>
+                <w:lang w:val="en-US" w:eastAsia="zh-CN"/>
+              </w:rPr>
+              <w:t>’</w:t>
+            </w:r>
+            <w:r>
+              <w:rPr>
+                <w:rFonts w:hint="eastAsia" w:ascii="苹方 中等" w:hAnsi="苹方 中等" w:eastAsia="苹方 中等" w:cs="苹方 中等"/>
+                <w:b w:val="0"/>
+                <w:color w:val="auto"/>
+                <w:sz w:val="20"/>
+                <w:u w:color="auto"/>
+                <w:lang w:val="en-US" w:eastAsia="zh-CN"/>
+              </w:rPr>
+              <w:t xml:space="preserve">in tip.ori_variant </w:t>
+            </w:r>
+            <w:r>
+              <w:rPr>
+                <w:rFonts w:hint="default" w:ascii="苹方 中等" w:hAnsi="苹方 中等" w:eastAsia="苹方 中等" w:cs="苹方 中等"/>
+                <w:b w:val="0"/>
+                <w:color w:val="auto"/>
+                <w:sz w:val="20"/>
+                <w:u w:color="auto"/>
+                <w:lang w:val="en-US" w:eastAsia="zh-CN"/>
+              </w:rPr>
+              <w:t>%}</w:t>
             </w:r>
             <w:r>
               <w:rPr>
@@ -5777,7 +5843,73 @@
                 <w:u w:color="auto"/>
                 <w:lang w:val="en-US" w:eastAsia="zh-CN"/>
               </w:rPr>
-              <w:t xml:space="preserve"> %}</w:t>
+              <w:t xml:space="preserve"> </w:t>
+            </w:r>
+            <w:r>
+              <w:rPr>
+                <w:rFonts w:hint="eastAsia" w:ascii="苹方 中等" w:hAnsi="苹方 中等" w:eastAsia="苹方 中等" w:cs="苹方 中等"/>
+                <w:b w:val="0"/>
+                <w:color w:val="auto"/>
+                <w:sz w:val="20"/>
+                <w:u w:color="auto"/>
+                <w:lang w:val="en-US" w:eastAsia="zh-CN"/>
+              </w:rPr>
+              <w:t xml:space="preserve">or </w:t>
+            </w:r>
+            <w:r>
+              <w:rPr>
+                <w:rFonts w:hint="default" w:ascii="苹方 中等" w:hAnsi="苹方 中等" w:eastAsia="苹方 中等" w:cs="苹方 中等"/>
+                <w:b w:val="0"/>
+                <w:color w:val="auto"/>
+                <w:sz w:val="20"/>
+                <w:u w:color="auto"/>
+                <w:lang w:val="en-US" w:eastAsia="zh-CN"/>
+              </w:rPr>
+              <w:t>‘</w:t>
+            </w:r>
+            <w:r>
+              <w:rPr>
+                <w:rFonts w:hint="eastAsia" w:ascii="苹方 中等" w:hAnsi="苹方 中等" w:eastAsia="苹方 中等" w:cs="苹方 中等"/>
+                <w:b w:val="0"/>
+                <w:color w:val="auto"/>
+                <w:sz w:val="20"/>
+                <w:u w:color="auto"/>
+                <w:lang w:val="en-US" w:eastAsia="zh-CN"/>
+              </w:rPr>
+              <w:t>Loss</w:t>
+            </w:r>
+            <w:r>
+              <w:rPr>
+                <w:rFonts w:hint="default" w:ascii="苹方 中等" w:hAnsi="苹方 中等" w:eastAsia="苹方 中等" w:cs="苹方 中等"/>
+                <w:b w:val="0"/>
+                <w:color w:val="auto"/>
+                <w:sz w:val="20"/>
+                <w:u w:color="auto"/>
+                <w:lang w:val="en-US" w:eastAsia="zh-CN"/>
+              </w:rPr>
+              <w:t>’</w:t>
+            </w:r>
+            <w:r>
+              <w:rPr>
+                <w:rFonts w:hint="eastAsia" w:ascii="苹方 中等" w:hAnsi="苹方 中等" w:eastAsia="苹方 中等" w:cs="苹方 中等"/>
+                <w:b w:val="0"/>
+                <w:color w:val="auto"/>
+                <w:sz w:val="20"/>
+                <w:u w:color="auto"/>
+                <w:lang w:val="en-US" w:eastAsia="zh-CN"/>
+              </w:rPr>
+              <w:t xml:space="preserve">in tip.ori_variant </w:t>
+            </w:r>
+            <w:r>
+              <w:rPr>
+                <w:rFonts w:hint="default" w:ascii="苹方 中等" w:hAnsi="苹方 中等" w:eastAsia="苹方 中等" w:cs="苹方 中等"/>
+                <w:b w:val="0"/>
+                <w:color w:val="auto"/>
+                <w:sz w:val="20"/>
+                <w:u w:color="auto"/>
+                <w:lang w:val="en-US" w:eastAsia="zh-CN"/>
+              </w:rPr>
+              <w:t>%}</w:t>
             </w:r>
             <w:r>
               <w:rPr>
@@ -10331,8 +10463,10 @@
           <w:szCs w:val="21"/>
           <w:lang w:val="en-US" w:eastAsia="zh-CN"/>
         </w:rPr>
-        <w:t>扩增</w:t>
+        <w:t>拷贝数变异</w:t>
       </w:r>
+      <w:bookmarkStart w:id="2" w:name="_GoBack"/>
+      <w:bookmarkEnd w:id="2"/>
       <w:r>
         <w:rPr>
           <w:rFonts w:hint="eastAsia" w:ascii="苹方 中等" w:hAnsi="苹方 中等" w:eastAsia="苹方 中等" w:cs="苹方 中等"/>
@@ -12035,12 +12169,6 @@
             <w:insideH w:val="dotted" w:color="45A3A7" w:sz="4" w:space="0"/>
             <w:insideV w:val="dotted" w:color="45A3A7" w:sz="4" w:space="0"/>
           </w:tblBorders>
-          <w:tblCellMar>
-            <w:top w:w="0" w:type="dxa"/>
-            <w:left w:w="108" w:type="dxa"/>
-            <w:bottom w:w="0" w:type="dxa"/>
-            <w:right w:w="108" w:type="dxa"/>
-          </w:tblCellMar>
         </w:tblPrEx>
         <w:trPr>
           <w:trHeight w:val="417" w:hRule="atLeast"/>
@@ -15539,12 +15667,6 @@
             <w:insideH w:val="dotted" w:color="45A3A7" w:sz="4" w:space="0"/>
             <w:insideV w:val="dotted" w:color="45A3A7" w:sz="4" w:space="0"/>
           </w:tblBorders>
-          <w:tblCellMar>
-            <w:top w:w="0" w:type="dxa"/>
-            <w:left w:w="108" w:type="dxa"/>
-            <w:bottom w:w="0" w:type="dxa"/>
-            <w:right w:w="108" w:type="dxa"/>
-          </w:tblCellMar>
         </w:tblPrEx>
         <w:trPr>
           <w:trHeight w:val="420" w:hRule="atLeast"/>
@@ -16651,8 +16773,6 @@
         </w:rPr>
         <w:t>1</w:t>
       </w:r>
-      <w:bookmarkStart w:id="2" w:name="_GoBack"/>
-      <w:bookmarkEnd w:id="2"/>
       <w:r>
         <w:rPr>
           <w:rFonts w:hint="eastAsia" w:ascii="Times New Roman" w:hAnsi="Times New Roman" w:eastAsia="微软雅黑" w:cs="Times New Roman"/>
@@ -23735,6 +23855,12 @@
             <w:insideH w:val="none" w:color="auto" w:sz="0" w:space="0"/>
             <w:insideV w:val="none" w:color="auto" w:sz="0" w:space="0"/>
           </w:tblBorders>
+          <w:tblCellMar>
+            <w:top w:w="0" w:type="dxa"/>
+            <w:left w:w="113" w:type="dxa"/>
+            <w:bottom w:w="0" w:type="dxa"/>
+            <w:right w:w="113" w:type="dxa"/>
+          </w:tblCellMar>
         </w:tblPrEx>
         <w:trPr>
           <w:trHeight w:val="1984" w:hRule="atLeast"/>
@@ -29563,7 +29689,7 @@
                 </mc:Choice>
                 <mc:Fallback>
                   <w:pict>
-                    <v:group id="_x0000_s1026" o:spid="_x0000_s1026" o:spt="203" style="position:absolute;left:0pt;margin-left:0.6pt;margin-top:-37.8pt;height:113.6pt;width:240.8pt;z-index:251678720;mso-width-relative:page;mso-height-relative:page;" coordorigin="19211,18842" coordsize="4816,2272" o:gfxdata="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">
+                    <v:group id="_x0000_s1026" o:spid="_x0000_s1026" o:spt="203" style="position:absolute;left:0pt;margin-left:0.6pt;margin-top:-37.8pt;height:113.6pt;width:240.8pt;z-index:251678720;mso-width-relative:page;mso-height-relative:page;" coordorigin="19211,18842" coordsize="4816,2272" o:gfxdata="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">
                       <o:lock v:ext="edit" aspectratio="f"/>
                       <v:group id="组合 6" o:spid="_x0000_s1026" o:spt="203" style="position:absolute;left:19211;top:18842;height:2273;width:4816;" coordorigin="19199,18902" coordsize="4816,2273" o:gfxdata="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">
                         <o:lock v:ext="edit" aspectratio="f"/>
@@ -30123,7 +30249,7 @@
                 </mc:Choice>
                 <mc:Fallback>
                   <w:pict>
-                    <v:group id="_x0000_s1026" o:spid="_x0000_s1026" o:spt="203" style="position:absolute;left:0pt;margin-left:0pt;margin-top:-29.2pt;height:113.65pt;width:246.8pt;z-index:251679744;mso-width-relative:page;mso-height-relative:page;" coordorigin="19199,20810" coordsize="4936,2273" o:gfxdata="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">
+                    <v:group id="_x0000_s1026" o:spid="_x0000_s1026" o:spt="203" style="position:absolute;left:0pt;margin-left:0pt;margin-top:-29.2pt;height:113.65pt;width:246.8pt;z-index:251679744;mso-width-relative:page;mso-height-relative:page;" coordorigin="19199,20810" coordsize="4936,2273" o:gfxdata="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">
                       <o:lock v:ext="edit" aspectratio="f"/>
                       <v:group id="组合 23" o:spid="_x0000_s1026" o:spt="203" style="position:absolute;left:19199;top:20810;height:2273;width:4936;" coordorigin="19199,20810" coordsize="4936,2273" o:gfxdata="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">
                         <o:lock v:ext="edit" aspectratio="f"/>
